--- a/Chương 123 đồ án tốt nghiệp.docx
+++ b/Chương 123 đồ án tốt nghiệp.docx
@@ -4874,413 +4874,741 @@
     <w:p>
       <w:pPr>
         <w:spacing w:line="360" w:lineRule="auto"/>
-        <w:rPr>
-          <w:rFonts w:ascii="Times New Roman" w:hAnsi="Times New Roman" w:cs="Times New Roman"/>
-          <w:b/>
-          <w:bCs/>
-          <w:sz w:val="26"/>
-          <w:szCs w:val="26"/>
-        </w:rPr>
-      </w:pPr>
-      <w:r>
-        <w:rPr>
-          <w:rFonts w:ascii="Times New Roman" w:hAnsi="Times New Roman" w:cs="Times New Roman"/>
-          <w:b/>
-          <w:bCs/>
-          <w:sz w:val="26"/>
-          <w:szCs w:val="26"/>
+        <w:jc w:val="center"/>
+        <w:rPr>
+          <w:rFonts w:ascii="Times New Roman" w:hAnsi="Times New Roman" w:cs="Times New Roman"/>
+          <w:b/>
+          <w:bCs/>
+          <w:sz w:val="28"/>
+          <w:szCs w:val="28"/>
+        </w:rPr>
+      </w:pPr>
+      <w:r>
+        <w:rPr>
+          <w:rFonts w:ascii="Times New Roman" w:hAnsi="Times New Roman" w:cs="Times New Roman"/>
+          <w:b/>
+          <w:bCs/>
+          <w:sz w:val="28"/>
+          <w:szCs w:val="28"/>
         </w:rPr>
         <w:lastRenderedPageBreak/>
-        <w:t>1.</w:t>
-      </w:r>
-      <w:r>
-        <w:rPr>
-          <w:rFonts w:ascii="Times New Roman" w:hAnsi="Times New Roman" w:cs="Times New Roman"/>
-          <w:b/>
-          <w:bCs/>
-          <w:sz w:val="26"/>
-          <w:szCs w:val="26"/>
-        </w:rPr>
-        <w:t>4</w:t>
-      </w:r>
-      <w:r>
-        <w:rPr>
-          <w:rFonts w:ascii="Times New Roman" w:hAnsi="Times New Roman" w:cs="Times New Roman"/>
-          <w:b/>
-          <w:bCs/>
-          <w:sz w:val="26"/>
-          <w:szCs w:val="26"/>
-        </w:rPr>
-        <w:t>. Nội dung và phạm vi nghiên cứu</w:t>
-      </w:r>
-    </w:p>
-    <w:p>
-      <w:pPr>
-        <w:spacing w:line="360" w:lineRule="auto"/>
-        <w:rPr>
-          <w:rFonts w:ascii="Times New Roman" w:hAnsi="Times New Roman" w:cs="Times New Roman"/>
-          <w:sz w:val="26"/>
-          <w:szCs w:val="26"/>
-        </w:rPr>
-      </w:pPr>
-      <w:r>
-        <w:rPr>
-          <w:rFonts w:ascii="Times New Roman" w:hAnsi="Times New Roman" w:cs="Times New Roman"/>
-          <w:sz w:val="26"/>
-          <w:szCs w:val="26"/>
-        </w:rPr>
-        <w:t>Nội dung nghiên cứu của đề tài tập trung vào việc phân tích, thiết kế và</w:t>
-      </w:r>
-    </w:p>
-    <w:p>
-      <w:pPr>
-        <w:spacing w:line="360" w:lineRule="auto"/>
-        <w:rPr>
-          <w:rFonts w:ascii="Times New Roman" w:hAnsi="Times New Roman" w:cs="Times New Roman"/>
-          <w:sz w:val="26"/>
-          <w:szCs w:val="26"/>
-        </w:rPr>
-      </w:pPr>
-      <w:r>
-        <w:rPr>
-          <w:rFonts w:ascii="Times New Roman" w:hAnsi="Times New Roman" w:cs="Times New Roman"/>
-          <w:sz w:val="26"/>
-          <w:szCs w:val="26"/>
-        </w:rPr>
-        <w:t xml:space="preserve">xây dựng hệ thống quản lý đồ án với các </w:t>
-      </w:r>
-      <w:r>
-        <w:rPr>
-          <w:rFonts w:ascii="Times New Roman" w:hAnsi="Times New Roman" w:cs="Times New Roman"/>
-          <w:sz w:val="26"/>
-          <w:szCs w:val="26"/>
-        </w:rPr>
-        <w:t xml:space="preserve">giao diện </w:t>
-      </w:r>
-      <w:r>
-        <w:rPr>
-          <w:rFonts w:ascii="Times New Roman" w:hAnsi="Times New Roman" w:cs="Times New Roman"/>
-          <w:sz w:val="26"/>
-          <w:szCs w:val="26"/>
-        </w:rPr>
-        <w:t>chức năng chính sau:</w:t>
-      </w:r>
-    </w:p>
-    <w:p>
-      <w:pPr>
-        <w:spacing w:line="360" w:lineRule="auto"/>
-        <w:rPr>
-          <w:rFonts w:ascii="Times New Roman" w:hAnsi="Times New Roman" w:cs="Times New Roman"/>
-          <w:b/>
-          <w:bCs/>
-          <w:sz w:val="26"/>
-          <w:szCs w:val="26"/>
-        </w:rPr>
-      </w:pPr>
-      <w:r>
-        <w:rPr>
-          <w:rFonts w:ascii="Times New Roman" w:hAnsi="Times New Roman" w:cs="Times New Roman"/>
-          <w:b/>
-          <w:bCs/>
-          <w:sz w:val="26"/>
-          <w:szCs w:val="26"/>
-        </w:rPr>
-        <w:t>- Quản lý tài khoản người dùng:</w:t>
-      </w:r>
-    </w:p>
-    <w:p>
-      <w:pPr>
-        <w:spacing w:line="360" w:lineRule="auto"/>
-        <w:rPr>
-          <w:rFonts w:ascii="Times New Roman" w:hAnsi="Times New Roman" w:cs="Times New Roman"/>
-          <w:sz w:val="26"/>
-          <w:szCs w:val="26"/>
-        </w:rPr>
-      </w:pPr>
-      <w:r>
-        <w:rPr>
-          <w:rFonts w:ascii="Times New Roman" w:hAnsi="Times New Roman" w:cs="Times New Roman"/>
-          <w:sz w:val="26"/>
-          <w:szCs w:val="26"/>
-        </w:rPr>
-        <w:t xml:space="preserve">+ Phát triển </w:t>
-      </w:r>
-      <w:r>
-        <w:rPr>
-          <w:rFonts w:ascii="Times New Roman" w:hAnsi="Times New Roman" w:cs="Times New Roman"/>
-          <w:sz w:val="26"/>
-          <w:szCs w:val="26"/>
-        </w:rPr>
-        <w:t xml:space="preserve">giao diện </w:t>
-      </w:r>
-      <w:r>
-        <w:rPr>
-          <w:rFonts w:ascii="Times New Roman" w:hAnsi="Times New Roman" w:cs="Times New Roman"/>
-          <w:sz w:val="26"/>
-          <w:szCs w:val="26"/>
-        </w:rPr>
-        <w:t>tính năng đăng nhập/đăng xuất, đảm bảo người dùng có thể</w:t>
-      </w:r>
-    </w:p>
-    <w:p>
-      <w:pPr>
-        <w:spacing w:line="360" w:lineRule="auto"/>
-        <w:rPr>
-          <w:rFonts w:ascii="Times New Roman" w:hAnsi="Times New Roman" w:cs="Times New Roman"/>
-          <w:sz w:val="26"/>
-          <w:szCs w:val="26"/>
-        </w:rPr>
-      </w:pPr>
-      <w:r>
-        <w:rPr>
-          <w:rFonts w:ascii="Times New Roman" w:hAnsi="Times New Roman" w:cs="Times New Roman"/>
-          <w:sz w:val="26"/>
-          <w:szCs w:val="26"/>
-        </w:rPr>
-        <w:t>truy cập hệ thống an toàn.</w:t>
-      </w:r>
-    </w:p>
-    <w:p>
-      <w:pPr>
-        <w:spacing w:line="360" w:lineRule="auto"/>
-        <w:rPr>
-          <w:rFonts w:ascii="Times New Roman" w:hAnsi="Times New Roman" w:cs="Times New Roman"/>
-          <w:b/>
-          <w:bCs/>
-          <w:sz w:val="26"/>
-          <w:szCs w:val="26"/>
-        </w:rPr>
-      </w:pPr>
-      <w:r>
-        <w:rPr>
-          <w:rFonts w:ascii="Times New Roman" w:hAnsi="Times New Roman" w:cs="Times New Roman"/>
-          <w:b/>
-          <w:bCs/>
-          <w:sz w:val="26"/>
-          <w:szCs w:val="26"/>
-        </w:rPr>
-        <w:t>- Phân quyền theo vai trò:</w:t>
-      </w:r>
-    </w:p>
-    <w:p>
-      <w:pPr>
-        <w:pStyle w:val="oancuaDanhsach"/>
+        <w:t xml:space="preserve">CHƯƠNG </w:t>
+      </w:r>
+      <w:r>
+        <w:rPr>
+          <w:rFonts w:ascii="Times New Roman" w:hAnsi="Times New Roman" w:cs="Times New Roman"/>
+          <w:b/>
+          <w:bCs/>
+          <w:sz w:val="28"/>
+          <w:szCs w:val="28"/>
+        </w:rPr>
+        <w:t>I</w:t>
+      </w:r>
+      <w:r>
+        <w:rPr>
+          <w:rFonts w:ascii="Times New Roman" w:hAnsi="Times New Roman" w:cs="Times New Roman"/>
+          <w:b/>
+          <w:bCs/>
+          <w:sz w:val="28"/>
+          <w:szCs w:val="28"/>
+        </w:rPr>
+        <w:t>I.</w:t>
+      </w:r>
+      <w:r>
+        <w:rPr>
+          <w:rFonts w:ascii="Times New Roman" w:hAnsi="Times New Roman" w:cs="Times New Roman"/>
+          <w:b/>
+          <w:bCs/>
+          <w:sz w:val="28"/>
+          <w:szCs w:val="28"/>
+        </w:rPr>
+        <w:t xml:space="preserve"> TỔNG HỢP,</w:t>
+      </w:r>
+      <w:r>
+        <w:rPr>
+          <w:rFonts w:ascii="Times New Roman" w:hAnsi="Times New Roman" w:cs="Times New Roman"/>
+          <w:b/>
+          <w:bCs/>
+          <w:sz w:val="28"/>
+          <w:szCs w:val="28"/>
+        </w:rPr>
+        <w:t xml:space="preserve"> </w:t>
+      </w:r>
+      <w:r>
+        <w:rPr>
+          <w:rFonts w:ascii="Times New Roman" w:hAnsi="Times New Roman" w:cs="Times New Roman"/>
+          <w:b/>
+          <w:bCs/>
+          <w:sz w:val="28"/>
+          <w:szCs w:val="28"/>
+        </w:rPr>
+        <w:t>PHÂN TÍCH VÀ ĐÁNH GIÁ THỰC TẾ</w:t>
+      </w:r>
+    </w:p>
+    <w:p>
+      <w:pPr>
+        <w:spacing w:line="360" w:lineRule="auto"/>
+        <w:rPr>
+          <w:rFonts w:ascii="Times New Roman" w:hAnsi="Times New Roman" w:cs="Times New Roman"/>
+          <w:b/>
+          <w:bCs/>
+          <w:sz w:val="28"/>
+          <w:szCs w:val="28"/>
+        </w:rPr>
+      </w:pPr>
+      <w:r>
+        <w:rPr>
+          <w:rFonts w:ascii="Times New Roman" w:hAnsi="Times New Roman" w:cs="Times New Roman"/>
+          <w:b/>
+          <w:bCs/>
+          <w:sz w:val="28"/>
+          <w:szCs w:val="28"/>
+        </w:rPr>
+        <w:t>2.1. Tổng hợp và thu thập dữ liệu</w:t>
+      </w:r>
+    </w:p>
+    <w:p>
+      <w:pPr>
+        <w:spacing w:line="360" w:lineRule="auto"/>
+        <w:rPr>
+          <w:rFonts w:ascii="Times New Roman" w:hAnsi="Times New Roman" w:cs="Times New Roman"/>
+          <w:b/>
+          <w:bCs/>
+          <w:sz w:val="28"/>
+          <w:szCs w:val="28"/>
+        </w:rPr>
+      </w:pPr>
+      <w:r>
+        <w:rPr>
+          <w:rFonts w:ascii="Times New Roman" w:hAnsi="Times New Roman" w:cs="Times New Roman"/>
+          <w:b/>
+          <w:bCs/>
+          <w:sz w:val="28"/>
+          <w:szCs w:val="28"/>
+        </w:rPr>
+        <w:t>2.2. Phân tích dữ liệu</w:t>
+      </w:r>
+    </w:p>
+    <w:p>
+      <w:pPr>
+        <w:spacing w:line="360" w:lineRule="auto"/>
+        <w:rPr>
+          <w:rFonts w:ascii="Times New Roman" w:hAnsi="Times New Roman" w:cs="Times New Roman"/>
+          <w:b/>
+          <w:bCs/>
+          <w:sz w:val="28"/>
+          <w:szCs w:val="28"/>
+        </w:rPr>
+      </w:pPr>
+      <w:r>
+        <w:rPr>
+          <w:rFonts w:ascii="Times New Roman" w:hAnsi="Times New Roman" w:cs="Times New Roman"/>
+          <w:b/>
+          <w:bCs/>
+          <w:sz w:val="28"/>
+          <w:szCs w:val="28"/>
+        </w:rPr>
+        <w:t>2.2.1. Người dùng</w:t>
+      </w:r>
+    </w:p>
+    <w:p>
+      <w:pPr>
+        <w:spacing w:line="360" w:lineRule="auto"/>
+        <w:rPr>
+          <w:rFonts w:ascii="Times New Roman" w:hAnsi="Times New Roman" w:cs="Times New Roman"/>
+          <w:b/>
+          <w:bCs/>
+          <w:sz w:val="28"/>
+          <w:szCs w:val="28"/>
+        </w:rPr>
+      </w:pPr>
+      <w:r>
+        <w:rPr>
+          <w:rFonts w:ascii="Times New Roman" w:hAnsi="Times New Roman" w:cs="Times New Roman"/>
+          <w:b/>
+          <w:bCs/>
+          <w:sz w:val="28"/>
+          <w:szCs w:val="28"/>
+        </w:rPr>
+        <w:t>2.2.2. Yêu cầu chức năng</w:t>
+      </w:r>
+    </w:p>
+    <w:p>
+      <w:pPr>
+        <w:spacing w:line="360" w:lineRule="auto"/>
+        <w:rPr>
+          <w:rFonts w:ascii="Times New Roman" w:hAnsi="Times New Roman" w:cs="Times New Roman"/>
+          <w:b/>
+          <w:bCs/>
+          <w:sz w:val="28"/>
+          <w:szCs w:val="28"/>
+        </w:rPr>
+      </w:pPr>
+      <w:r>
+        <w:rPr>
+          <w:rFonts w:ascii="Times New Roman" w:hAnsi="Times New Roman" w:cs="Times New Roman"/>
+          <w:b/>
+          <w:bCs/>
+          <w:sz w:val="28"/>
+          <w:szCs w:val="28"/>
+        </w:rPr>
+        <w:t>2.2.3 Yêu cầu phi chức năng</w:t>
+      </w:r>
+    </w:p>
+    <w:p>
+      <w:pPr>
+        <w:spacing w:line="360" w:lineRule="auto"/>
+        <w:rPr>
+          <w:rFonts w:ascii="Times New Roman" w:hAnsi="Times New Roman" w:cs="Times New Roman"/>
+          <w:b/>
+          <w:bCs/>
+          <w:sz w:val="28"/>
+          <w:szCs w:val="28"/>
+        </w:rPr>
+      </w:pPr>
+    </w:p>
+    <w:p>
+      <w:pPr>
+        <w:spacing w:line="360" w:lineRule="auto"/>
+        <w:rPr>
+          <w:rFonts w:ascii="Times New Roman" w:hAnsi="Times New Roman" w:cs="Times New Roman"/>
+          <w:b/>
+          <w:bCs/>
+          <w:sz w:val="28"/>
+          <w:szCs w:val="28"/>
+        </w:rPr>
+      </w:pPr>
+      <w:r>
+        <w:rPr>
+          <w:rFonts w:ascii="Times New Roman" w:hAnsi="Times New Roman" w:cs="Times New Roman"/>
+          <w:b/>
+          <w:bCs/>
+          <w:sz w:val="28"/>
+          <w:szCs w:val="28"/>
+        </w:rPr>
+        <w:t>2.1. Tổng hợp và thu thập dữ liệu</w:t>
+      </w:r>
+    </w:p>
+    <w:p>
+      <w:pPr>
+        <w:spacing w:line="360" w:lineRule="auto"/>
+        <w:rPr>
+          <w:rFonts w:ascii="Times New Roman" w:hAnsi="Times New Roman" w:cs="Times New Roman"/>
+          <w:sz w:val="28"/>
+          <w:szCs w:val="28"/>
+        </w:rPr>
+      </w:pPr>
+      <w:r>
+        <w:rPr>
+          <w:rFonts w:ascii="Times New Roman" w:hAnsi="Times New Roman" w:cs="Times New Roman"/>
+          <w:sz w:val="28"/>
+          <w:szCs w:val="28"/>
+        </w:rPr>
+        <w:t xml:space="preserve">Trong quá trình </w:t>
+      </w:r>
+      <w:r>
+        <w:rPr>
+          <w:rFonts w:ascii="Times New Roman" w:hAnsi="Times New Roman" w:cs="Times New Roman"/>
+          <w:sz w:val="28"/>
+          <w:szCs w:val="28"/>
+        </w:rPr>
+        <w:t xml:space="preserve">khảo sát thực tế để </w:t>
+      </w:r>
+      <w:r>
+        <w:rPr>
+          <w:rFonts w:ascii="Times New Roman" w:hAnsi="Times New Roman" w:cs="Times New Roman"/>
+          <w:sz w:val="28"/>
+          <w:szCs w:val="28"/>
+        </w:rPr>
+        <w:t>thực hiện đề tài, để đảm bảo hệ thống được xây dựng sát với thực t</w:t>
+      </w:r>
+      <w:r>
+        <w:rPr>
+          <w:rFonts w:ascii="Times New Roman" w:hAnsi="Times New Roman" w:cs="Times New Roman"/>
+          <w:sz w:val="28"/>
+          <w:szCs w:val="28"/>
+        </w:rPr>
+        <w:t>ế</w:t>
+      </w:r>
+      <w:r>
+        <w:rPr>
+          <w:rFonts w:ascii="Times New Roman" w:hAnsi="Times New Roman" w:cs="Times New Roman"/>
+          <w:sz w:val="28"/>
+          <w:szCs w:val="28"/>
+        </w:rPr>
+        <w:t xml:space="preserve"> vận hành</w:t>
+      </w:r>
+      <w:r>
+        <w:rPr>
+          <w:rFonts w:ascii="Times New Roman" w:hAnsi="Times New Roman" w:cs="Times New Roman"/>
+          <w:sz w:val="28"/>
+          <w:szCs w:val="28"/>
+        </w:rPr>
+        <w:t xml:space="preserve"> khách sạn</w:t>
+      </w:r>
+      <w:r>
+        <w:rPr>
+          <w:rFonts w:ascii="Times New Roman" w:hAnsi="Times New Roman" w:cs="Times New Roman"/>
+          <w:sz w:val="28"/>
+          <w:szCs w:val="28"/>
+        </w:rPr>
+        <w:t>, em đã tiến hành thu thập thông tin từ nhiều nguồn khác nhau bao gồm</w:t>
+      </w:r>
+      <w:r>
+        <w:rPr>
+          <w:rFonts w:ascii="Times New Roman" w:hAnsi="Times New Roman" w:cs="Times New Roman"/>
+          <w:sz w:val="28"/>
+          <w:szCs w:val="28"/>
+        </w:rPr>
+        <w:t>:</w:t>
+      </w:r>
+      <w:r>
+        <w:rPr>
+          <w:rFonts w:ascii="Times New Roman" w:hAnsi="Times New Roman" w:cs="Times New Roman"/>
+          <w:sz w:val="28"/>
+          <w:szCs w:val="28"/>
+        </w:rPr>
+        <w:t xml:space="preserve"> khảo sát trực tiếp quy trình làm việc tại một số cơ sở lưu trú</w:t>
+      </w:r>
+      <w:r>
+        <w:rPr>
+          <w:rFonts w:ascii="Times New Roman" w:hAnsi="Times New Roman" w:cs="Times New Roman"/>
+          <w:sz w:val="28"/>
+          <w:szCs w:val="28"/>
+        </w:rPr>
+        <w:t xml:space="preserve"> khách sạn</w:t>
+      </w:r>
+      <w:r>
+        <w:rPr>
+          <w:rFonts w:ascii="Times New Roman" w:hAnsi="Times New Roman" w:cs="Times New Roman"/>
+          <w:sz w:val="28"/>
+          <w:szCs w:val="28"/>
+        </w:rPr>
+        <w:t xml:space="preserve"> vừa và nhỏ, tham khảo các tài liệu kỹ thuật về hệ thống quản lý khách sạn và </w:t>
+      </w:r>
+      <w:r>
+        <w:rPr>
+          <w:rFonts w:ascii="Times New Roman" w:hAnsi="Times New Roman" w:cs="Times New Roman"/>
+          <w:sz w:val="28"/>
+          <w:szCs w:val="28"/>
+        </w:rPr>
+        <w:t xml:space="preserve">xem xét </w:t>
+      </w:r>
+      <w:r>
+        <w:rPr>
+          <w:rFonts w:ascii="Times New Roman" w:hAnsi="Times New Roman" w:cs="Times New Roman"/>
+          <w:sz w:val="28"/>
+          <w:szCs w:val="28"/>
+        </w:rPr>
+        <w:t>phân tích các nền tảng đặt phòng trực tuyến hiện có.</w:t>
+      </w:r>
+    </w:p>
+    <w:p>
+      <w:pPr>
+        <w:spacing w:line="360" w:lineRule="auto"/>
+        <w:rPr>
+          <w:rFonts w:ascii="Times New Roman" w:hAnsi="Times New Roman" w:cs="Times New Roman"/>
+          <w:sz w:val="28"/>
+          <w:szCs w:val="28"/>
+        </w:rPr>
+      </w:pPr>
+      <w:r>
+        <w:rPr>
+          <w:rFonts w:ascii="Times New Roman" w:hAnsi="Times New Roman" w:cs="Times New Roman"/>
+          <w:sz w:val="28"/>
+          <w:szCs w:val="28"/>
+        </w:rPr>
+        <w:t xml:space="preserve">Kết quả </w:t>
+      </w:r>
+      <w:r>
+        <w:rPr>
+          <w:rFonts w:ascii="Times New Roman" w:hAnsi="Times New Roman" w:cs="Times New Roman"/>
+          <w:sz w:val="28"/>
+          <w:szCs w:val="28"/>
+        </w:rPr>
+        <w:t>thu lại</w:t>
+      </w:r>
+      <w:r>
+        <w:rPr>
+          <w:rFonts w:ascii="Times New Roman" w:hAnsi="Times New Roman" w:cs="Times New Roman"/>
+          <w:sz w:val="28"/>
+          <w:szCs w:val="28"/>
+        </w:rPr>
+        <w:t xml:space="preserve"> cho thấy phần lớn các khách sạn nhỏ</w:t>
+      </w:r>
+      <w:r>
+        <w:rPr>
+          <w:rFonts w:ascii="Times New Roman" w:hAnsi="Times New Roman" w:cs="Times New Roman"/>
+          <w:sz w:val="28"/>
+          <w:szCs w:val="28"/>
+        </w:rPr>
+        <w:t xml:space="preserve"> và vừa</w:t>
+      </w:r>
+      <w:r>
+        <w:rPr>
+          <w:rFonts w:ascii="Times New Roman" w:hAnsi="Times New Roman" w:cs="Times New Roman"/>
+          <w:sz w:val="28"/>
+          <w:szCs w:val="28"/>
+        </w:rPr>
+        <w:t xml:space="preserve"> hiện nay</w:t>
+      </w:r>
+      <w:r>
+        <w:rPr>
+          <w:rFonts w:ascii="Times New Roman" w:hAnsi="Times New Roman" w:cs="Times New Roman"/>
+          <w:sz w:val="28"/>
+          <w:szCs w:val="28"/>
+        </w:rPr>
+        <w:t xml:space="preserve"> chưa thực hiện quản lý hoặc</w:t>
+      </w:r>
+      <w:r>
+        <w:rPr>
+          <w:rFonts w:ascii="Times New Roman" w:hAnsi="Times New Roman" w:cs="Times New Roman"/>
+          <w:sz w:val="28"/>
+          <w:szCs w:val="28"/>
+        </w:rPr>
+        <w:t xml:space="preserve"> vẫn đang sử dụng phương thức quản lý thủ công thông</w:t>
+      </w:r>
+      <w:r>
+        <w:rPr>
+          <w:rFonts w:ascii="Times New Roman" w:hAnsi="Times New Roman" w:cs="Times New Roman"/>
+          <w:sz w:val="28"/>
+          <w:szCs w:val="28"/>
+        </w:rPr>
+        <w:t xml:space="preserve"> kém hiệu quả thông</w:t>
+      </w:r>
+      <w:r>
+        <w:rPr>
+          <w:rFonts w:ascii="Times New Roman" w:hAnsi="Times New Roman" w:cs="Times New Roman"/>
+          <w:sz w:val="28"/>
+          <w:szCs w:val="28"/>
+        </w:rPr>
+        <w:t xml:space="preserve"> qua sổ sách hoặc bảng tính Excel để theo dõi tình trạng phòng và ghi nhận thông tin khách. Điều này dẫn đến một số vấn đề nổi bật trong thực tiễn vận hành:</w:t>
+      </w:r>
+    </w:p>
+    <w:p>
+      <w:pPr>
         <w:numPr>
           <w:ilvl w:val="0"/>
-          <w:numId w:val="6"/>
+          <w:numId w:val="22"/>
         </w:numPr>
         <w:spacing w:line="360" w:lineRule="auto"/>
         <w:rPr>
           <w:rFonts w:ascii="Times New Roman" w:hAnsi="Times New Roman" w:cs="Times New Roman"/>
-          <w:sz w:val="26"/>
-          <w:szCs w:val="26"/>
-        </w:rPr>
-      </w:pPr>
-      <w:r>
-        <w:rPr>
-          <w:rFonts w:ascii="Times New Roman" w:hAnsi="Times New Roman" w:cs="Times New Roman"/>
-          <w:sz w:val="26"/>
-          <w:szCs w:val="26"/>
-        </w:rPr>
-        <w:t>Khách hàng: Tương tác với giao diện cho khách hàng ‘xem thông tin,đặt phòng,xem phòng đã đặt,đánh giá’</w:t>
-      </w:r>
-    </w:p>
-    <w:p>
-      <w:pPr>
-        <w:pStyle w:val="oancuaDanhsach"/>
+          <w:sz w:val="28"/>
+          <w:szCs w:val="28"/>
+        </w:rPr>
+      </w:pPr>
+      <w:r>
+        <w:rPr>
+          <w:rFonts w:ascii="Times New Roman" w:hAnsi="Times New Roman" w:cs="Times New Roman"/>
+          <w:sz w:val="28"/>
+          <w:szCs w:val="28"/>
+        </w:rPr>
+        <w:t xml:space="preserve">Lỗi đặt trùng phòng (Overbooking): Do </w:t>
+      </w:r>
+      <w:r>
+        <w:rPr>
+          <w:rFonts w:ascii="Times New Roman" w:hAnsi="Times New Roman" w:cs="Times New Roman"/>
+          <w:sz w:val="28"/>
+          <w:szCs w:val="28"/>
+        </w:rPr>
+        <w:t xml:space="preserve">không thể quản lý </w:t>
+      </w:r>
+      <w:r>
+        <w:rPr>
+          <w:rFonts w:ascii="Times New Roman" w:hAnsi="Times New Roman" w:cs="Times New Roman"/>
+          <w:sz w:val="28"/>
+          <w:szCs w:val="28"/>
+        </w:rPr>
+        <w:t xml:space="preserve">thông tin </w:t>
+      </w:r>
+      <w:r>
+        <w:rPr>
+          <w:rFonts w:ascii="Times New Roman" w:hAnsi="Times New Roman" w:cs="Times New Roman"/>
+          <w:sz w:val="28"/>
+          <w:szCs w:val="28"/>
+        </w:rPr>
+        <w:t>tình trạng phòng</w:t>
+      </w:r>
+      <w:r>
+        <w:rPr>
+          <w:rFonts w:ascii="Times New Roman" w:hAnsi="Times New Roman" w:cs="Times New Roman"/>
+          <w:sz w:val="28"/>
+          <w:szCs w:val="28"/>
+        </w:rPr>
+        <w:t xml:space="preserve"> theo thời gian thực, các nhân viên có thể</w:t>
+      </w:r>
+      <w:r>
+        <w:rPr>
+          <w:rFonts w:ascii="Times New Roman" w:hAnsi="Times New Roman" w:cs="Times New Roman"/>
+          <w:sz w:val="28"/>
+          <w:szCs w:val="28"/>
+        </w:rPr>
+        <w:t xml:space="preserve"> gặp sai sót trong quá trình</w:t>
+      </w:r>
+      <w:r>
+        <w:rPr>
+          <w:rFonts w:ascii="Times New Roman" w:hAnsi="Times New Roman" w:cs="Times New Roman"/>
+          <w:sz w:val="28"/>
+          <w:szCs w:val="28"/>
+        </w:rPr>
+        <w:t xml:space="preserve"> nhận đặt phòng</w:t>
+      </w:r>
+      <w:r>
+        <w:rPr>
+          <w:rFonts w:ascii="Times New Roman" w:hAnsi="Times New Roman" w:cs="Times New Roman"/>
+          <w:sz w:val="28"/>
+          <w:szCs w:val="28"/>
+        </w:rPr>
+        <w:t>,đặt</w:t>
+      </w:r>
+      <w:r>
+        <w:rPr>
+          <w:rFonts w:ascii="Times New Roman" w:hAnsi="Times New Roman" w:cs="Times New Roman"/>
+          <w:sz w:val="28"/>
+          <w:szCs w:val="28"/>
+        </w:rPr>
+        <w:t xml:space="preserve"> trùng nhau cho cùng một phòng trong cùng một thời điểm, gây ảnh hưởng nghiêm trọng đến trải nghiệm khách hàng.</w:t>
+      </w:r>
+    </w:p>
+    <w:p>
+      <w:pPr>
         <w:numPr>
           <w:ilvl w:val="0"/>
-          <w:numId w:val="6"/>
+          <w:numId w:val="22"/>
         </w:numPr>
         <w:spacing w:line="360" w:lineRule="auto"/>
         <w:rPr>
           <w:rFonts w:ascii="Times New Roman" w:hAnsi="Times New Roman" w:cs="Times New Roman"/>
-          <w:sz w:val="26"/>
-          <w:szCs w:val="26"/>
-        </w:rPr>
-      </w:pPr>
-      <w:r>
-        <w:rPr>
-          <w:rFonts w:ascii="Times New Roman" w:hAnsi="Times New Roman" w:cs="Times New Roman"/>
-          <w:sz w:val="26"/>
-          <w:szCs w:val="26"/>
-        </w:rPr>
-        <w:t>Lễ Tân/nhân viên: Tương tác với giao diện quản lý (phân quyền chức năng được dùng “xử lý đặt phòng,dịch vụ,thông tin cá nhân,check in-out,thanh toán…”)</w:t>
-      </w:r>
-    </w:p>
-    <w:p>
-      <w:pPr>
-        <w:pStyle w:val="oancuaDanhsach"/>
+          <w:sz w:val="28"/>
+          <w:szCs w:val="28"/>
+        </w:rPr>
+      </w:pPr>
+      <w:r>
+        <w:rPr>
+          <w:rFonts w:ascii="Times New Roman" w:hAnsi="Times New Roman" w:cs="Times New Roman"/>
+          <w:sz w:val="28"/>
+          <w:szCs w:val="28"/>
+        </w:rPr>
+        <w:lastRenderedPageBreak/>
+        <w:t>Thất thoát thông tin khách hàng: Việc lưu trữ phân tán, không có hệ thống tập trung khiến thông tin khách hàng dễ bị thất lạc, không thể khai thác lại cho các lần lưu trú tiếp theo hay công tác chăm sóc khách hàng</w:t>
+      </w:r>
+      <w:r>
+        <w:rPr>
+          <w:rFonts w:ascii="Times New Roman" w:hAnsi="Times New Roman" w:cs="Times New Roman"/>
+          <w:sz w:val="28"/>
+          <w:szCs w:val="28"/>
+        </w:rPr>
+        <w:t xml:space="preserve"> trong tương lai làm sụt giảm khách hàng tiềm năng hoặc giảm kì vọng của khách hàng về ưu đãi dịch vụ</w:t>
+      </w:r>
+      <w:r>
+        <w:rPr>
+          <w:rFonts w:ascii="Times New Roman" w:hAnsi="Times New Roman" w:cs="Times New Roman"/>
+          <w:sz w:val="28"/>
+          <w:szCs w:val="28"/>
+        </w:rPr>
+        <w:t>.</w:t>
+      </w:r>
+    </w:p>
+    <w:p>
+      <w:pPr>
         <w:numPr>
           <w:ilvl w:val="0"/>
-          <w:numId w:val="6"/>
+          <w:numId w:val="22"/>
         </w:numPr>
         <w:spacing w:line="360" w:lineRule="auto"/>
         <w:rPr>
           <w:rFonts w:ascii="Times New Roman" w:hAnsi="Times New Roman" w:cs="Times New Roman"/>
-          <w:sz w:val="26"/>
-          <w:szCs w:val="26"/>
-        </w:rPr>
-      </w:pPr>
-      <w:r>
-        <w:rPr>
-          <w:rFonts w:ascii="Times New Roman" w:hAnsi="Times New Roman" w:cs="Times New Roman"/>
-          <w:sz w:val="26"/>
-          <w:szCs w:val="26"/>
-        </w:rPr>
-        <w:t>Quản trị viên: Mở khoá toàn quyền toàn bộ chức năng giao diện quản lý (ngoài các chức năng của role nhân viên ra còn nâng cao,quản lý điều chỉnh phòng,thống kê doanh thu,quản lý voucher…)</w:t>
-      </w:r>
-    </w:p>
-    <w:p>
-      <w:pPr>
-        <w:spacing w:line="360" w:lineRule="auto"/>
-        <w:rPr>
-          <w:rFonts w:ascii="Times New Roman" w:hAnsi="Times New Roman" w:cs="Times New Roman"/>
-          <w:b/>
-          <w:bCs/>
-          <w:sz w:val="26"/>
-          <w:szCs w:val="26"/>
-        </w:rPr>
-      </w:pPr>
-      <w:r>
-        <w:rPr>
-          <w:rFonts w:ascii="Times New Roman" w:hAnsi="Times New Roman" w:cs="Times New Roman"/>
-          <w:b/>
-          <w:bCs/>
-          <w:sz w:val="26"/>
-          <w:szCs w:val="26"/>
-        </w:rPr>
-        <w:t>- Quản lý thông tin cá nhân:</w:t>
-      </w:r>
-    </w:p>
-    <w:p>
-      <w:pPr>
-        <w:pStyle w:val="oancuaDanhsach"/>
+          <w:sz w:val="28"/>
+          <w:szCs w:val="28"/>
+        </w:rPr>
+      </w:pPr>
+      <w:r>
+        <w:rPr>
+          <w:rFonts w:ascii="Times New Roman" w:hAnsi="Times New Roman" w:cs="Times New Roman"/>
+          <w:sz w:val="28"/>
+          <w:szCs w:val="28"/>
+        </w:rPr>
+        <w:t xml:space="preserve">Chậm trễ trong cập nhật giá phòng: Việc thay đổi giá theo mùa vụ hoặc theo chương trình khuyến mãi đòi hỏi nhân viên phải cập nhật thủ công trên nhiều </w:t>
+      </w:r>
+      <w:r>
+        <w:rPr>
+          <w:rFonts w:ascii="Times New Roman" w:hAnsi="Times New Roman" w:cs="Times New Roman"/>
+          <w:sz w:val="28"/>
+          <w:szCs w:val="28"/>
+        </w:rPr>
+        <w:t>kênh</w:t>
+      </w:r>
+      <w:r>
+        <w:rPr>
+          <w:rFonts w:ascii="Times New Roman" w:hAnsi="Times New Roman" w:cs="Times New Roman"/>
+          <w:sz w:val="28"/>
+          <w:szCs w:val="28"/>
+        </w:rPr>
+        <w:t>, dẫn đến sai lệch giữa giá niêm yết và giá thực tế.</w:t>
+      </w:r>
+    </w:p>
+    <w:p>
+      <w:pPr>
         <w:numPr>
           <w:ilvl w:val="0"/>
-          <w:numId w:val="7"/>
+          <w:numId w:val="22"/>
         </w:numPr>
         <w:spacing w:line="360" w:lineRule="auto"/>
         <w:rPr>
           <w:rFonts w:ascii="Times New Roman" w:hAnsi="Times New Roman" w:cs="Times New Roman"/>
-          <w:sz w:val="26"/>
-          <w:szCs w:val="26"/>
-        </w:rPr>
-      </w:pPr>
-      <w:r>
-        <w:rPr>
-          <w:rFonts w:ascii="Times New Roman" w:hAnsi="Times New Roman" w:cs="Times New Roman"/>
-          <w:sz w:val="26"/>
-          <w:szCs w:val="26"/>
-        </w:rPr>
-        <w:t>Xây dựng chức năng cho phép người dùng cập nhật thông tin cá</w:t>
-      </w:r>
-    </w:p>
-    <w:p>
-      <w:pPr>
-        <w:pStyle w:val="oancuaDanhsach"/>
-        <w:spacing w:line="360" w:lineRule="auto"/>
-        <w:rPr>
-          <w:rFonts w:ascii="Times New Roman" w:hAnsi="Times New Roman" w:cs="Times New Roman"/>
-          <w:sz w:val="26"/>
-          <w:szCs w:val="26"/>
-        </w:rPr>
-      </w:pPr>
-      <w:r>
-        <w:rPr>
-          <w:rFonts w:ascii="Times New Roman" w:hAnsi="Times New Roman" w:cs="Times New Roman"/>
-          <w:sz w:val="26"/>
-          <w:szCs w:val="26"/>
-        </w:rPr>
-        <w:t>nhân, bao gồm họ tên, email, số điện thoại,...</w:t>
-      </w:r>
-    </w:p>
-    <w:p>
-      <w:pPr>
-        <w:pStyle w:val="oancuaDanhsach"/>
+          <w:sz w:val="28"/>
+          <w:szCs w:val="28"/>
+        </w:rPr>
+      </w:pPr>
+      <w:r>
+        <w:rPr>
+          <w:rFonts w:ascii="Times New Roman" w:hAnsi="Times New Roman" w:cs="Times New Roman"/>
+          <w:sz w:val="28"/>
+          <w:szCs w:val="28"/>
+        </w:rPr>
+        <w:t>Khó khăn trong thống kê doanh thu: Các báo cáo doanh thu, tỷ lệ lấp đầy phòng phải tổng hợp thủ công, tốn nhiều thời gian</w:t>
+      </w:r>
+      <w:r>
+        <w:rPr>
+          <w:rFonts w:ascii="Times New Roman" w:hAnsi="Times New Roman" w:cs="Times New Roman"/>
+          <w:sz w:val="28"/>
+          <w:szCs w:val="28"/>
+        </w:rPr>
+        <w:t xml:space="preserve"> nhân lực</w:t>
+      </w:r>
+      <w:r>
+        <w:rPr>
+          <w:rFonts w:ascii="Times New Roman" w:hAnsi="Times New Roman" w:cs="Times New Roman"/>
+          <w:sz w:val="28"/>
+          <w:szCs w:val="28"/>
+        </w:rPr>
+        <w:t xml:space="preserve"> và dễ sai sót, không phục vụ tốt cho việc ra quyết định kinh doanh nhanh chóng.</w:t>
+      </w:r>
+    </w:p>
+    <w:p>
+      <w:pPr>
+        <w:spacing w:line="360" w:lineRule="auto"/>
+        <w:rPr>
+          <w:rFonts w:ascii="Times New Roman" w:hAnsi="Times New Roman" w:cs="Times New Roman"/>
+          <w:sz w:val="28"/>
+          <w:szCs w:val="28"/>
+        </w:rPr>
+      </w:pPr>
+      <w:r>
+        <w:rPr>
+          <w:rFonts w:ascii="Times New Roman" w:hAnsi="Times New Roman" w:cs="Times New Roman"/>
+          <w:sz w:val="28"/>
+          <w:szCs w:val="28"/>
+        </w:rPr>
+        <w:t>Từ những dữ liệu thu thập được, em xác định rõ bài toán cần giải quyết: xây dựng một Web-Application tập trung, tự động hóa các nghiệp vụ cốt lõi và cung cấp công cụ thống kê trực quan, thay thế hoàn toàn phương thức quản lý thủ công.</w:t>
+      </w:r>
+    </w:p>
+    <w:p>
+      <w:pPr>
+        <w:spacing w:line="360" w:lineRule="auto"/>
+        <w:rPr>
+          <w:rFonts w:ascii="Times New Roman" w:hAnsi="Times New Roman" w:cs="Times New Roman"/>
+          <w:b/>
+          <w:bCs/>
+          <w:sz w:val="28"/>
+          <w:szCs w:val="28"/>
+        </w:rPr>
+      </w:pPr>
+      <w:r>
+        <w:rPr>
+          <w:rFonts w:ascii="Times New Roman" w:hAnsi="Times New Roman" w:cs="Times New Roman"/>
+          <w:b/>
+          <w:bCs/>
+          <w:sz w:val="28"/>
+          <w:szCs w:val="28"/>
+        </w:rPr>
+        <w:t>2.2. Phân tích dữ liệu</w:t>
+      </w:r>
+    </w:p>
+    <w:p>
+      <w:pPr>
+        <w:spacing w:line="360" w:lineRule="auto"/>
+        <w:rPr>
+          <w:rFonts w:ascii="Times New Roman" w:hAnsi="Times New Roman" w:cs="Times New Roman"/>
+          <w:b/>
+          <w:bCs/>
+          <w:sz w:val="28"/>
+          <w:szCs w:val="28"/>
+        </w:rPr>
+      </w:pPr>
+      <w:r>
+        <w:rPr>
+          <w:rFonts w:ascii="Times New Roman" w:hAnsi="Times New Roman" w:cs="Times New Roman"/>
+          <w:b/>
+          <w:bCs/>
+          <w:sz w:val="28"/>
+          <w:szCs w:val="28"/>
+        </w:rPr>
+        <w:t>2.2.1. Người dùng</w:t>
+      </w:r>
+    </w:p>
+    <w:p>
+      <w:pPr>
+        <w:spacing w:line="360" w:lineRule="auto"/>
+        <w:rPr>
+          <w:rFonts w:ascii="Times New Roman" w:hAnsi="Times New Roman" w:cs="Times New Roman"/>
+          <w:sz w:val="28"/>
+          <w:szCs w:val="28"/>
+        </w:rPr>
+      </w:pPr>
+      <w:r>
+        <w:rPr>
+          <w:rFonts w:ascii="Times New Roman" w:hAnsi="Times New Roman" w:cs="Times New Roman"/>
+          <w:sz w:val="28"/>
+          <w:szCs w:val="28"/>
+        </w:rPr>
+        <w:t>Hệ thống quản lý khách sạn phục vụ ba nhóm người dùng chính với vai trò và quyền hạn khác nhau:</w:t>
+      </w:r>
+    </w:p>
+    <w:p>
+      <w:pPr>
         <w:numPr>
           <w:ilvl w:val="0"/>
-          <w:numId w:val="7"/>
+          <w:numId w:val="23"/>
         </w:numPr>
         <w:spacing w:line="360" w:lineRule="auto"/>
         <w:rPr>
           <w:rFonts w:ascii="Times New Roman" w:hAnsi="Times New Roman" w:cs="Times New Roman"/>
-          <w:sz w:val="26"/>
-          <w:szCs w:val="26"/>
-        </w:rPr>
-      </w:pPr>
-      <w:r>
-        <w:rPr>
-          <w:rFonts w:ascii="Times New Roman" w:hAnsi="Times New Roman" w:cs="Times New Roman"/>
-          <w:sz w:val="26"/>
-          <w:szCs w:val="26"/>
-        </w:rPr>
-        <w:t>Tích hợp tính năng thay đổi mật khẩu để đảm bảo bảo mật thông tin</w:t>
-      </w:r>
-    </w:p>
-    <w:p>
-      <w:pPr>
-        <w:pStyle w:val="oancuaDanhsach"/>
-        <w:spacing w:line="360" w:lineRule="auto"/>
-        <w:rPr>
-          <w:rFonts w:ascii="Times New Roman" w:hAnsi="Times New Roman" w:cs="Times New Roman"/>
-          <w:sz w:val="26"/>
-          <w:szCs w:val="26"/>
-        </w:rPr>
-      </w:pPr>
-      <w:r>
-        <w:rPr>
-          <w:rFonts w:ascii="Times New Roman" w:hAnsi="Times New Roman" w:cs="Times New Roman"/>
-          <w:sz w:val="26"/>
-          <w:szCs w:val="26"/>
-        </w:rPr>
-        <w:t>cá nhân</w:t>
-      </w:r>
-      <w:r>
-        <w:rPr>
-          <w:rFonts w:ascii="Times New Roman" w:hAnsi="Times New Roman" w:cs="Times New Roman"/>
-          <w:sz w:val="26"/>
-          <w:szCs w:val="26"/>
-        </w:rPr>
-        <w:t>,quyền lợi nếu quên mật khẩu</w:t>
-      </w:r>
-      <w:r>
-        <w:rPr>
-          <w:rFonts w:ascii="Times New Roman" w:hAnsi="Times New Roman" w:cs="Times New Roman"/>
-          <w:sz w:val="26"/>
-          <w:szCs w:val="26"/>
-        </w:rPr>
-        <w:t>.</w:t>
-      </w:r>
-    </w:p>
-    <w:p>
-      <w:pPr>
-        <w:spacing w:line="360" w:lineRule="auto"/>
-        <w:rPr>
-          <w:rFonts w:ascii="Times New Roman" w:hAnsi="Times New Roman" w:cs="Times New Roman"/>
-          <w:b/>
-          <w:bCs/>
-          <w:sz w:val="28"/>
-          <w:szCs w:val="28"/>
-        </w:rPr>
-      </w:pPr>
-      <w:r>
-        <w:rPr>
-          <w:rFonts w:ascii="Times New Roman" w:hAnsi="Times New Roman" w:cs="Times New Roman"/>
-          <w:b/>
-          <w:bCs/>
-          <w:sz w:val="28"/>
-          <w:szCs w:val="28"/>
-        </w:rPr>
-        <w:t>- Đặt phòng (khách hàng)</w:t>
-      </w:r>
-    </w:p>
-    <w:p>
-      <w:pPr>
-        <w:pStyle w:val="oancuaDanhsach"/>
+          <w:sz w:val="28"/>
+          <w:szCs w:val="28"/>
+        </w:rPr>
+      </w:pPr>
+      <w:r>
+        <w:rPr>
+          <w:rFonts w:ascii="Times New Roman" w:hAnsi="Times New Roman" w:cs="Times New Roman"/>
+          <w:sz w:val="28"/>
+          <w:szCs w:val="28"/>
+        </w:rPr>
+        <w:t>Khách hàng: Là người dùng cuối, có nhu cầu tìm kiếm thông tin khách sạn, xem danh mục phòng, thực hiện đặt phòng trực tuyến, thanh toán tiền cọc và quản lý lịch sử đặt phòng cá nhân. Khách hàng có thể đăng ký</w:t>
+      </w:r>
+      <w:r>
+        <w:rPr>
+          <w:rFonts w:ascii="Times New Roman" w:hAnsi="Times New Roman" w:cs="Times New Roman"/>
+          <w:sz w:val="28"/>
+          <w:szCs w:val="28"/>
+        </w:rPr>
+        <w:t>/đăng nhập</w:t>
+      </w:r>
+      <w:r>
+        <w:rPr>
+          <w:rFonts w:ascii="Times New Roman" w:hAnsi="Times New Roman" w:cs="Times New Roman"/>
+          <w:sz w:val="28"/>
+          <w:szCs w:val="28"/>
+        </w:rPr>
+        <w:t xml:space="preserve"> tài khoản để lưu thông tin và theo dõi trạng thái đơn đặt phòng.</w:t>
+      </w:r>
+    </w:p>
+    <w:p>
+      <w:pPr>
         <w:numPr>
           <w:ilvl w:val="0"/>
-          <w:numId w:val="7"/>
+          <w:numId w:val="23"/>
         </w:numPr>
         <w:spacing w:line="360" w:lineRule="auto"/>
         <w:rPr>
@@ -5295,37 +5623,31 @@
           <w:sz w:val="28"/>
           <w:szCs w:val="28"/>
         </w:rPr>
-        <w:t>Phát triển giao diện dành cho khách hàng,cho phép tham khảo thông tin,ưu đãi,giá phòng,đặt phòng,xem lịch sử đặt và thanh toán cọc.</w:t>
-      </w:r>
-    </w:p>
-    <w:p>
-      <w:pPr>
-        <w:spacing w:line="360" w:lineRule="auto"/>
-        <w:rPr>
-          <w:rFonts w:ascii="Times New Roman" w:hAnsi="Times New Roman" w:cs="Times New Roman"/>
-          <w:b/>
-          <w:bCs/>
-          <w:sz w:val="28"/>
-          <w:szCs w:val="28"/>
-        </w:rPr>
-      </w:pPr>
-      <w:r>
-        <w:rPr>
-          <w:rFonts w:ascii="Times New Roman" w:hAnsi="Times New Roman" w:cs="Times New Roman"/>
-          <w:b/>
-          <w:bCs/>
-          <w:sz w:val="28"/>
-          <w:szCs w:val="28"/>
-        </w:rPr>
-        <w:t>-Quản lý phòng</w:t>
-      </w:r>
-    </w:p>
-    <w:p>
-      <w:pPr>
-        <w:pStyle w:val="oancuaDanhsach"/>
+        <w:lastRenderedPageBreak/>
+        <w:t xml:space="preserve">Nhân viên lễ tân: Là người trực tiếp vận hành hệ thống tại khách sạn. Nhân viên lễ tân có nhiệm vụ tiếp nhận và xử lý đơn đặt phòng, thực hiện thao tác check-in/check-out, ghi nhận các dịch vụ bổ sung khách sử dụng trong quá trình lưu trú và lập hóa đơn thanh toán </w:t>
+      </w:r>
+      <w:r>
+        <w:rPr>
+          <w:rFonts w:ascii="Times New Roman" w:hAnsi="Times New Roman" w:cs="Times New Roman"/>
+          <w:sz w:val="28"/>
+          <w:szCs w:val="28"/>
+        </w:rPr>
+        <w:t xml:space="preserve">cuối </w:t>
+      </w:r>
+      <w:r>
+        <w:rPr>
+          <w:rFonts w:ascii="Times New Roman" w:hAnsi="Times New Roman" w:cs="Times New Roman"/>
+          <w:sz w:val="28"/>
+          <w:szCs w:val="28"/>
+        </w:rPr>
+        <w:t>khi khách trả phòng.</w:t>
+      </w:r>
+    </w:p>
+    <w:p>
+      <w:pPr>
         <w:numPr>
           <w:ilvl w:val="0"/>
-          <w:numId w:val="7"/>
+          <w:numId w:val="23"/>
         </w:numPr>
         <w:spacing w:line="360" w:lineRule="auto"/>
         <w:rPr>
@@ -5340,38 +5662,54 @@
           <w:sz w:val="28"/>
           <w:szCs w:val="28"/>
         </w:rPr>
-        <w:t>Giao diện quản lý cho admin thêm,sửa thông tin các phòng trong khách sạn ‘giá cả,tình trạng phòng,ảnh nhận diện…’</w:t>
-      </w:r>
-    </w:p>
-    <w:p>
-      <w:pPr>
-        <w:spacing w:line="360" w:lineRule="auto"/>
-        <w:rPr>
-          <w:rFonts w:ascii="Times New Roman" w:hAnsi="Times New Roman" w:cs="Times New Roman"/>
-          <w:b/>
-          <w:bCs/>
-          <w:sz w:val="28"/>
-          <w:szCs w:val="28"/>
-        </w:rPr>
-      </w:pPr>
-      <w:r>
-        <w:rPr>
-          <w:rFonts w:ascii="Times New Roman" w:hAnsi="Times New Roman" w:cs="Times New Roman"/>
-          <w:b/>
-          <w:bCs/>
-          <w:sz w:val="28"/>
-          <w:szCs w:val="28"/>
-        </w:rPr>
-        <w:lastRenderedPageBreak/>
-        <w:t>-Quản lý đặt phòng</w:t>
-      </w:r>
-    </w:p>
-    <w:p>
-      <w:pPr>
-        <w:pStyle w:val="oancuaDanhsach"/>
+        <w:t>Quản trị viên (Admin): Là người có quyền cao nhất trong hệ thống, chịu trách nhiệm quản lý toàn bộ danh mục phòng, thiết lập đơn giá và chính sách khuyến mãi, quản lý tài khoản người dùng và nhân viên, phân quyền hệ thống, đồng thời theo dõi các báo cáo thống kê tổng quan về tình hình vận hành và doanh thu của khách sạn.</w:t>
+      </w:r>
+    </w:p>
+    <w:p>
+      <w:pPr>
+        <w:spacing w:line="360" w:lineRule="auto"/>
+        <w:rPr>
+          <w:rFonts w:ascii="Times New Roman" w:hAnsi="Times New Roman" w:cs="Times New Roman"/>
+          <w:b/>
+          <w:bCs/>
+          <w:sz w:val="28"/>
+          <w:szCs w:val="28"/>
+        </w:rPr>
+      </w:pPr>
+      <w:r>
+        <w:rPr>
+          <w:rFonts w:ascii="Times New Roman" w:hAnsi="Times New Roman" w:cs="Times New Roman"/>
+          <w:b/>
+          <w:bCs/>
+          <w:sz w:val="28"/>
+          <w:szCs w:val="28"/>
+        </w:rPr>
+        <w:t>2.2.2. Yêu cầu chức năng</w:t>
+      </w:r>
+    </w:p>
+    <w:p>
+      <w:pPr>
+        <w:spacing w:line="360" w:lineRule="auto"/>
+        <w:rPr>
+          <w:rFonts w:ascii="Times New Roman" w:hAnsi="Times New Roman" w:cs="Times New Roman"/>
+          <w:sz w:val="28"/>
+          <w:szCs w:val="28"/>
+        </w:rPr>
+      </w:pPr>
+      <w:r>
+        <w:rPr>
+          <w:rFonts w:ascii="Times New Roman" w:hAnsi="Times New Roman" w:cs="Times New Roman"/>
+          <w:sz w:val="28"/>
+          <w:szCs w:val="28"/>
+        </w:rPr>
+        <w:t>Khách hàng:</w:t>
+      </w:r>
+    </w:p>
+    <w:p>
+      <w:pPr>
         <w:numPr>
           <w:ilvl w:val="0"/>
-          <w:numId w:val="7"/>
+          <w:numId w:val="24"/>
         </w:numPr>
         <w:spacing w:line="360" w:lineRule="auto"/>
         <w:rPr>
@@ -5386,37 +5724,14 @@
           <w:sz w:val="28"/>
           <w:szCs w:val="28"/>
         </w:rPr>
-        <w:t>Giao diện quản lý dành cho nhân viên và admin kiểm soát,xử lý tất cả thông tin đặt phòng cho người đặt online và cả người đến trực tiếp.</w:t>
-      </w:r>
-    </w:p>
-    <w:p>
-      <w:pPr>
-        <w:spacing w:line="360" w:lineRule="auto"/>
-        <w:rPr>
-          <w:rFonts w:ascii="Times New Roman" w:hAnsi="Times New Roman" w:cs="Times New Roman"/>
-          <w:b/>
-          <w:bCs/>
-          <w:sz w:val="28"/>
-          <w:szCs w:val="28"/>
-        </w:rPr>
-      </w:pPr>
-      <w:r>
-        <w:rPr>
-          <w:rFonts w:ascii="Times New Roman" w:hAnsi="Times New Roman" w:cs="Times New Roman"/>
-          <w:b/>
-          <w:bCs/>
-          <w:sz w:val="28"/>
-          <w:szCs w:val="28"/>
-        </w:rPr>
-        <w:t>-Quản lý dịch vụ</w:t>
-      </w:r>
-    </w:p>
-    <w:p>
-      <w:pPr>
-        <w:pStyle w:val="oancuaDanhsach"/>
+        <w:t>Đăng ký / Đăng nhập / Đăng xuất tài khoản</w:t>
+      </w:r>
+    </w:p>
+    <w:p>
+      <w:pPr>
         <w:numPr>
           <w:ilvl w:val="0"/>
-          <w:numId w:val="7"/>
+          <w:numId w:val="24"/>
         </w:numPr>
         <w:spacing w:line="360" w:lineRule="auto"/>
         <w:rPr>
@@ -5431,37 +5746,22 @@
           <w:sz w:val="28"/>
           <w:szCs w:val="28"/>
         </w:rPr>
-        <w:t>Giao diện quản lý dành cho admin thêm,sửa các dịch vụ hiện hành trong khách sạn.</w:t>
-      </w:r>
-    </w:p>
-    <w:p>
-      <w:pPr>
-        <w:spacing w:line="360" w:lineRule="auto"/>
-        <w:rPr>
-          <w:rFonts w:ascii="Times New Roman" w:hAnsi="Times New Roman" w:cs="Times New Roman"/>
-          <w:b/>
-          <w:bCs/>
-          <w:sz w:val="28"/>
-          <w:szCs w:val="28"/>
-        </w:rPr>
-      </w:pPr>
-      <w:r>
-        <w:rPr>
-          <w:rFonts w:ascii="Times New Roman" w:hAnsi="Times New Roman" w:cs="Times New Roman"/>
-          <w:b/>
-          <w:bCs/>
-          <w:sz w:val="28"/>
-          <w:szCs w:val="28"/>
-        </w:rPr>
-        <w:t>-Quản lý Sử dụng dịch vụ</w:t>
-      </w:r>
-    </w:p>
-    <w:p>
-      <w:pPr>
-        <w:pStyle w:val="oancuaDanhsach"/>
+        <w:t>Nhập</w:t>
+      </w:r>
+      <w:r>
+        <w:rPr>
+          <w:rFonts w:ascii="Times New Roman" w:hAnsi="Times New Roman" w:cs="Times New Roman"/>
+          <w:sz w:val="28"/>
+          <w:szCs w:val="28"/>
+        </w:rPr>
+        <w:t xml:space="preserve"> thông tin cá nhân (họ tên, số điện thoại, CCCD)</w:t>
+      </w:r>
+    </w:p>
+    <w:p>
+      <w:pPr>
         <w:numPr>
           <w:ilvl w:val="0"/>
-          <w:numId w:val="7"/>
+          <w:numId w:val="24"/>
         </w:numPr>
         <w:spacing w:line="360" w:lineRule="auto"/>
         <w:rPr>
@@ -5476,37 +5776,14 @@
           <w:sz w:val="28"/>
           <w:szCs w:val="28"/>
         </w:rPr>
-        <w:t>Giao diện dành cho nhân viên và admin xử lý yêu cầu sử dụng dịch vụ của phòng&amp;khách hàng,số lượng dịch vụ khách hàng yêu cầu.</w:t>
-      </w:r>
-    </w:p>
-    <w:p>
-      <w:pPr>
-        <w:spacing w:line="360" w:lineRule="auto"/>
-        <w:rPr>
-          <w:rFonts w:ascii="Times New Roman" w:hAnsi="Times New Roman" w:cs="Times New Roman"/>
-          <w:b/>
-          <w:bCs/>
-          <w:sz w:val="28"/>
-          <w:szCs w:val="28"/>
-        </w:rPr>
-      </w:pPr>
-      <w:r>
-        <w:rPr>
-          <w:rFonts w:ascii="Times New Roman" w:hAnsi="Times New Roman" w:cs="Times New Roman"/>
-          <w:b/>
-          <w:bCs/>
-          <w:sz w:val="28"/>
-          <w:szCs w:val="28"/>
-        </w:rPr>
-        <w:t>-Quản lý khách hàng</w:t>
-      </w:r>
-    </w:p>
-    <w:p>
-      <w:pPr>
-        <w:pStyle w:val="oancuaDanhsach"/>
+        <w:t>Tìm kiếm và xem thông tin chi tiết phòng (hình ảnh, tiện nghi, giá)</w:t>
+      </w:r>
+    </w:p>
+    <w:p>
+      <w:pPr>
         <w:numPr>
           <w:ilvl w:val="0"/>
-          <w:numId w:val="7"/>
+          <w:numId w:val="24"/>
         </w:numPr>
         <w:spacing w:line="360" w:lineRule="auto"/>
         <w:rPr>
@@ -5521,37 +5798,14 @@
           <w:sz w:val="28"/>
           <w:szCs w:val="28"/>
         </w:rPr>
-        <w:t>Giao diện dành cho nhân viên và admin dùng lưu trữ,xem,điều chỉnh thông tin khách hàng theo yêu cầu.</w:t>
-      </w:r>
-    </w:p>
-    <w:p>
-      <w:pPr>
-        <w:spacing w:line="360" w:lineRule="auto"/>
-        <w:rPr>
-          <w:rFonts w:ascii="Times New Roman" w:hAnsi="Times New Roman" w:cs="Times New Roman"/>
-          <w:b/>
-          <w:bCs/>
-          <w:sz w:val="28"/>
-          <w:szCs w:val="28"/>
-        </w:rPr>
-      </w:pPr>
-      <w:r>
-        <w:rPr>
-          <w:rFonts w:ascii="Times New Roman" w:hAnsi="Times New Roman" w:cs="Times New Roman"/>
-          <w:b/>
-          <w:bCs/>
-          <w:sz w:val="28"/>
-          <w:szCs w:val="28"/>
-        </w:rPr>
-        <w:t>-Quản lý nhân viên</w:t>
-      </w:r>
-    </w:p>
-    <w:p>
-      <w:pPr>
-        <w:pStyle w:val="oancuaDanhsach"/>
+        <w:t>Đặt phòng hoặc combo phòng trực tuyến theo ngày nhận – trả phòng</w:t>
+      </w:r>
+    </w:p>
+    <w:p>
+      <w:pPr>
         <w:numPr>
           <w:ilvl w:val="0"/>
-          <w:numId w:val="7"/>
+          <w:numId w:val="24"/>
         </w:numPr>
         <w:spacing w:line="360" w:lineRule="auto"/>
         <w:rPr>
@@ -5566,37 +5820,14 @@
           <w:sz w:val="28"/>
           <w:szCs w:val="28"/>
         </w:rPr>
-        <w:t>Giao diện dành cho admin lưu trữ quản lý nhân viên làm việc trong khách sạn.</w:t>
-      </w:r>
-    </w:p>
-    <w:p>
-      <w:pPr>
-        <w:spacing w:line="360" w:lineRule="auto"/>
-        <w:rPr>
-          <w:rFonts w:ascii="Times New Roman" w:hAnsi="Times New Roman" w:cs="Times New Roman"/>
-          <w:b/>
-          <w:bCs/>
-          <w:sz w:val="28"/>
-          <w:szCs w:val="28"/>
-        </w:rPr>
-      </w:pPr>
-      <w:r>
-        <w:rPr>
-          <w:rFonts w:ascii="Times New Roman" w:hAnsi="Times New Roman" w:cs="Times New Roman"/>
-          <w:b/>
-          <w:bCs/>
-          <w:sz w:val="28"/>
-          <w:szCs w:val="28"/>
-        </w:rPr>
-        <w:t>-Quản lý chấm công</w:t>
-      </w:r>
-    </w:p>
-    <w:p>
-      <w:pPr>
-        <w:pStyle w:val="oancuaDanhsach"/>
+        <w:t>Áp dụng mã voucher khuyến mãi trong quá trình đặt phòng</w:t>
+      </w:r>
+    </w:p>
+    <w:p>
+      <w:pPr>
         <w:numPr>
           <w:ilvl w:val="0"/>
-          <w:numId w:val="7"/>
+          <w:numId w:val="24"/>
         </w:numPr>
         <w:spacing w:line="360" w:lineRule="auto"/>
         <w:rPr>
@@ -5611,37 +5842,14 @@
           <w:sz w:val="28"/>
           <w:szCs w:val="28"/>
         </w:rPr>
-        <w:t>Giao diện dành cho admin quản lý ngày đi làm của nhân viên từ đó hỗ trợ tính toán lương thưởng cho nhân viên.</w:t>
-      </w:r>
-    </w:p>
-    <w:p>
-      <w:pPr>
-        <w:spacing w:line="360" w:lineRule="auto"/>
-        <w:rPr>
-          <w:rFonts w:ascii="Times New Roman" w:hAnsi="Times New Roman" w:cs="Times New Roman"/>
-          <w:b/>
-          <w:bCs/>
-          <w:sz w:val="28"/>
-          <w:szCs w:val="28"/>
-        </w:rPr>
-      </w:pPr>
-      <w:r>
-        <w:rPr>
-          <w:rFonts w:ascii="Times New Roman" w:hAnsi="Times New Roman" w:cs="Times New Roman"/>
-          <w:b/>
-          <w:bCs/>
-          <w:sz w:val="28"/>
-          <w:szCs w:val="28"/>
-        </w:rPr>
-        <w:t>-Quản lý voucher</w:t>
-      </w:r>
-    </w:p>
-    <w:p>
-      <w:pPr>
-        <w:pStyle w:val="oancuaDanhsach"/>
+        <w:t>Thanh toán tiền cọc xác nhận đặt phòng</w:t>
+      </w:r>
+    </w:p>
+    <w:p>
+      <w:pPr>
         <w:numPr>
           <w:ilvl w:val="0"/>
-          <w:numId w:val="7"/>
+          <w:numId w:val="24"/>
         </w:numPr>
         <w:spacing w:line="360" w:lineRule="auto"/>
         <w:rPr>
@@ -5656,37 +5864,32 @@
           <w:sz w:val="28"/>
           <w:szCs w:val="28"/>
         </w:rPr>
-        <w:t>Giao diện dành cho admin quản lý thêm,sửa,xoá,phát hành voucher cho khách hàng.</w:t>
-      </w:r>
-    </w:p>
-    <w:p>
-      <w:pPr>
-        <w:spacing w:line="360" w:lineRule="auto"/>
-        <w:rPr>
-          <w:rFonts w:ascii="Times New Roman" w:hAnsi="Times New Roman" w:cs="Times New Roman"/>
-          <w:b/>
-          <w:bCs/>
-          <w:sz w:val="28"/>
-          <w:szCs w:val="28"/>
-        </w:rPr>
-      </w:pPr>
-      <w:r>
-        <w:rPr>
-          <w:rFonts w:ascii="Times New Roman" w:hAnsi="Times New Roman" w:cs="Times New Roman"/>
-          <w:b/>
-          <w:bCs/>
-          <w:sz w:val="28"/>
-          <w:szCs w:val="28"/>
-        </w:rPr>
-        <w:t>-Quản lý đánh giá</w:t>
-      </w:r>
-    </w:p>
-    <w:p>
-      <w:pPr>
-        <w:pStyle w:val="oancuaDanhsach"/>
+        <w:t>Xem lịch sử đặt phòng và trạng thái đơn hàng</w:t>
+      </w:r>
+    </w:p>
+    <w:p>
+      <w:pPr>
+        <w:spacing w:line="360" w:lineRule="auto"/>
+        <w:rPr>
+          <w:rFonts w:ascii="Times New Roman" w:hAnsi="Times New Roman" w:cs="Times New Roman"/>
+          <w:sz w:val="28"/>
+          <w:szCs w:val="28"/>
+        </w:rPr>
+      </w:pPr>
+      <w:r>
+        <w:rPr>
+          <w:rFonts w:ascii="Times New Roman" w:hAnsi="Times New Roman" w:cs="Times New Roman"/>
+          <w:sz w:val="28"/>
+          <w:szCs w:val="28"/>
+        </w:rPr>
+        <w:t>Nhân viên lễ tân:</w:t>
+      </w:r>
+    </w:p>
+    <w:p>
+      <w:pPr>
         <w:numPr>
           <w:ilvl w:val="0"/>
-          <w:numId w:val="7"/>
+          <w:numId w:val="25"/>
         </w:numPr>
         <w:spacing w:line="360" w:lineRule="auto"/>
         <w:rPr>
@@ -5701,37 +5904,14 @@
           <w:sz w:val="28"/>
           <w:szCs w:val="28"/>
         </w:rPr>
-        <w:t>Giao diện dành cho admin quản lý các đánh giá người dùng</w:t>
-      </w:r>
-    </w:p>
-    <w:p>
-      <w:pPr>
-        <w:spacing w:line="360" w:lineRule="auto"/>
-        <w:rPr>
-          <w:rFonts w:ascii="Times New Roman" w:hAnsi="Times New Roman" w:cs="Times New Roman"/>
-          <w:b/>
-          <w:bCs/>
-          <w:sz w:val="28"/>
-          <w:szCs w:val="28"/>
-        </w:rPr>
-      </w:pPr>
-      <w:r>
-        <w:rPr>
-          <w:rFonts w:ascii="Times New Roman" w:hAnsi="Times New Roman" w:cs="Times New Roman"/>
-          <w:b/>
-          <w:bCs/>
-          <w:sz w:val="28"/>
-          <w:szCs w:val="28"/>
-        </w:rPr>
-        <w:t>-Quản lý thanh toán</w:t>
-      </w:r>
-    </w:p>
-    <w:p>
-      <w:pPr>
-        <w:pStyle w:val="oancuaDanhsach"/>
+        <w:t>Đăng nhập / Đăng xuất</w:t>
+      </w:r>
+    </w:p>
+    <w:p>
+      <w:pPr>
         <w:numPr>
           <w:ilvl w:val="0"/>
-          <w:numId w:val="7"/>
+          <w:numId w:val="25"/>
         </w:numPr>
         <w:spacing w:line="360" w:lineRule="auto"/>
         <w:rPr>
@@ -5746,38 +5926,14 @@
           <w:sz w:val="28"/>
           <w:szCs w:val="28"/>
         </w:rPr>
-        <w:lastRenderedPageBreak/>
-        <w:t>Giao diện dành cho nhân viên và admin dùng để thanh toán các chi phí phát sinh từ việc sử dụng dịch vụ hay tiền phòng nếu chưa trả đủ.</w:t>
-      </w:r>
-    </w:p>
-    <w:p>
-      <w:pPr>
-        <w:spacing w:line="360" w:lineRule="auto"/>
-        <w:rPr>
-          <w:rFonts w:ascii="Times New Roman" w:hAnsi="Times New Roman" w:cs="Times New Roman"/>
-          <w:b/>
-          <w:bCs/>
-          <w:sz w:val="28"/>
-          <w:szCs w:val="28"/>
-        </w:rPr>
-      </w:pPr>
-      <w:r>
-        <w:rPr>
-          <w:rFonts w:ascii="Times New Roman" w:hAnsi="Times New Roman" w:cs="Times New Roman"/>
-          <w:b/>
-          <w:bCs/>
-          <w:sz w:val="28"/>
-          <w:szCs w:val="28"/>
-        </w:rPr>
-        <w:t>-Quản lý thống kê</w:t>
-      </w:r>
-    </w:p>
-    <w:p>
-      <w:pPr>
-        <w:pStyle w:val="oancuaDanhsach"/>
+        <w:t xml:space="preserve">Chấm công cá nhân </w:t>
+      </w:r>
+    </w:p>
+    <w:p>
+      <w:pPr>
         <w:numPr>
           <w:ilvl w:val="0"/>
-          <w:numId w:val="7"/>
+          <w:numId w:val="25"/>
         </w:numPr>
         <w:spacing w:line="360" w:lineRule="auto"/>
         <w:rPr>
@@ -5792,37 +5948,14 @@
           <w:sz w:val="28"/>
           <w:szCs w:val="28"/>
         </w:rPr>
-        <w:t>Giao diện dành cho admin dùng để tổng hợp dữ liệu doanh thu,trợ giúp chủ khách sạn đưa ra phương hướng phát triển,khắc phục thiếu sót.</w:t>
-      </w:r>
-    </w:p>
-    <w:p>
-      <w:pPr>
-        <w:spacing w:line="360" w:lineRule="auto"/>
-        <w:rPr>
-          <w:rFonts w:ascii="Times New Roman" w:hAnsi="Times New Roman" w:cs="Times New Roman"/>
-          <w:b/>
-          <w:bCs/>
-          <w:sz w:val="28"/>
-          <w:szCs w:val="28"/>
-        </w:rPr>
-      </w:pPr>
-      <w:r>
-        <w:rPr>
-          <w:rFonts w:ascii="Times New Roman" w:hAnsi="Times New Roman" w:cs="Times New Roman"/>
-          <w:b/>
-          <w:bCs/>
-          <w:sz w:val="28"/>
-          <w:szCs w:val="28"/>
-        </w:rPr>
-        <w:t>-Quản lý tính bảng lương</w:t>
-      </w:r>
-    </w:p>
-    <w:p>
-      <w:pPr>
-        <w:pStyle w:val="oancuaDanhsach"/>
+        <w:t>Xem danh sách đơn đặt phòng và tra cứu thông tin khách</w:t>
+      </w:r>
+    </w:p>
+    <w:p>
+      <w:pPr>
         <w:numPr>
           <w:ilvl w:val="0"/>
-          <w:numId w:val="7"/>
+          <w:numId w:val="25"/>
         </w:numPr>
         <w:spacing w:line="360" w:lineRule="auto"/>
         <w:rPr>
@@ -5837,37 +5970,14 @@
           <w:sz w:val="28"/>
           <w:szCs w:val="28"/>
         </w:rPr>
-        <w:t>Giao diện dành cho admin dùng để tính lương cho các cá nhân trong khách sạn.</w:t>
-      </w:r>
-    </w:p>
-    <w:p>
-      <w:pPr>
-        <w:spacing w:line="360" w:lineRule="auto"/>
-        <w:rPr>
-          <w:rFonts w:ascii="Times New Roman" w:hAnsi="Times New Roman" w:cs="Times New Roman"/>
-          <w:b/>
-          <w:bCs/>
-          <w:sz w:val="28"/>
-          <w:szCs w:val="28"/>
-        </w:rPr>
-      </w:pPr>
-      <w:r>
-        <w:rPr>
-          <w:rFonts w:ascii="Times New Roman" w:hAnsi="Times New Roman" w:cs="Times New Roman"/>
-          <w:b/>
-          <w:bCs/>
-          <w:sz w:val="28"/>
-          <w:szCs w:val="28"/>
-        </w:rPr>
-        <w:t>-Quản lý đỗ gửi xe(nếu còn tgian làm)</w:t>
-      </w:r>
-    </w:p>
-    <w:p>
-      <w:pPr>
-        <w:pStyle w:val="oancuaDanhsach"/>
+        <w:t>Thực hiện thao tác check-in / check-out theo thời gian thực</w:t>
+      </w:r>
+    </w:p>
+    <w:p>
+      <w:pPr>
         <w:numPr>
           <w:ilvl w:val="0"/>
-          <w:numId w:val="7"/>
+          <w:numId w:val="25"/>
         </w:numPr>
         <w:spacing w:line="360" w:lineRule="auto"/>
         <w:rPr>
@@ -5882,766 +5992,1247 @@
           <w:sz w:val="28"/>
           <w:szCs w:val="28"/>
         </w:rPr>
-        <w:t>Giao diện dành cho nhân viên và admin quản lý đỗ gửi xe của khách hàng theo thời gian thực.</w:t>
-      </w:r>
-    </w:p>
-    <w:p>
-      <w:pPr>
-        <w:spacing w:line="360" w:lineRule="auto"/>
-        <w:ind w:left="360"/>
-        <w:rPr>
-          <w:rFonts w:ascii="Times New Roman" w:hAnsi="Times New Roman" w:cs="Times New Roman"/>
-          <w:sz w:val="28"/>
-          <w:szCs w:val="28"/>
-        </w:rPr>
-      </w:pPr>
-    </w:p>
-    <w:p>
-      <w:pPr>
-        <w:pStyle w:val="oancuaDanhsach"/>
-        <w:numPr>
-          <w:ilvl w:val="1"/>
-          <w:numId w:val="19"/>
-        </w:numPr>
-        <w:spacing w:line="360" w:lineRule="auto"/>
-        <w:rPr>
-          <w:rFonts w:ascii="Times New Roman" w:hAnsi="Times New Roman" w:cs="Times New Roman"/>
-          <w:b/>
-          <w:bCs/>
-          <w:sz w:val="28"/>
-          <w:szCs w:val="28"/>
-        </w:rPr>
-      </w:pPr>
-      <w:r>
-        <w:rPr>
-          <w:rFonts w:ascii="Times New Roman" w:hAnsi="Times New Roman" w:cs="Times New Roman"/>
-          <w:b/>
-          <w:bCs/>
-          <w:sz w:val="28"/>
-          <w:szCs w:val="28"/>
-        </w:rPr>
-        <w:t>Công nghệ sử dụng</w:t>
-      </w:r>
-    </w:p>
-    <w:p>
-      <w:pPr>
-        <w:spacing w:line="360" w:lineRule="auto"/>
-        <w:rPr>
-          <w:rFonts w:ascii="Times New Roman" w:hAnsi="Times New Roman" w:cs="Times New Roman"/>
-          <w:sz w:val="26"/>
-          <w:szCs w:val="26"/>
-        </w:rPr>
-      </w:pPr>
-      <w:r>
-        <w:rPr>
-          <w:rFonts w:ascii="Times New Roman" w:hAnsi="Times New Roman" w:cs="Times New Roman"/>
-          <w:sz w:val="26"/>
-          <w:szCs w:val="26"/>
-        </w:rPr>
-        <w:t>Để đảm bảo hệ thống vận hành ổn định, bảo mật và có giao diện hiện đại, đồ án ứng dụng các công nghệ sau:</w:t>
+        <w:lastRenderedPageBreak/>
+        <w:t>Ghi nhận dịch vụ bổ sung khách sử dụng theo từng phòng</w:t>
       </w:r>
     </w:p>
     <w:p>
       <w:pPr>
         <w:numPr>
           <w:ilvl w:val="0"/>
-          <w:numId w:val="8"/>
+          <w:numId w:val="25"/>
         </w:numPr>
         <w:spacing w:line="360" w:lineRule="auto"/>
         <w:rPr>
           <w:rFonts w:ascii="Times New Roman" w:hAnsi="Times New Roman" w:cs="Times New Roman"/>
-          <w:sz w:val="26"/>
-          <w:szCs w:val="26"/>
-        </w:rPr>
-      </w:pPr>
-      <w:r>
-        <w:rPr>
-          <w:rFonts w:ascii="Times New Roman" w:hAnsi="Times New Roman" w:cs="Times New Roman"/>
-          <w:sz w:val="26"/>
-          <w:szCs w:val="26"/>
-        </w:rPr>
-        <w:t>Ngôn ngữ lập trình: PHP (phiên bản 8.x).</w:t>
+          <w:sz w:val="28"/>
+          <w:szCs w:val="28"/>
+        </w:rPr>
+      </w:pPr>
+      <w:r>
+        <w:rPr>
+          <w:rFonts w:ascii="Times New Roman" w:hAnsi="Times New Roman" w:cs="Times New Roman"/>
+          <w:sz w:val="28"/>
+          <w:szCs w:val="28"/>
+        </w:rPr>
+        <w:t>Lập và in hóa đơn thanh toán cuối kỳ (tự động khấu trừ tiền cọc)</w:t>
       </w:r>
     </w:p>
     <w:p>
       <w:pPr>
         <w:numPr>
           <w:ilvl w:val="0"/>
-          <w:numId w:val="8"/>
+          <w:numId w:val="25"/>
         </w:numPr>
         <w:spacing w:line="360" w:lineRule="auto"/>
         <w:rPr>
           <w:rFonts w:ascii="Times New Roman" w:hAnsi="Times New Roman" w:cs="Times New Roman"/>
-          <w:sz w:val="26"/>
-          <w:szCs w:val="26"/>
-        </w:rPr>
-      </w:pPr>
-      <w:r>
-        <w:rPr>
-          <w:rFonts w:ascii="Times New Roman" w:hAnsi="Times New Roman" w:cs="Times New Roman"/>
-          <w:sz w:val="26"/>
-          <w:szCs w:val="26"/>
-        </w:rPr>
-        <w:t>Framework Backend (Laravel): Sử dụng Laravel làm nền tảng chính nhờ cấu trúc MVC (Model-View-Controller) mẫu mực, hỗ trợ mạnh mẽ về bảo mật (chống SQL Injection, CSRF, XSS), quản lý cơ sở dữ liệu qua Eloquent ORM và hệ thống Routing linh hoạt.</w:t>
+          <w:sz w:val="28"/>
+          <w:szCs w:val="28"/>
+        </w:rPr>
+      </w:pPr>
+      <w:r>
+        <w:rPr>
+          <w:rFonts w:ascii="Times New Roman" w:hAnsi="Times New Roman" w:cs="Times New Roman"/>
+          <w:sz w:val="28"/>
+          <w:szCs w:val="28"/>
+        </w:rPr>
+        <w:t>Cập nhật trạng thái phòng sau khi bàn giao</w:t>
+      </w:r>
+    </w:p>
+    <w:p>
+      <w:pPr>
+        <w:spacing w:line="360" w:lineRule="auto"/>
+        <w:rPr>
+          <w:rFonts w:ascii="Times New Roman" w:hAnsi="Times New Roman" w:cs="Times New Roman"/>
+          <w:sz w:val="28"/>
+          <w:szCs w:val="28"/>
+        </w:rPr>
+      </w:pPr>
+      <w:r>
+        <w:rPr>
+          <w:rFonts w:ascii="Times New Roman" w:hAnsi="Times New Roman" w:cs="Times New Roman"/>
+          <w:sz w:val="28"/>
+          <w:szCs w:val="28"/>
+        </w:rPr>
+        <w:t>Quản trị viên:</w:t>
       </w:r>
     </w:p>
     <w:p>
       <w:pPr>
         <w:numPr>
           <w:ilvl w:val="0"/>
-          <w:numId w:val="8"/>
+          <w:numId w:val="26"/>
         </w:numPr>
         <w:spacing w:line="360" w:lineRule="auto"/>
         <w:rPr>
           <w:rFonts w:ascii="Times New Roman" w:hAnsi="Times New Roman" w:cs="Times New Roman"/>
-          <w:sz w:val="26"/>
-          <w:szCs w:val="26"/>
-        </w:rPr>
-      </w:pPr>
-      <w:r>
-        <w:rPr>
-          <w:rFonts w:ascii="Times New Roman" w:hAnsi="Times New Roman" w:cs="Times New Roman"/>
-          <w:sz w:val="26"/>
-          <w:szCs w:val="26"/>
-        </w:rPr>
-        <w:t>Framework Frontend (Bootstrap): Sử dụng Bootstrap để xây dựng giao diện người dùng (UI). Với hệ thống Grid System và các thành phần (components) có sẵn, Bootstrap giúp tối ưu hóa hiển thị trên nhiều thiết bị (Responsive Design) từ máy tính đến điện thoại.</w:t>
+          <w:sz w:val="28"/>
+          <w:szCs w:val="28"/>
+        </w:rPr>
+      </w:pPr>
+      <w:r>
+        <w:rPr>
+          <w:rFonts w:ascii="Times New Roman" w:hAnsi="Times New Roman" w:cs="Times New Roman"/>
+          <w:sz w:val="28"/>
+          <w:szCs w:val="28"/>
+        </w:rPr>
+        <w:t>Toàn quyền quản lý danh mục loại phòng và combo phòng</w:t>
       </w:r>
     </w:p>
     <w:p>
       <w:pPr>
         <w:numPr>
           <w:ilvl w:val="0"/>
-          <w:numId w:val="8"/>
+          <w:numId w:val="26"/>
         </w:numPr>
         <w:spacing w:line="360" w:lineRule="auto"/>
         <w:rPr>
           <w:rFonts w:ascii="Times New Roman" w:hAnsi="Times New Roman" w:cs="Times New Roman"/>
-          <w:sz w:val="26"/>
-          <w:szCs w:val="26"/>
-        </w:rPr>
-      </w:pPr>
-      <w:r>
-        <w:rPr>
-          <w:rFonts w:ascii="Times New Roman" w:hAnsi="Times New Roman" w:cs="Times New Roman"/>
-          <w:sz w:val="26"/>
-          <w:szCs w:val="26"/>
-        </w:rPr>
-        <w:lastRenderedPageBreak/>
-        <w:t>Cơ sở dữ liệu: MySQL – Đảm bảo khả năng lưu trữ dữ liệu lớn, truy xuất nhanh và tính toàn vẹn dữ liệu cho các giao dịch đặt phòng.</w:t>
+          <w:sz w:val="28"/>
+          <w:szCs w:val="28"/>
+        </w:rPr>
+      </w:pPr>
+      <w:r>
+        <w:rPr>
+          <w:rFonts w:ascii="Times New Roman" w:hAnsi="Times New Roman" w:cs="Times New Roman"/>
+          <w:sz w:val="28"/>
+          <w:szCs w:val="28"/>
+        </w:rPr>
+        <w:t>Thiết lập và cập nhật giá phòng, chính sách đặt phòng</w:t>
       </w:r>
     </w:p>
     <w:p>
       <w:pPr>
         <w:numPr>
           <w:ilvl w:val="0"/>
-          <w:numId w:val="8"/>
+          <w:numId w:val="26"/>
         </w:numPr>
         <w:spacing w:line="360" w:lineRule="auto"/>
         <w:rPr>
           <w:rFonts w:ascii="Times New Roman" w:hAnsi="Times New Roman" w:cs="Times New Roman"/>
-          <w:sz w:val="26"/>
-          <w:szCs w:val="26"/>
-        </w:rPr>
-      </w:pPr>
-      <w:r>
-        <w:rPr>
-          <w:rFonts w:ascii="Times New Roman" w:hAnsi="Times New Roman" w:cs="Times New Roman"/>
-          <w:sz w:val="26"/>
-          <w:szCs w:val="26"/>
-        </w:rPr>
-        <w:t>Công cụ hỗ trợ khác: Visual Studio Code (môi trường lập trình)</w:t>
-      </w:r>
-      <w:r>
-        <w:rPr>
-          <w:rFonts w:ascii="Times New Roman" w:hAnsi="Times New Roman" w:cs="Times New Roman"/>
-          <w:sz w:val="26"/>
-          <w:szCs w:val="26"/>
-        </w:rPr>
-        <w:t>,Github(Lưu trữ dự án).</w:t>
-      </w:r>
-    </w:p>
-    <w:p>
-      <w:pPr>
-        <w:spacing w:line="360" w:lineRule="auto"/>
-        <w:rPr>
-          <w:rFonts w:ascii="Times New Roman" w:hAnsi="Times New Roman" w:cs="Times New Roman"/>
-          <w:b/>
-          <w:bCs/>
-          <w:sz w:val="26"/>
-          <w:szCs w:val="26"/>
-        </w:rPr>
-      </w:pPr>
-      <w:r>
-        <w:rPr>
-          <w:rFonts w:ascii="Times New Roman" w:hAnsi="Times New Roman" w:cs="Times New Roman"/>
-          <w:b/>
-          <w:bCs/>
-          <w:sz w:val="26"/>
-          <w:szCs w:val="26"/>
-        </w:rPr>
-        <w:t>1.3.1</w:t>
-      </w:r>
-      <w:r>
-        <w:rPr>
-          <w:rFonts w:ascii="Times New Roman" w:hAnsi="Times New Roman" w:cs="Times New Roman"/>
-          <w:b/>
-          <w:bCs/>
-          <w:sz w:val="26"/>
-          <w:szCs w:val="26"/>
-        </w:rPr>
-        <w:t xml:space="preserve">. </w:t>
-      </w:r>
-      <w:r>
-        <w:rPr>
-          <w:rFonts w:ascii="Times New Roman" w:hAnsi="Times New Roman" w:cs="Times New Roman"/>
-          <w:b/>
-          <w:bCs/>
-          <w:sz w:val="26"/>
-          <w:szCs w:val="26"/>
-        </w:rPr>
-        <w:t>Giới hạn của hệ thống</w:t>
-      </w:r>
-    </w:p>
-    <w:p>
-      <w:pPr>
-        <w:spacing w:line="360" w:lineRule="auto"/>
-        <w:rPr>
-          <w:rFonts w:ascii="Times New Roman" w:hAnsi="Times New Roman" w:cs="Times New Roman"/>
-          <w:sz w:val="26"/>
-          <w:szCs w:val="26"/>
-        </w:rPr>
-      </w:pPr>
-      <w:r>
-        <w:rPr>
-          <w:rFonts w:ascii="Times New Roman" w:hAnsi="Times New Roman" w:cs="Times New Roman"/>
-          <w:sz w:val="26"/>
-          <w:szCs w:val="26"/>
-        </w:rPr>
-        <w:t>Mặc dù hệ thống đáp ứng đầy đủ các nghiệp vụ cơ bản, nhưng vẫn tồn tại một số giới hạn cần lưu ý:</w:t>
+          <w:sz w:val="28"/>
+          <w:szCs w:val="28"/>
+        </w:rPr>
+      </w:pPr>
+      <w:r>
+        <w:rPr>
+          <w:rFonts w:ascii="Times New Roman" w:hAnsi="Times New Roman" w:cs="Times New Roman"/>
+          <w:sz w:val="28"/>
+          <w:szCs w:val="28"/>
+        </w:rPr>
+        <w:t>Quản lý danh mục dịch vụ bổ sung (spa, ăn uống, giặt ủi…)</w:t>
       </w:r>
     </w:p>
     <w:p>
       <w:pPr>
         <w:numPr>
           <w:ilvl w:val="0"/>
-          <w:numId w:val="9"/>
+          <w:numId w:val="26"/>
         </w:numPr>
         <w:spacing w:line="360" w:lineRule="auto"/>
         <w:rPr>
           <w:rFonts w:ascii="Times New Roman" w:hAnsi="Times New Roman" w:cs="Times New Roman"/>
-          <w:sz w:val="26"/>
-          <w:szCs w:val="26"/>
-        </w:rPr>
-      </w:pPr>
-      <w:r>
-        <w:rPr>
-          <w:rFonts w:ascii="Times New Roman" w:hAnsi="Times New Roman" w:cs="Times New Roman"/>
-          <w:sz w:val="26"/>
-          <w:szCs w:val="26"/>
-        </w:rPr>
-        <w:t xml:space="preserve">Tính năng thanh toán: Trong phạm vi đồ án, hệ thống tập trung vào quy trình đặt phòng và xác nhận </w:t>
-      </w:r>
-      <w:r>
-        <w:rPr>
-          <w:rFonts w:ascii="Times New Roman" w:hAnsi="Times New Roman" w:cs="Times New Roman"/>
-          <w:sz w:val="26"/>
-          <w:szCs w:val="26"/>
-        </w:rPr>
-        <w:t xml:space="preserve">qua lịch sử đặt phòng-email </w:t>
-      </w:r>
-      <w:r>
-        <w:rPr>
-          <w:rFonts w:ascii="Times New Roman" w:hAnsi="Times New Roman" w:cs="Times New Roman"/>
-          <w:sz w:val="26"/>
-          <w:szCs w:val="26"/>
-        </w:rPr>
-        <w:t>; chưa tích hợp sâu các cổng thanh toán quốc tế phức tạp (như PayPal, Stripe) hoặc các ví điện tử nội địa</w:t>
-      </w:r>
-      <w:r>
-        <w:rPr>
-          <w:rFonts w:ascii="Times New Roman" w:hAnsi="Times New Roman" w:cs="Times New Roman"/>
-          <w:sz w:val="26"/>
-          <w:szCs w:val="26"/>
-        </w:rPr>
-        <w:t>,chỉ sử dụng QR code thanh toán.</w:t>
+          <w:sz w:val="28"/>
+          <w:szCs w:val="28"/>
+        </w:rPr>
+      </w:pPr>
+      <w:r>
+        <w:rPr>
+          <w:rFonts w:ascii="Times New Roman" w:hAnsi="Times New Roman" w:cs="Times New Roman"/>
+          <w:sz w:val="28"/>
+          <w:szCs w:val="28"/>
+        </w:rPr>
+        <w:t>Tạo và quản lý mã voucher giảm giá</w:t>
       </w:r>
     </w:p>
     <w:p>
       <w:pPr>
         <w:numPr>
           <w:ilvl w:val="0"/>
-          <w:numId w:val="9"/>
+          <w:numId w:val="26"/>
         </w:numPr>
         <w:spacing w:line="360" w:lineRule="auto"/>
         <w:rPr>
           <w:rFonts w:ascii="Times New Roman" w:hAnsi="Times New Roman" w:cs="Times New Roman"/>
-          <w:sz w:val="26"/>
-          <w:szCs w:val="26"/>
-        </w:rPr>
-      </w:pPr>
-      <w:r>
-        <w:rPr>
-          <w:rFonts w:ascii="Times New Roman" w:hAnsi="Times New Roman" w:cs="Times New Roman"/>
-          <w:sz w:val="26"/>
-          <w:szCs w:val="26"/>
-        </w:rPr>
-        <w:t>Xử lý dữ liệu thực tế: Hệ thống chưa kết nối trực tiếp với các kênh OTA (Booking.com, Agoda) để đồng bộ hóa trạng thái phòng theo thời gian thực (Channel Manager).</w:t>
+          <w:sz w:val="28"/>
+          <w:szCs w:val="28"/>
+        </w:rPr>
+      </w:pPr>
+      <w:r>
+        <w:rPr>
+          <w:rFonts w:ascii="Times New Roman" w:hAnsi="Times New Roman" w:cs="Times New Roman"/>
+          <w:sz w:val="28"/>
+          <w:szCs w:val="28"/>
+        </w:rPr>
+        <w:t>Quản lý tài khoản người dùng và phân quyền theo vai trò</w:t>
       </w:r>
     </w:p>
     <w:p>
       <w:pPr>
         <w:numPr>
           <w:ilvl w:val="0"/>
-          <w:numId w:val="9"/>
+          <w:numId w:val="26"/>
         </w:numPr>
         <w:spacing w:line="360" w:lineRule="auto"/>
         <w:rPr>
           <w:rFonts w:ascii="Times New Roman" w:hAnsi="Times New Roman" w:cs="Times New Roman"/>
-          <w:sz w:val="26"/>
-          <w:szCs w:val="26"/>
-        </w:rPr>
-      </w:pPr>
-      <w:r>
-        <w:rPr>
-          <w:rFonts w:ascii="Times New Roman" w:hAnsi="Times New Roman" w:cs="Times New Roman"/>
-          <w:sz w:val="26"/>
-          <w:szCs w:val="26"/>
-        </w:rPr>
-        <w:t>Yêu cầu hạ tầng: Web-application đòi hỏi thiết bị người dùng phải có kết nối Internet ổn định để truy cập và thực hiện các thao tác quản lý/đặt phòng.</w:t>
-      </w:r>
-    </w:p>
-    <w:p>
-      <w:pPr>
-        <w:spacing w:line="360" w:lineRule="auto"/>
-        <w:rPr>
-          <w:rFonts w:ascii="Times New Roman" w:hAnsi="Times New Roman" w:cs="Times New Roman"/>
-          <w:sz w:val="26"/>
-          <w:szCs w:val="26"/>
-        </w:rPr>
-      </w:pPr>
-      <w:r>
-        <w:rPr>
-          <w:rFonts w:ascii="Times New Roman" w:hAnsi="Times New Roman" w:cs="Times New Roman"/>
-          <w:sz w:val="26"/>
-          <w:szCs w:val="26"/>
-        </w:rPr>
-        <w:pict w14:anchorId="042AEE44">
-          <v:rect id="_x0000_i1025" style="width:0;height:1.5pt" o:hralign="center" o:hrstd="t" o:hr="t" fillcolor="#a0a0a0" stroked="f"/>
-        </w:pict>
-      </w:r>
-    </w:p>
-    <w:p>
-      <w:pPr>
-        <w:spacing w:line="360" w:lineRule="auto"/>
-        <w:rPr>
-          <w:rFonts w:ascii="Times New Roman" w:hAnsi="Times New Roman" w:cs="Times New Roman"/>
-          <w:b/>
-          <w:bCs/>
-          <w:sz w:val="26"/>
-          <w:szCs w:val="26"/>
-        </w:rPr>
-      </w:pPr>
-      <w:r>
-        <w:rPr>
-          <w:rFonts w:ascii="Times New Roman" w:hAnsi="Times New Roman" w:cs="Times New Roman"/>
-          <w:b/>
-          <w:bCs/>
-          <w:sz w:val="26"/>
-          <w:szCs w:val="26"/>
-        </w:rPr>
-        <w:t>1.3.2</w:t>
-      </w:r>
-      <w:r>
-        <w:rPr>
-          <w:rFonts w:ascii="Times New Roman" w:hAnsi="Times New Roman" w:cs="Times New Roman"/>
-          <w:b/>
-          <w:bCs/>
-          <w:sz w:val="26"/>
-          <w:szCs w:val="26"/>
-        </w:rPr>
-        <w:t xml:space="preserve">. </w:t>
-      </w:r>
-      <w:r>
-        <w:rPr>
-          <w:rFonts w:ascii="Times New Roman" w:hAnsi="Times New Roman" w:cs="Times New Roman"/>
-          <w:b/>
-          <w:bCs/>
-          <w:sz w:val="26"/>
-          <w:szCs w:val="26"/>
-        </w:rPr>
-        <w:t>Tính năng hỗ trợ</w:t>
-      </w:r>
-    </w:p>
-    <w:p>
-      <w:pPr>
-        <w:spacing w:line="360" w:lineRule="auto"/>
-        <w:rPr>
-          <w:rFonts w:ascii="Times New Roman" w:hAnsi="Times New Roman" w:cs="Times New Roman"/>
-          <w:sz w:val="26"/>
-          <w:szCs w:val="26"/>
-        </w:rPr>
-      </w:pPr>
-      <w:r>
-        <w:rPr>
-          <w:rFonts w:ascii="Times New Roman" w:hAnsi="Times New Roman" w:cs="Times New Roman"/>
-          <w:sz w:val="26"/>
-          <w:szCs w:val="26"/>
-        </w:rPr>
-        <w:t>Hệ thống cung cấp các nhóm tính năng hỗ trợ tối đa cho từng đối tượng người dùng:</w:t>
+          <w:sz w:val="28"/>
+          <w:szCs w:val="28"/>
+        </w:rPr>
+      </w:pPr>
+      <w:r>
+        <w:rPr>
+          <w:rFonts w:ascii="Times New Roman" w:hAnsi="Times New Roman" w:cs="Times New Roman"/>
+          <w:sz w:val="28"/>
+          <w:szCs w:val="28"/>
+        </w:rPr>
+        <w:t>Quản lý hồ sơ nhân viên, chấm công và tính bảng lương hằng tháng</w:t>
       </w:r>
     </w:p>
     <w:p>
       <w:pPr>
         <w:numPr>
           <w:ilvl w:val="0"/>
-          <w:numId w:val="10"/>
+          <w:numId w:val="26"/>
         </w:numPr>
         <w:spacing w:line="360" w:lineRule="auto"/>
         <w:rPr>
           <w:rFonts w:ascii="Times New Roman" w:hAnsi="Times New Roman" w:cs="Times New Roman"/>
-          <w:sz w:val="26"/>
-          <w:szCs w:val="26"/>
-        </w:rPr>
-      </w:pPr>
-      <w:r>
-        <w:rPr>
-          <w:rFonts w:ascii="Times New Roman" w:hAnsi="Times New Roman" w:cs="Times New Roman"/>
-          <w:sz w:val="26"/>
-          <w:szCs w:val="26"/>
-        </w:rPr>
-        <w:t>Đối với Khách hàng: Hỗ trợ bộ lọc tìm kiếm phòng thông minh (theo giá, loại phòng), xem thư viện ảnh trực quan, đặt phòng nhanh chóng và nhận phản hồi tức thì.</w:t>
+          <w:sz w:val="28"/>
+          <w:szCs w:val="28"/>
+        </w:rPr>
+      </w:pPr>
+      <w:r>
+        <w:rPr>
+          <w:rFonts w:ascii="Times New Roman" w:hAnsi="Times New Roman" w:cs="Times New Roman"/>
+          <w:sz w:val="28"/>
+          <w:szCs w:val="28"/>
+        </w:rPr>
+        <w:t>Xem báo cáo thống kê doanh thu, tỷ lệ lấp đầy phòng và hiệu quả dịch vụ</w:t>
       </w:r>
     </w:p>
     <w:p>
       <w:pPr>
         <w:numPr>
           <w:ilvl w:val="0"/>
-          <w:numId w:val="10"/>
+          <w:numId w:val="26"/>
         </w:numPr>
         <w:spacing w:line="360" w:lineRule="auto"/>
         <w:rPr>
           <w:rFonts w:ascii="Times New Roman" w:hAnsi="Times New Roman" w:cs="Times New Roman"/>
-          <w:sz w:val="26"/>
-          <w:szCs w:val="26"/>
-        </w:rPr>
-      </w:pPr>
-      <w:r>
-        <w:rPr>
-          <w:rFonts w:ascii="Times New Roman" w:hAnsi="Times New Roman" w:cs="Times New Roman"/>
-          <w:sz w:val="26"/>
-          <w:szCs w:val="26"/>
-        </w:rPr>
-        <w:t>Đối với Quản trị viên: Hỗ trợ Dashboard thống kê trực quan (biểu đồ doanh thu, tỉ lệ lấp đầy phòng), quản lý danh sách phòng bằng trạng thái màu sắc dễ nhận diện, quản lý hồ sơ khách hàng và lịch sử giao dịch.</w:t>
+          <w:sz w:val="28"/>
+          <w:szCs w:val="28"/>
+        </w:rPr>
+      </w:pPr>
+      <w:r>
+        <w:rPr>
+          <w:rFonts w:ascii="Times New Roman" w:hAnsi="Times New Roman" w:cs="Times New Roman"/>
+          <w:sz w:val="28"/>
+          <w:szCs w:val="28"/>
+        </w:rPr>
+        <w:t>Thực hiện toàn bộ chức năng của nhân viên lễ tân khi cần thiết</w:t>
+      </w:r>
+    </w:p>
+    <w:p>
+      <w:pPr>
+        <w:spacing w:line="360" w:lineRule="auto"/>
+        <w:rPr>
+          <w:rFonts w:ascii="Times New Roman" w:hAnsi="Times New Roman" w:cs="Times New Roman"/>
+          <w:b/>
+          <w:bCs/>
+          <w:sz w:val="28"/>
+          <w:szCs w:val="28"/>
+        </w:rPr>
+      </w:pPr>
+      <w:r>
+        <w:rPr>
+          <w:rFonts w:ascii="Times New Roman" w:hAnsi="Times New Roman" w:cs="Times New Roman"/>
+          <w:b/>
+          <w:bCs/>
+          <w:sz w:val="28"/>
+          <w:szCs w:val="28"/>
+        </w:rPr>
+        <w:t>2.2.3. Yêu cầu phi chức năng</w:t>
+      </w:r>
+    </w:p>
+    <w:p>
+      <w:pPr>
+        <w:spacing w:line="360" w:lineRule="auto"/>
+        <w:rPr>
+          <w:rFonts w:ascii="Times New Roman" w:hAnsi="Times New Roman" w:cs="Times New Roman"/>
+          <w:sz w:val="28"/>
+          <w:szCs w:val="28"/>
+        </w:rPr>
+      </w:pPr>
+      <w:r>
+        <w:rPr>
+          <w:rFonts w:ascii="Times New Roman" w:hAnsi="Times New Roman" w:cs="Times New Roman"/>
+          <w:sz w:val="28"/>
+          <w:szCs w:val="28"/>
+        </w:rPr>
+        <w:t xml:space="preserve">Tính khả dụng và tương thích: Giao diện được xây dựng bằng Bootstrap theo chuẩn Responsive Design, đảm bảo hiển thị chính xác và nhất quán trên các trình duyệt phổ biến như Google Chrome, </w:t>
+      </w:r>
+      <w:r>
+        <w:rPr>
+          <w:rFonts w:ascii="Times New Roman" w:hAnsi="Times New Roman" w:cs="Times New Roman"/>
+          <w:sz w:val="28"/>
+          <w:szCs w:val="28"/>
+        </w:rPr>
+        <w:t>OperaGX</w:t>
+      </w:r>
+      <w:r>
+        <w:rPr>
+          <w:rFonts w:ascii="Times New Roman" w:hAnsi="Times New Roman" w:cs="Times New Roman"/>
+          <w:sz w:val="28"/>
+          <w:szCs w:val="28"/>
+        </w:rPr>
+        <w:t>, Microsoft Edge và trên các thiết bị từ Desktop, Tablet đến Smartphone mà không yêu cầu cài đặt thêm plugin hay phần mềm bổ trợ.</w:t>
+      </w:r>
+    </w:p>
+    <w:p>
+      <w:pPr>
+        <w:spacing w:line="360" w:lineRule="auto"/>
+        <w:rPr>
+          <w:rFonts w:ascii="Times New Roman" w:hAnsi="Times New Roman" w:cs="Times New Roman"/>
+          <w:sz w:val="28"/>
+          <w:szCs w:val="28"/>
+        </w:rPr>
+      </w:pPr>
+      <w:r>
+        <w:rPr>
+          <w:rFonts w:ascii="Times New Roman" w:hAnsi="Times New Roman" w:cs="Times New Roman"/>
+          <w:sz w:val="28"/>
+          <w:szCs w:val="28"/>
+        </w:rPr>
+        <w:t>Hiệu năng: Hệ thống xử lý các truy vấn thông thường nhanh chóng và ổn định. Các chức năng nghiệp vụ như tìm kiếm phòng, đặt phòng và cập nhật trạng thái được tối ưu để phản hồi trong thời gian thực. Riêng tốc độ xử lý upload hình ảnh phòng phụ thuộc vào tốc độ đường truyền và dung lượng file.</w:t>
+      </w:r>
+    </w:p>
+    <w:p>
+      <w:pPr>
+        <w:spacing w:line="360" w:lineRule="auto"/>
+        <w:rPr>
+          <w:rFonts w:ascii="Times New Roman" w:hAnsi="Times New Roman" w:cs="Times New Roman"/>
+          <w:sz w:val="28"/>
+          <w:szCs w:val="28"/>
+        </w:rPr>
+      </w:pPr>
+      <w:r>
+        <w:rPr>
+          <w:rFonts w:ascii="Times New Roman" w:hAnsi="Times New Roman" w:cs="Times New Roman"/>
+          <w:sz w:val="28"/>
+          <w:szCs w:val="28"/>
+        </w:rPr>
+        <w:lastRenderedPageBreak/>
+        <w:t>Bảo mật: Hệ thống sử dụng cơ chế xác thực và phân quyền tích hợp sẵn của Laravel (Middleware, Guard, Policy) để đảm bảo mỗi vai trò người dùng chỉ truy cập được đúng chức năng được phép. Mật khẩu người dùng được mã hóa bằng thuật toán Bcrypt trước khi lưu vào cơ sở dữ liệu. Dữ liệu thông tin khách hàng và giao dịch được bảo vệ, tránh truy cập trái phép.</w:t>
+      </w:r>
+    </w:p>
+    <w:p>
+      <w:pPr>
+        <w:spacing w:line="360" w:lineRule="auto"/>
+        <w:rPr>
+          <w:rFonts w:ascii="Times New Roman" w:hAnsi="Times New Roman" w:cs="Times New Roman"/>
+          <w:sz w:val="28"/>
+          <w:szCs w:val="28"/>
+        </w:rPr>
+      </w:pPr>
+      <w:r>
+        <w:rPr>
+          <w:rFonts w:ascii="Times New Roman" w:hAnsi="Times New Roman" w:cs="Times New Roman"/>
+          <w:sz w:val="28"/>
+          <w:szCs w:val="28"/>
+        </w:rPr>
+        <w:t>Tính sẵn sàng: Hệ thống vận hành liên tục 24/7, đáp ứng nhu cầu đặt phòng và tra cứu thông tin của khách hàng ở mọi thời điểm.</w:t>
+      </w:r>
+    </w:p>
+    <w:p>
+      <w:pPr>
+        <w:spacing w:line="360" w:lineRule="auto"/>
+        <w:rPr>
+          <w:rFonts w:ascii="Times New Roman" w:hAnsi="Times New Roman" w:cs="Times New Roman"/>
+          <w:sz w:val="28"/>
+          <w:szCs w:val="28"/>
+        </w:rPr>
+      </w:pPr>
+      <w:r>
+        <w:rPr>
+          <w:rFonts w:ascii="Times New Roman" w:hAnsi="Times New Roman" w:cs="Times New Roman"/>
+          <w:sz w:val="28"/>
+          <w:szCs w:val="28"/>
+        </w:rPr>
+        <w:t>Khả năng bảo trì và mở rộng: Được xây dựng trên kiến trúc MVC của Laravel với cấu trúc mã nguồn rõ ràng, tách biệt giữa logic xử lý, truy xuất dữ liệu và giao diện hiển thị. Điều này giúp hệ thống dễ bảo trì, dễ mở rộng thêm tính năng như tích hợp cổng thanh toán trực tuyến hoặc gửi email xác nhận tự động trong tương lai.</w:t>
+      </w:r>
+    </w:p>
+    <w:p>
+      <w:pPr>
+        <w:spacing w:line="360" w:lineRule="auto"/>
+        <w:rPr>
+          <w:rFonts w:ascii="Times New Roman" w:hAnsi="Times New Roman" w:cs="Times New Roman"/>
+          <w:b/>
+          <w:bCs/>
+          <w:sz w:val="28"/>
+          <w:szCs w:val="28"/>
+        </w:rPr>
+      </w:pPr>
+      <w:r>
+        <w:rPr>
+          <w:rFonts w:ascii="Times New Roman" w:hAnsi="Times New Roman" w:cs="Times New Roman"/>
+          <w:b/>
+          <w:bCs/>
+          <w:sz w:val="28"/>
+          <w:szCs w:val="28"/>
+        </w:rPr>
+        <w:t>2.3. Đánh giá</w:t>
+      </w:r>
+    </w:p>
+    <w:p>
+      <w:pPr>
+        <w:spacing w:line="360" w:lineRule="auto"/>
+        <w:rPr>
+          <w:rFonts w:ascii="Times New Roman" w:hAnsi="Times New Roman" w:cs="Times New Roman"/>
+          <w:sz w:val="28"/>
+          <w:szCs w:val="28"/>
+        </w:rPr>
+      </w:pPr>
+      <w:r>
+        <w:rPr>
+          <w:rFonts w:ascii="Times New Roman" w:hAnsi="Times New Roman" w:cs="Times New Roman"/>
+          <w:sz w:val="28"/>
+          <w:szCs w:val="28"/>
+        </w:rPr>
+        <w:t>Qua quá trình tổng hợp và phân tích</w:t>
+      </w:r>
+      <w:r>
+        <w:rPr>
+          <w:rFonts w:ascii="Times New Roman" w:hAnsi="Times New Roman" w:cs="Times New Roman"/>
+          <w:sz w:val="28"/>
+          <w:szCs w:val="28"/>
+        </w:rPr>
+        <w:t xml:space="preserve"> đúc kết</w:t>
+      </w:r>
+      <w:r>
+        <w:rPr>
+          <w:rFonts w:ascii="Times New Roman" w:hAnsi="Times New Roman" w:cs="Times New Roman"/>
+          <w:sz w:val="28"/>
+          <w:szCs w:val="28"/>
+        </w:rPr>
+        <w:t>, có thể thấy rằng nhu cầu về một hệ thống quản lý khách sạn trực tuyến dành cho các cơ sở</w:t>
+      </w:r>
+      <w:r>
+        <w:rPr>
+          <w:rFonts w:ascii="Times New Roman" w:hAnsi="Times New Roman" w:cs="Times New Roman"/>
+          <w:sz w:val="28"/>
+          <w:szCs w:val="28"/>
+        </w:rPr>
+        <w:t xml:space="preserve"> khách sạn</w:t>
+      </w:r>
+      <w:r>
+        <w:rPr>
+          <w:rFonts w:ascii="Times New Roman" w:hAnsi="Times New Roman" w:cs="Times New Roman"/>
+          <w:sz w:val="28"/>
+          <w:szCs w:val="28"/>
+        </w:rPr>
+        <w:t xml:space="preserve"> vừa và nhỏ là hoàn toàn thực</w:t>
+      </w:r>
+      <w:r>
+        <w:rPr>
+          <w:rFonts w:ascii="Times New Roman" w:hAnsi="Times New Roman" w:cs="Times New Roman"/>
+          <w:sz w:val="28"/>
+          <w:szCs w:val="28"/>
+        </w:rPr>
+        <w:t xml:space="preserve"> tế</w:t>
+      </w:r>
+      <w:r>
+        <w:rPr>
+          <w:rFonts w:ascii="Times New Roman" w:hAnsi="Times New Roman" w:cs="Times New Roman"/>
+          <w:sz w:val="28"/>
+          <w:szCs w:val="28"/>
+        </w:rPr>
+        <w:t xml:space="preserve"> và cấp thiết. Các phần mềm PMS thương mại hiện có trên thị trường (như Cloudbeds, Hotelogix…) tuy đầy đủ tính năng nhưng chi phí bản quyền cao, giao diện phức tạp và khó tùy biến, không phù hợp với mô hình khách sạn nhỏ lẻ</w:t>
+      </w:r>
+      <w:r>
+        <w:rPr>
+          <w:rFonts w:ascii="Times New Roman" w:hAnsi="Times New Roman" w:cs="Times New Roman"/>
+          <w:sz w:val="28"/>
+          <w:szCs w:val="28"/>
+        </w:rPr>
+        <w:t>,tính cá nhân cao</w:t>
+      </w:r>
+      <w:r>
+        <w:rPr>
+          <w:rFonts w:ascii="Times New Roman" w:hAnsi="Times New Roman" w:cs="Times New Roman"/>
+          <w:sz w:val="28"/>
+          <w:szCs w:val="28"/>
+        </w:rPr>
+        <w:t xml:space="preserve"> trong nước.</w:t>
+      </w:r>
+    </w:p>
+    <w:p>
+      <w:pPr>
+        <w:spacing w:line="360" w:lineRule="auto"/>
+        <w:rPr>
+          <w:rFonts w:ascii="Times New Roman" w:hAnsi="Times New Roman" w:cs="Times New Roman"/>
+          <w:sz w:val="28"/>
+          <w:szCs w:val="28"/>
+        </w:rPr>
+      </w:pPr>
+      <w:r>
+        <w:rPr>
+          <w:rFonts w:ascii="Times New Roman" w:hAnsi="Times New Roman" w:cs="Times New Roman"/>
+          <w:sz w:val="28"/>
+          <w:szCs w:val="28"/>
+        </w:rPr>
+        <w:t>Từ đó, em xác định hướng tiếp cận phù hợp là xây dựng một hệ thống gọn nhẹ, tập trung vào các nghiệp vụ cốt lõi, dễ triển khai và dễ tùy biến theo nhu cầu thực tế. Việc lựa chọn Laravel làm nền tảng backend đảm bảo tính bảo mật và hiệu năng ổn định, trong khi Bootstrap giúp xây dựng giao diện hiện đại, tương thích đa thiết bị mà không tốn nhiều công sức thiết kế từ đầu. Mô hình MVC mà Laravel tuân thủ cũng giúp phân tách rõ ràng các tầng của ứng dụng, tạo thuận lợi cho quá trình phát triển, kiểm thử và bảo trì sau này.</w:t>
+      </w:r>
+    </w:p>
+    <w:p>
+      <w:pPr>
+        <w:spacing w:line="360" w:lineRule="auto"/>
+        <w:jc w:val="center"/>
+        <w:rPr>
+          <w:rFonts w:ascii="Times New Roman" w:hAnsi="Times New Roman" w:cs="Times New Roman"/>
+          <w:b/>
+          <w:bCs/>
+          <w:sz w:val="28"/>
+          <w:szCs w:val="28"/>
+        </w:rPr>
+      </w:pPr>
+      <w:r>
+        <w:rPr>
+          <w:rFonts w:ascii="Times New Roman" w:hAnsi="Times New Roman" w:cs="Times New Roman"/>
+          <w:b/>
+          <w:bCs/>
+          <w:sz w:val="28"/>
+          <w:szCs w:val="28"/>
+        </w:rPr>
+        <w:lastRenderedPageBreak/>
+        <w:t>CHƯƠNG III. CƠ SỞ LÝ THUYẾT</w:t>
+      </w:r>
+    </w:p>
+    <w:p>
+      <w:pPr>
+        <w:spacing w:line="360" w:lineRule="auto"/>
+        <w:rPr>
+          <w:rFonts w:ascii="Times New Roman" w:hAnsi="Times New Roman" w:cs="Times New Roman"/>
+          <w:b/>
+          <w:bCs/>
+          <w:sz w:val="28"/>
+          <w:szCs w:val="28"/>
+        </w:rPr>
+      </w:pPr>
+      <w:r>
+        <w:rPr>
+          <w:rFonts w:ascii="Times New Roman" w:hAnsi="Times New Roman" w:cs="Times New Roman"/>
+          <w:b/>
+          <w:bCs/>
+          <w:sz w:val="28"/>
+          <w:szCs w:val="28"/>
+        </w:rPr>
+        <w:t>3.1. Kiến trúc phần mềm</w:t>
+      </w:r>
+    </w:p>
+    <w:p>
+      <w:pPr>
+        <w:spacing w:line="360" w:lineRule="auto"/>
+        <w:rPr>
+          <w:rFonts w:ascii="Times New Roman" w:hAnsi="Times New Roman" w:cs="Times New Roman"/>
+          <w:sz w:val="28"/>
+          <w:szCs w:val="28"/>
+        </w:rPr>
+      </w:pPr>
+      <w:r>
+        <w:rPr>
+          <w:rFonts w:ascii="Times New Roman" w:hAnsi="Times New Roman" w:cs="Times New Roman"/>
+          <w:sz w:val="28"/>
+          <w:szCs w:val="28"/>
+        </w:rPr>
+        <w:t>Hệ thống Web-Application quản lý và đặt phòng khách sạn được xây dựng dựa trên kiến trúc MVC (Model – View – Controller), một mô hình kiến trúc phần mềm chuẩn mực được áp dụng xuyên suốt</w:t>
+      </w:r>
+      <w:r>
+        <w:rPr>
+          <w:rFonts w:ascii="Times New Roman" w:hAnsi="Times New Roman" w:cs="Times New Roman"/>
+          <w:sz w:val="28"/>
+          <w:szCs w:val="28"/>
+        </w:rPr>
+        <w:t xml:space="preserve"> quá trình xây dựng phần mềm</w:t>
+      </w:r>
+      <w:r>
+        <w:rPr>
+          <w:rFonts w:ascii="Times New Roman" w:hAnsi="Times New Roman" w:cs="Times New Roman"/>
+          <w:sz w:val="28"/>
+          <w:szCs w:val="28"/>
+        </w:rPr>
+        <w:t>. Kiến trúc này phân tách ứng dụng thành ba thành phần độc lập, có trách nhiệm rõ ràng, giúp mã nguồn dễ tổ chức, dễ bảo trì và dễ mở rộng.</w:t>
+      </w:r>
+    </w:p>
+    <w:p>
+      <w:pPr>
+        <w:spacing w:line="360" w:lineRule="auto"/>
+        <w:rPr>
+          <w:rFonts w:ascii="Times New Roman" w:hAnsi="Times New Roman" w:cs="Times New Roman"/>
+          <w:sz w:val="28"/>
+          <w:szCs w:val="28"/>
+        </w:rPr>
+      </w:pPr>
+      <w:r>
+        <w:rPr>
+          <w:rFonts w:ascii="Times New Roman" w:hAnsi="Times New Roman" w:cs="Times New Roman"/>
+          <w:sz w:val="28"/>
+          <w:szCs w:val="28"/>
+        </w:rPr>
+        <w:t xml:space="preserve">Model (Tầng dữ liệu): Đây là tầng chịu trách nhiệm tương tác trực tiếp với cơ sở dữ liệu MySQL. Trong Laravel, mỗi Model tương ứng với một bảng trong cơ sở dữ liệu và được xây dựng trên nền tảng Eloquent ORM – công cụ ánh xạ đối tượng quan hệ tích hợp sẵn của framework. Model định nghĩa cấu trúc dữ liệu, các mối quan hệ giữa các bảng (một-một, một-nhiều, nhiều-nhiều) và các ràng buộc dữ liệu. Trong hệ thống này, các Model tiêu biểu bao gồm </w:t>
+      </w:r>
+      <w:r>
+        <w:rPr>
+          <w:rFonts w:ascii="Times New Roman" w:hAnsi="Times New Roman" w:cs="Times New Roman"/>
+          <w:sz w:val="28"/>
+          <w:szCs w:val="28"/>
+        </w:rPr>
+        <w:t>Phong</w:t>
+      </w:r>
+      <w:r>
+        <w:rPr>
+          <w:rFonts w:ascii="Times New Roman" w:hAnsi="Times New Roman" w:cs="Times New Roman"/>
+          <w:sz w:val="28"/>
+          <w:szCs w:val="28"/>
+        </w:rPr>
+        <w:t xml:space="preserve"> (phòng</w:t>
+      </w:r>
+      <w:r>
+        <w:rPr>
+          <w:rFonts w:ascii="Times New Roman" w:hAnsi="Times New Roman" w:cs="Times New Roman"/>
+          <w:sz w:val="28"/>
+          <w:szCs w:val="28"/>
+        </w:rPr>
+        <w:t>)</w:t>
+      </w:r>
+      <w:r>
+        <w:rPr>
+          <w:rFonts w:ascii="Times New Roman" w:hAnsi="Times New Roman" w:cs="Times New Roman"/>
+          <w:sz w:val="28"/>
+          <w:szCs w:val="28"/>
+        </w:rPr>
+        <w:t xml:space="preserve">, </w:t>
+      </w:r>
+      <w:r>
+        <w:rPr>
+          <w:rFonts w:ascii="Times New Roman" w:hAnsi="Times New Roman" w:cs="Times New Roman"/>
+          <w:sz w:val="28"/>
+          <w:szCs w:val="28"/>
+        </w:rPr>
+        <w:t>KhachHang</w:t>
+      </w:r>
+      <w:r>
+        <w:rPr>
+          <w:rFonts w:ascii="Times New Roman" w:hAnsi="Times New Roman" w:cs="Times New Roman"/>
+          <w:sz w:val="28"/>
+          <w:szCs w:val="28"/>
+        </w:rPr>
+        <w:t xml:space="preserve"> (người dùng), </w:t>
+      </w:r>
+      <w:r>
+        <w:rPr>
+          <w:rFonts w:ascii="Times New Roman" w:hAnsi="Times New Roman" w:cs="Times New Roman"/>
+          <w:sz w:val="28"/>
+          <w:szCs w:val="28"/>
+        </w:rPr>
+        <w:t>DichVu</w:t>
+      </w:r>
+      <w:r>
+        <w:rPr>
+          <w:rFonts w:ascii="Times New Roman" w:hAnsi="Times New Roman" w:cs="Times New Roman"/>
+          <w:sz w:val="28"/>
+          <w:szCs w:val="28"/>
+        </w:rPr>
+        <w:t xml:space="preserve"> (dịch vụ),</w:t>
+      </w:r>
+      <w:r>
+        <w:rPr>
+          <w:rFonts w:ascii="Times New Roman" w:hAnsi="Times New Roman" w:cs="Times New Roman"/>
+          <w:sz w:val="28"/>
+          <w:szCs w:val="28"/>
+        </w:rPr>
+        <w:t xml:space="preserve"> Combo</w:t>
+      </w:r>
+      <w:r>
+        <w:rPr>
+          <w:rFonts w:ascii="Times New Roman" w:hAnsi="Times New Roman" w:cs="Times New Roman"/>
+          <w:sz w:val="28"/>
+          <w:szCs w:val="28"/>
+        </w:rPr>
+        <w:t xml:space="preserve"> (</w:t>
+      </w:r>
+      <w:r>
+        <w:rPr>
+          <w:rFonts w:ascii="Times New Roman" w:hAnsi="Times New Roman" w:cs="Times New Roman"/>
+          <w:sz w:val="28"/>
+          <w:szCs w:val="28"/>
+        </w:rPr>
+        <w:t>combo phòng và dịch vụ đi kèm</w:t>
+      </w:r>
+      <w:r>
+        <w:rPr>
+          <w:rFonts w:ascii="Times New Roman" w:hAnsi="Times New Roman" w:cs="Times New Roman"/>
+          <w:sz w:val="28"/>
+          <w:szCs w:val="28"/>
+        </w:rPr>
+        <w:t>)</w:t>
+      </w:r>
+      <w:r>
+        <w:rPr>
+          <w:rFonts w:ascii="Times New Roman" w:hAnsi="Times New Roman" w:cs="Times New Roman"/>
+          <w:sz w:val="28"/>
+          <w:szCs w:val="28"/>
+        </w:rPr>
+        <w:t>…</w:t>
+      </w:r>
+    </w:p>
+    <w:p>
+      <w:pPr>
+        <w:spacing w:line="360" w:lineRule="auto"/>
+        <w:rPr>
+          <w:rFonts w:ascii="Times New Roman" w:hAnsi="Times New Roman" w:cs="Times New Roman"/>
+          <w:sz w:val="28"/>
+          <w:szCs w:val="28"/>
+        </w:rPr>
+      </w:pPr>
+      <w:r>
+        <w:rPr>
+          <w:rFonts w:ascii="Times New Roman" w:hAnsi="Times New Roman" w:cs="Times New Roman"/>
+          <w:sz w:val="28"/>
+          <w:szCs w:val="28"/>
+        </w:rPr>
+        <w:t>View (Tầng giao diện): Đây là tầng chịu trách nhiệm hiển thị dữ liệu đến người dùng. Hệ thống sử dụng Laravel Blade – công cụ template engine tích hợp sẵn của Laravel – kết hợp với Bootstrap để xây dựng giao diện. Blade cho phép nhúng trực tiếp logic hiển thị vào file HTML thông qua cú pháp đơn giản, hỗ trợ kế thừa layout và tái sử dụng các thành phần giao diện (component). Tầng View không chứa logic nghiệp vụ, chỉ nhận dữ liệu từ Controller và render ra HTML trả về trình duyệt.</w:t>
+      </w:r>
+    </w:p>
+    <w:p>
+      <w:pPr>
+        <w:spacing w:line="360" w:lineRule="auto"/>
+        <w:rPr>
+          <w:rFonts w:ascii="Times New Roman" w:hAnsi="Times New Roman" w:cs="Times New Roman"/>
+          <w:sz w:val="28"/>
+          <w:szCs w:val="28"/>
+        </w:rPr>
+      </w:pPr>
+      <w:r>
+        <w:rPr>
+          <w:rFonts w:ascii="Times New Roman" w:hAnsi="Times New Roman" w:cs="Times New Roman"/>
+          <w:sz w:val="28"/>
+          <w:szCs w:val="28"/>
+        </w:rPr>
+        <w:t xml:space="preserve">Controller (Tầng xử lý): Đây là tầng trung gian, đóng vai trò điều phối toàn bộ luồng xử lý của ứng dụng. Controller tiếp nhận các HTTP Request từ người dùng, gọi đến Model để truy xuất hoặc cập nhật dữ liệu, áp dụng logic nghiệp vụ và cuối cùng trả kết quả về cho View để hiển thị. Trong hệ thống </w:t>
+      </w:r>
+      <w:r>
+        <w:rPr>
+          <w:rFonts w:ascii="Times New Roman" w:hAnsi="Times New Roman" w:cs="Times New Roman"/>
+          <w:sz w:val="28"/>
+          <w:szCs w:val="28"/>
+        </w:rPr>
+        <w:lastRenderedPageBreak/>
+        <w:t xml:space="preserve">này, các Controller tiêu biểu bao gồm </w:t>
+      </w:r>
+      <w:r>
+        <w:rPr>
+          <w:rFonts w:ascii="Times New Roman" w:hAnsi="Times New Roman" w:cs="Times New Roman"/>
+          <w:sz w:val="28"/>
+          <w:szCs w:val="28"/>
+        </w:rPr>
+        <w:t>DatPhong</w:t>
+      </w:r>
+      <w:r>
+        <w:rPr>
+          <w:rFonts w:ascii="Times New Roman" w:hAnsi="Times New Roman" w:cs="Times New Roman"/>
+          <w:sz w:val="28"/>
+          <w:szCs w:val="28"/>
+        </w:rPr>
+        <w:t xml:space="preserve">Controller, </w:t>
+      </w:r>
+      <w:r>
+        <w:rPr>
+          <w:rFonts w:ascii="Times New Roman" w:hAnsi="Times New Roman" w:cs="Times New Roman"/>
+          <w:sz w:val="28"/>
+          <w:szCs w:val="28"/>
+        </w:rPr>
+        <w:t>DangkyDangnhap</w:t>
+      </w:r>
+      <w:r>
+        <w:rPr>
+          <w:rFonts w:ascii="Times New Roman" w:hAnsi="Times New Roman" w:cs="Times New Roman"/>
+          <w:sz w:val="28"/>
+          <w:szCs w:val="28"/>
+        </w:rPr>
+        <w:t>Controller</w:t>
+      </w:r>
+      <w:r>
+        <w:rPr>
+          <w:rFonts w:ascii="Times New Roman" w:hAnsi="Times New Roman" w:cs="Times New Roman"/>
+          <w:sz w:val="28"/>
+          <w:szCs w:val="28"/>
+        </w:rPr>
+        <w:t>…</w:t>
+      </w:r>
+    </w:p>
+    <w:p>
+      <w:pPr>
+        <w:spacing w:line="360" w:lineRule="auto"/>
+        <w:rPr>
+          <w:rFonts w:ascii="Times New Roman" w:hAnsi="Times New Roman" w:cs="Times New Roman"/>
+          <w:sz w:val="28"/>
+          <w:szCs w:val="28"/>
+        </w:rPr>
+      </w:pPr>
+      <w:r>
+        <w:rPr>
+          <w:rFonts w:ascii="Times New Roman" w:hAnsi="Times New Roman" w:cs="Times New Roman"/>
+          <w:sz w:val="28"/>
+          <w:szCs w:val="28"/>
+        </w:rPr>
+        <w:t>Luồng xử lý tổng quát của hệ thống theo mô hình MVC diễn ra như sau: Người dùng gửi yêu cầu (Request) thông qua trình duyệt → Router của Laravel định tuyến đến Controller tương ứng → Controller gọi Model để thao tác dữ liệu với MySQL → Controller truyền dữ liệu sang View (Blade Template) → View kết hợp Bootstrap render giao diện HTML → Trình duyệt hiển thị kết quả đến người dùng.</w:t>
+      </w:r>
+    </w:p>
+    <w:p>
+      <w:pPr>
+        <w:spacing w:line="360" w:lineRule="auto"/>
+        <w:rPr>
+          <w:rFonts w:ascii="Times New Roman" w:hAnsi="Times New Roman" w:cs="Times New Roman"/>
+          <w:sz w:val="28"/>
+          <w:szCs w:val="28"/>
+        </w:rPr>
+      </w:pPr>
+      <w:r>
+        <w:rPr>
+          <w:rFonts w:ascii="Times New Roman" w:hAnsi="Times New Roman" w:cs="Times New Roman"/>
+          <w:sz w:val="28"/>
+          <w:szCs w:val="28"/>
+        </w:rPr>
+        <w:t>Kiến trúc MVC giúp tách biệt hoàn toàn giữa logic xử lý, dữ liệu và giao diện, tạo nền tảng vững chắc cho việc phát triển song song, kiểm thử độc lập từng tầng và nâng cấp hệ thống trong tương lai mà không ảnh hưởng chéo giữa các thành phần.</w:t>
+      </w:r>
+    </w:p>
+    <w:p>
+      <w:pPr>
+        <w:spacing w:line="360" w:lineRule="auto"/>
+        <w:rPr>
+          <w:rFonts w:ascii="Times New Roman" w:hAnsi="Times New Roman" w:cs="Times New Roman"/>
+          <w:b/>
+          <w:bCs/>
+          <w:sz w:val="28"/>
+          <w:szCs w:val="28"/>
+        </w:rPr>
+      </w:pPr>
+      <w:r>
+        <w:rPr>
+          <w:rFonts w:ascii="Times New Roman" w:hAnsi="Times New Roman" w:cs="Times New Roman"/>
+          <w:b/>
+          <w:bCs/>
+          <w:sz w:val="28"/>
+          <w:szCs w:val="28"/>
+        </w:rPr>
+        <w:t>3.2. Các công nghệ sử dụng</w:t>
+      </w:r>
+    </w:p>
+    <w:p>
+      <w:pPr>
+        <w:spacing w:line="360" w:lineRule="auto"/>
+        <w:rPr>
+          <w:rFonts w:ascii="Times New Roman" w:hAnsi="Times New Roman" w:cs="Times New Roman"/>
+          <w:b/>
+          <w:bCs/>
+          <w:sz w:val="28"/>
+          <w:szCs w:val="28"/>
+        </w:rPr>
+      </w:pPr>
+      <w:r>
+        <w:rPr>
+          <w:rFonts w:ascii="Times New Roman" w:hAnsi="Times New Roman" w:cs="Times New Roman"/>
+          <w:b/>
+          <w:bCs/>
+          <w:sz w:val="28"/>
+          <w:szCs w:val="28"/>
+        </w:rPr>
+        <w:t>3.2.1. Laravel (PHP Framework)</w:t>
+      </w:r>
+    </w:p>
+    <w:p>
+      <w:pPr>
+        <w:spacing w:line="360" w:lineRule="auto"/>
+        <w:rPr>
+          <w:rFonts w:ascii="Times New Roman" w:hAnsi="Times New Roman" w:cs="Times New Roman"/>
+          <w:sz w:val="28"/>
+          <w:szCs w:val="28"/>
+        </w:rPr>
+      </w:pPr>
+      <w:r>
+        <w:rPr>
+          <w:rFonts w:ascii="Times New Roman" w:hAnsi="Times New Roman" w:cs="Times New Roman"/>
+          <w:sz w:val="28"/>
+          <w:szCs w:val="28"/>
+        </w:rPr>
+        <w:t>Laravel là một framework mã nguồn mở viết bằng ngôn ngữ PHP, được phát triển bởi Taylor Otwell và ra mắt lần đầu vào năm 2011. Hiện nay Laravel là một trong những framework PHP phổ biến và được sử dụng rộng rãi nhất thế giới nhờ cú pháp rõ ràng, hệ sinh thái phong phú và khả năng bảo mật cao.</w:t>
+      </w:r>
+    </w:p>
+    <w:p>
+      <w:pPr>
+        <w:spacing w:line="360" w:lineRule="auto"/>
+        <w:rPr>
+          <w:rFonts w:ascii="Times New Roman" w:hAnsi="Times New Roman" w:cs="Times New Roman"/>
+          <w:sz w:val="28"/>
+          <w:szCs w:val="28"/>
+        </w:rPr>
+      </w:pPr>
+      <w:r>
+        <w:rPr>
+          <w:rFonts w:ascii="Times New Roman" w:hAnsi="Times New Roman" w:cs="Times New Roman"/>
+          <w:sz w:val="28"/>
+          <w:szCs w:val="28"/>
+        </w:rPr>
+        <w:t>Trong hệ thống này, Laravel được sử dụng làm nền tảng backend với các điểm mạnh nổi bật sau:</w:t>
       </w:r>
     </w:p>
     <w:p>
       <w:pPr>
         <w:numPr>
           <w:ilvl w:val="0"/>
-          <w:numId w:val="10"/>
+          <w:numId w:val="27"/>
         </w:numPr>
         <w:spacing w:line="360" w:lineRule="auto"/>
         <w:rPr>
           <w:rFonts w:ascii="Times New Roman" w:hAnsi="Times New Roman" w:cs="Times New Roman"/>
-          <w:sz w:val="26"/>
-          <w:szCs w:val="26"/>
-        </w:rPr>
-      </w:pPr>
-      <w:r>
-        <w:rPr>
-          <w:rFonts w:ascii="Times New Roman" w:hAnsi="Times New Roman" w:cs="Times New Roman"/>
-          <w:sz w:val="26"/>
-          <w:szCs w:val="26"/>
-        </w:rPr>
-        <w:lastRenderedPageBreak/>
-        <w:t>Tính năng bổ trợ: Hệ thống hỗ trợ gửi email thông báo tự động khi đặt phòng thành công, xuất hóa đơn cơ bản và quản lý các chương trình khuyến mãi/giảm giá.</w:t>
-      </w:r>
-    </w:p>
-    <w:p>
-      <w:pPr>
-        <w:spacing w:line="360" w:lineRule="auto"/>
-        <w:rPr>
-          <w:rFonts w:ascii="Times New Roman" w:hAnsi="Times New Roman" w:cs="Times New Roman"/>
-          <w:sz w:val="26"/>
-          <w:szCs w:val="26"/>
-        </w:rPr>
-      </w:pPr>
-      <w:r>
-        <w:rPr>
-          <w:rFonts w:ascii="Times New Roman" w:hAnsi="Times New Roman" w:cs="Times New Roman"/>
-          <w:sz w:val="26"/>
-          <w:szCs w:val="26"/>
-        </w:rPr>
-        <w:pict w14:anchorId="7E034798">
-          <v:rect id="_x0000_i1026" style="width:0;height:1.5pt" o:hralign="center" o:hrstd="t" o:hr="t" fillcolor="#a0a0a0" stroked="f"/>
-        </w:pict>
-      </w:r>
-    </w:p>
-    <w:p>
-      <w:pPr>
-        <w:spacing w:line="360" w:lineRule="auto"/>
-        <w:rPr>
-          <w:rFonts w:ascii="Times New Roman" w:hAnsi="Times New Roman" w:cs="Times New Roman"/>
-          <w:b/>
-          <w:bCs/>
-          <w:sz w:val="26"/>
-          <w:szCs w:val="26"/>
-        </w:rPr>
-      </w:pPr>
-      <w:r>
-        <w:rPr>
-          <w:rFonts w:ascii="Times New Roman" w:hAnsi="Times New Roman" w:cs="Times New Roman"/>
-          <w:b/>
-          <w:bCs/>
-          <w:sz w:val="26"/>
-          <w:szCs w:val="26"/>
-        </w:rPr>
-        <w:t>1.3.3</w:t>
-      </w:r>
-      <w:r>
-        <w:rPr>
-          <w:rFonts w:ascii="Times New Roman" w:hAnsi="Times New Roman" w:cs="Times New Roman"/>
-          <w:b/>
-          <w:bCs/>
-          <w:sz w:val="26"/>
-          <w:szCs w:val="26"/>
-        </w:rPr>
-        <w:t xml:space="preserve">. </w:t>
-      </w:r>
-      <w:r>
-        <w:rPr>
-          <w:rFonts w:ascii="Times New Roman" w:hAnsi="Times New Roman" w:cs="Times New Roman"/>
-          <w:b/>
-          <w:bCs/>
-          <w:sz w:val="26"/>
-          <w:szCs w:val="26"/>
-        </w:rPr>
-        <w:t>Khả năng mở rộng</w:t>
-      </w:r>
-    </w:p>
-    <w:p>
-      <w:pPr>
-        <w:spacing w:line="360" w:lineRule="auto"/>
-        <w:rPr>
-          <w:rFonts w:ascii="Times New Roman" w:hAnsi="Times New Roman" w:cs="Times New Roman"/>
-          <w:sz w:val="26"/>
-          <w:szCs w:val="26"/>
-        </w:rPr>
-      </w:pPr>
-      <w:r>
-        <w:rPr>
-          <w:rFonts w:ascii="Times New Roman" w:hAnsi="Times New Roman" w:cs="Times New Roman"/>
-          <w:sz w:val="26"/>
-          <w:szCs w:val="26"/>
-        </w:rPr>
-        <w:t>Nhờ sử dụng cấu trúc mã nguồn mở và linh hoạt của Laravel, hệ thống có khả năng mở rộng mạnh mẽ trong tương lai:</w:t>
+          <w:sz w:val="28"/>
+          <w:szCs w:val="28"/>
+        </w:rPr>
+      </w:pPr>
+      <w:r>
+        <w:rPr>
+          <w:rFonts w:ascii="Times New Roman" w:hAnsi="Times New Roman" w:cs="Times New Roman"/>
+          <w:sz w:val="28"/>
+          <w:szCs w:val="28"/>
+        </w:rPr>
+        <w:t>Routing linh hoạt: Laravel cung cấp hệ thống định tuyến URL trực quan, hỗ trợ nhóm route theo middleware và prefix, giúp tổ chức các endpoint của hệ thống một cách rõ ràng theo từng nhóm chức năng (khách hàng, lễ tân, admin).</w:t>
       </w:r>
     </w:p>
     <w:p>
       <w:pPr>
         <w:numPr>
           <w:ilvl w:val="0"/>
-          <w:numId w:val="11"/>
+          <w:numId w:val="27"/>
         </w:numPr>
         <w:spacing w:line="360" w:lineRule="auto"/>
         <w:rPr>
           <w:rFonts w:ascii="Times New Roman" w:hAnsi="Times New Roman" w:cs="Times New Roman"/>
-          <w:sz w:val="26"/>
-          <w:szCs w:val="26"/>
-        </w:rPr>
-      </w:pPr>
-      <w:r>
-        <w:rPr>
-          <w:rFonts w:ascii="Times New Roman" w:hAnsi="Times New Roman" w:cs="Times New Roman"/>
-          <w:sz w:val="26"/>
-          <w:szCs w:val="26"/>
-        </w:rPr>
-        <w:t>Tích hợp đa dịch vụ: Dễ dàng phát triển thêm các module dịch vụ đi kèm như: đặt đồ ăn tại phòng, dịch vụ đưa đón sân bay, quản lý spa/gym.</w:t>
+          <w:sz w:val="28"/>
+          <w:szCs w:val="28"/>
+        </w:rPr>
+      </w:pPr>
+      <w:r>
+        <w:rPr>
+          <w:rFonts w:ascii="Times New Roman" w:hAnsi="Times New Roman" w:cs="Times New Roman"/>
+          <w:sz w:val="28"/>
+          <w:szCs w:val="28"/>
+        </w:rPr>
+        <w:lastRenderedPageBreak/>
+        <w:t>Eloquent ORM: Công cụ ánh xạ đối tượng quan hệ tích hợp sẵn giúp thao tác với cơ sở dữ liệu MySQL thông qua cú pháp hướng đối tượng, hỗ trợ đầy đủ các quan hệ giữa bảng mà không cần viết câu lệnh SQL thủ công.</w:t>
       </w:r>
     </w:p>
     <w:p>
       <w:pPr>
         <w:numPr>
           <w:ilvl w:val="0"/>
-          <w:numId w:val="11"/>
+          <w:numId w:val="27"/>
         </w:numPr>
         <w:spacing w:line="360" w:lineRule="auto"/>
         <w:rPr>
           <w:rFonts w:ascii="Times New Roman" w:hAnsi="Times New Roman" w:cs="Times New Roman"/>
-          <w:sz w:val="26"/>
-          <w:szCs w:val="26"/>
-        </w:rPr>
-      </w:pPr>
-      <w:r>
-        <w:rPr>
-          <w:rFonts w:ascii="Times New Roman" w:hAnsi="Times New Roman" w:cs="Times New Roman"/>
-          <w:sz w:val="26"/>
-          <w:szCs w:val="26"/>
-        </w:rPr>
-        <w:t>Nâng cấp công nghệ: Có thể chuyển đổi phần Frontend sang các thư viện hiện đại hơn như Vue.js hoặc React (Laravel hỗ trợ rất tốt) để tăng tính tương tác mà không cần thay đổi quá nhiều cấu trúc Backend.</w:t>
+          <w:sz w:val="28"/>
+          <w:szCs w:val="28"/>
+        </w:rPr>
+      </w:pPr>
+      <w:r>
+        <w:rPr>
+          <w:rFonts w:ascii="Times New Roman" w:hAnsi="Times New Roman" w:cs="Times New Roman"/>
+          <w:sz w:val="28"/>
+          <w:szCs w:val="28"/>
+        </w:rPr>
+        <w:t>Blade Template Engine: Công cụ template giúp xây dựng giao diện động, hỗ trợ kế thừa layout, điều kiện hiển thị và vòng lặp dữ liệu trực tiếp trong file HTML.</w:t>
       </w:r>
     </w:p>
     <w:p>
       <w:pPr>
         <w:numPr>
           <w:ilvl w:val="0"/>
-          <w:numId w:val="11"/>
+          <w:numId w:val="27"/>
         </w:numPr>
         <w:spacing w:line="360" w:lineRule="auto"/>
         <w:rPr>
           <w:rFonts w:ascii="Times New Roman" w:hAnsi="Times New Roman" w:cs="Times New Roman"/>
-          <w:sz w:val="26"/>
-          <w:szCs w:val="26"/>
-        </w:rPr>
-      </w:pPr>
-      <w:r>
-        <w:rPr>
-          <w:rFonts w:ascii="Times New Roman" w:hAnsi="Times New Roman" w:cs="Times New Roman"/>
-          <w:sz w:val="26"/>
-          <w:szCs w:val="26"/>
-        </w:rPr>
-        <w:t>Mở rộng quy mô: Hệ thống được thiết kế để có thể nâng cấp từ quản lý một khách sạn đơn lẻ lên chuỗi khách sạn với nhiều chi nhánh khác nhau.</w:t>
-      </w:r>
-    </w:p>
-    <w:p>
-      <w:pPr>
-        <w:spacing w:line="360" w:lineRule="auto"/>
-        <w:rPr>
-          <w:rFonts w:ascii="Times New Roman" w:hAnsi="Times New Roman" w:cs="Times New Roman"/>
-          <w:sz w:val="26"/>
-          <w:szCs w:val="26"/>
-        </w:rPr>
-      </w:pPr>
-      <w:r>
-        <w:rPr>
-          <w:rFonts w:ascii="Times New Roman" w:hAnsi="Times New Roman" w:cs="Times New Roman"/>
-          <w:sz w:val="26"/>
-          <w:szCs w:val="26"/>
-        </w:rPr>
-        <w:pict w14:anchorId="5EDE8874">
-          <v:rect id="_x0000_i1027" style="width:0;height:1.5pt" o:hralign="center" o:hrstd="t" o:hr="t" fillcolor="#a0a0a0" stroked="f"/>
-        </w:pict>
-      </w:r>
-    </w:p>
-    <w:p>
-      <w:pPr>
-        <w:spacing w:line="360" w:lineRule="auto"/>
-        <w:rPr>
-          <w:rFonts w:ascii="Times New Roman" w:hAnsi="Times New Roman" w:cs="Times New Roman"/>
-          <w:b/>
-          <w:bCs/>
-          <w:sz w:val="26"/>
-          <w:szCs w:val="26"/>
-        </w:rPr>
-      </w:pPr>
-      <w:r>
-        <w:rPr>
-          <w:rFonts w:ascii="Times New Roman" w:hAnsi="Times New Roman" w:cs="Times New Roman"/>
-          <w:b/>
-          <w:bCs/>
-          <w:sz w:val="26"/>
-          <w:szCs w:val="26"/>
-        </w:rPr>
-        <w:t>1.3.4</w:t>
-      </w:r>
-      <w:r>
-        <w:rPr>
-          <w:rFonts w:ascii="Times New Roman" w:hAnsi="Times New Roman" w:cs="Times New Roman"/>
-          <w:b/>
-          <w:bCs/>
-          <w:sz w:val="26"/>
-          <w:szCs w:val="26"/>
-        </w:rPr>
-        <w:t xml:space="preserve">. </w:t>
-      </w:r>
-      <w:r>
-        <w:rPr>
-          <w:rFonts w:ascii="Times New Roman" w:hAnsi="Times New Roman" w:cs="Times New Roman"/>
-          <w:b/>
-          <w:bCs/>
-          <w:sz w:val="26"/>
-          <w:szCs w:val="26"/>
-        </w:rPr>
-        <w:t>Địa lý&amp;Thị trường nghiên cứu</w:t>
+          <w:sz w:val="28"/>
+          <w:szCs w:val="28"/>
+        </w:rPr>
+      </w:pPr>
+      <w:r>
+        <w:rPr>
+          <w:rFonts w:ascii="Times New Roman" w:hAnsi="Times New Roman" w:cs="Times New Roman"/>
+          <w:sz w:val="28"/>
+          <w:szCs w:val="28"/>
+        </w:rPr>
+        <w:t>Authentication &amp; Authorization: Laravel tích hợp sẵn hệ thống xác thực người dùng (đăng ký, đăng nhập, quản lý session) và phân quyền theo vai trò thông qua Middleware và Gate/Policy, đảm bảo mỗi nhóm người dùng chỉ truy cập được đúng chức năng được phép.</w:t>
       </w:r>
     </w:p>
     <w:p>
       <w:pPr>
         <w:numPr>
           <w:ilvl w:val="0"/>
-          <w:numId w:val="12"/>
+          <w:numId w:val="27"/>
         </w:numPr>
         <w:spacing w:line="360" w:lineRule="auto"/>
         <w:rPr>
           <w:rFonts w:ascii="Times New Roman" w:hAnsi="Times New Roman" w:cs="Times New Roman"/>
-          <w:sz w:val="26"/>
-          <w:szCs w:val="26"/>
-        </w:rPr>
-      </w:pPr>
-      <w:r>
-        <w:rPr>
-          <w:rFonts w:ascii="Times New Roman" w:hAnsi="Times New Roman" w:cs="Times New Roman"/>
-          <w:sz w:val="26"/>
-          <w:szCs w:val="26"/>
-        </w:rPr>
-        <w:t>Đối tượng nghiên cứu: Tập trung vào các khách sạn vừa và nhỏ (2-3 sao), các khu homestay, nhà nghỉ cao cấp – nơi đang có nhu cầu chuyển đổi số nhưng chưa có ngân sách cho các phần mềm quản lý đắt đỏ.</w:t>
+          <w:sz w:val="28"/>
+          <w:szCs w:val="28"/>
+        </w:rPr>
+      </w:pPr>
+      <w:r>
+        <w:rPr>
+          <w:rFonts w:ascii="Times New Roman" w:hAnsi="Times New Roman" w:cs="Times New Roman"/>
+          <w:sz w:val="28"/>
+          <w:szCs w:val="28"/>
+        </w:rPr>
+        <w:t>Migration &amp; Seeder: Hệ thống quản lý phiên bản cơ sở dữ liệu giúp tạo, chỉnh sửa và khởi tạo dữ liệu mẫu một cách có kiểm soát, thuận tiện cho quá trình phát triển và triển khai.</w:t>
       </w:r>
     </w:p>
     <w:p>
       <w:pPr>
         <w:numPr>
           <w:ilvl w:val="0"/>
-          <w:numId w:val="12"/>
+          <w:numId w:val="27"/>
         </w:numPr>
         <w:spacing w:line="360" w:lineRule="auto"/>
         <w:rPr>
           <w:rFonts w:ascii="Times New Roman" w:hAnsi="Times New Roman" w:cs="Times New Roman"/>
-          <w:sz w:val="26"/>
-          <w:szCs w:val="26"/>
-        </w:rPr>
-      </w:pPr>
-      <w:r>
-        <w:rPr>
-          <w:rFonts w:ascii="Times New Roman" w:hAnsi="Times New Roman" w:cs="Times New Roman"/>
-          <w:sz w:val="26"/>
-          <w:szCs w:val="26"/>
-        </w:rPr>
-        <w:t>Phạm vi địa lý: Nghiên cứu thực tiễn tại thị trường du lịch Việt Nam, nơi có đặc thù về thói quen đặt phòng của khách nội địa và nhu cầu quản lý linh hoạt của các chủ cơ sở lưu trú.</w:t>
+          <w:sz w:val="28"/>
+          <w:szCs w:val="28"/>
+        </w:rPr>
+      </w:pPr>
+      <w:r>
+        <w:rPr>
+          <w:rFonts w:ascii="Times New Roman" w:hAnsi="Times New Roman" w:cs="Times New Roman"/>
+          <w:sz w:val="28"/>
+          <w:szCs w:val="28"/>
+        </w:rPr>
+        <w:t>Validation: Laravel cung cấp cơ chế kiểm tra dữ liệu đầu vào mạnh mẽ, giúp đảm bảo tính toàn vẹn dữ liệu trước khi lưu vào cơ sở dữ liệu.</w:t>
+      </w:r>
+    </w:p>
+    <w:p>
+      <w:pPr>
+        <w:spacing w:line="360" w:lineRule="auto"/>
+        <w:rPr>
+          <w:rFonts w:ascii="Times New Roman" w:hAnsi="Times New Roman" w:cs="Times New Roman"/>
+          <w:b/>
+          <w:bCs/>
+          <w:sz w:val="28"/>
+          <w:szCs w:val="28"/>
+        </w:rPr>
+      </w:pPr>
+      <w:r>
+        <w:rPr>
+          <w:rFonts w:ascii="Times New Roman" w:hAnsi="Times New Roman" w:cs="Times New Roman"/>
+          <w:b/>
+          <w:bCs/>
+          <w:sz w:val="28"/>
+          <w:szCs w:val="28"/>
+        </w:rPr>
+        <w:t>3.2.2. Laravel Blade Template Engine</w:t>
+      </w:r>
+    </w:p>
+    <w:p>
+      <w:pPr>
+        <w:spacing w:line="360" w:lineRule="auto"/>
+        <w:rPr>
+          <w:rFonts w:ascii="Times New Roman" w:hAnsi="Times New Roman" w:cs="Times New Roman"/>
+          <w:sz w:val="28"/>
+          <w:szCs w:val="28"/>
+        </w:rPr>
+      </w:pPr>
+      <w:r>
+        <w:rPr>
+          <w:rFonts w:ascii="Times New Roman" w:hAnsi="Times New Roman" w:cs="Times New Roman"/>
+          <w:sz w:val="28"/>
+          <w:szCs w:val="28"/>
+        </w:rPr>
+        <w:t>Blade là công cụ template engine mặc định của Laravel, được sử dụng để xây dựng toàn bộ tầng giao diện (View) của hệ thống. Khác với PHP thuần, Blade cung cấp cú pháp gọn gàng và trực quan hơn với các directive đặc trưng như @extends, @section, @yield, @foreach, @if... giúp tách biệt rõ ràng giữa phần cấu trúc layout chung và nội dung từng trang cụ thể.</w:t>
+      </w:r>
+    </w:p>
+    <w:p>
+      <w:pPr>
+        <w:spacing w:line="360" w:lineRule="auto"/>
+        <w:rPr>
+          <w:rFonts w:ascii="Times New Roman" w:hAnsi="Times New Roman" w:cs="Times New Roman"/>
+          <w:sz w:val="28"/>
+          <w:szCs w:val="28"/>
+        </w:rPr>
+      </w:pPr>
+      <w:r>
+        <w:rPr>
+          <w:rFonts w:ascii="Times New Roman" w:hAnsi="Times New Roman" w:cs="Times New Roman"/>
+          <w:sz w:val="28"/>
+          <w:szCs w:val="28"/>
+        </w:rPr>
+        <w:t xml:space="preserve">Các ưu điểm của Blade được khai thác trong hệ thống bao gồm khả năng kế thừa layout giúp tái sử dụng header, footer và thanh điều hướng xuyên suốt toàn bộ ứng dụng; khả năng truyền dữ liệu từ Controller xuống View một </w:t>
+      </w:r>
+      <w:r>
+        <w:rPr>
+          <w:rFonts w:ascii="Times New Roman" w:hAnsi="Times New Roman" w:cs="Times New Roman"/>
+          <w:sz w:val="28"/>
+          <w:szCs w:val="28"/>
+        </w:rPr>
+        <w:lastRenderedPageBreak/>
+        <w:t>cách tự nhiên; và khả năng nhúng các component giao diện có thể tái sử dụng như form đặt phòng, bảng danh sách phòng hay thẻ thống kê doanh thu.</w:t>
+      </w:r>
+    </w:p>
+    <w:p>
+      <w:pPr>
+        <w:spacing w:line="360" w:lineRule="auto"/>
+        <w:rPr>
+          <w:rFonts w:ascii="Times New Roman" w:hAnsi="Times New Roman" w:cs="Times New Roman"/>
+          <w:b/>
+          <w:bCs/>
+          <w:sz w:val="28"/>
+          <w:szCs w:val="28"/>
+        </w:rPr>
+      </w:pPr>
+      <w:r>
+        <w:rPr>
+          <w:rFonts w:ascii="Times New Roman" w:hAnsi="Times New Roman" w:cs="Times New Roman"/>
+          <w:b/>
+          <w:bCs/>
+          <w:sz w:val="28"/>
+          <w:szCs w:val="28"/>
+        </w:rPr>
+        <w:t>3.2.3. Bootstrap</w:t>
+      </w:r>
+    </w:p>
+    <w:p>
+      <w:pPr>
+        <w:spacing w:line="360" w:lineRule="auto"/>
+        <w:rPr>
+          <w:rFonts w:ascii="Times New Roman" w:hAnsi="Times New Roman" w:cs="Times New Roman"/>
+          <w:sz w:val="28"/>
+          <w:szCs w:val="28"/>
+        </w:rPr>
+      </w:pPr>
+      <w:r>
+        <w:rPr>
+          <w:rFonts w:ascii="Times New Roman" w:hAnsi="Times New Roman" w:cs="Times New Roman"/>
+          <w:sz w:val="28"/>
+          <w:szCs w:val="28"/>
+        </w:rPr>
+        <w:t>Bootstrap là thư viện CSS và JavaScript mã nguồn mở do Twitter phát triển, hiện đang ở phiên bản 5.x. Bootstrap cung cấp hệ thống lưới (Grid System) 12 cột linh hoạt và một bộ các thành phần giao diện dựng sẵn (component) như navbar, card, modal, table, form, button, badge… giúp xây dựng giao diện web nhanh chóng và đồng nhất.</w:t>
+      </w:r>
+    </w:p>
+    <w:p>
+      <w:pPr>
+        <w:spacing w:line="360" w:lineRule="auto"/>
+        <w:rPr>
+          <w:rFonts w:ascii="Times New Roman" w:hAnsi="Times New Roman" w:cs="Times New Roman"/>
+          <w:sz w:val="28"/>
+          <w:szCs w:val="28"/>
+        </w:rPr>
+      </w:pPr>
+      <w:r>
+        <w:rPr>
+          <w:rFonts w:ascii="Times New Roman" w:hAnsi="Times New Roman" w:cs="Times New Roman"/>
+          <w:sz w:val="28"/>
+          <w:szCs w:val="28"/>
+        </w:rPr>
+        <w:t>Trong hệ thống này, Bootstrap được sử dụng để xây dựng toàn bộ giao diện người dùng với các ưu điểm sau:</w:t>
       </w:r>
     </w:p>
     <w:p>
       <w:pPr>
         <w:numPr>
           <w:ilvl w:val="0"/>
-          <w:numId w:val="12"/>
+          <w:numId w:val="28"/>
         </w:numPr>
         <w:spacing w:line="360" w:lineRule="auto"/>
         <w:rPr>
           <w:rFonts w:ascii="Times New Roman" w:hAnsi="Times New Roman" w:cs="Times New Roman"/>
-          <w:sz w:val="26"/>
-          <w:szCs w:val="26"/>
-        </w:rPr>
-      </w:pPr>
-      <w:r>
-        <w:rPr>
-          <w:rFonts w:ascii="Times New Roman" w:hAnsi="Times New Roman" w:cs="Times New Roman"/>
-          <w:sz w:val="26"/>
-          <w:szCs w:val="26"/>
-        </w:rPr>
-        <w:t>Thị trường mục tiêu: Các đơn vị kinh doanh dịch vụ lưu trú muốn sở hữu nền tảng đặt phòng riêng để giảm chi phí hoa hồng cho các bên trung gian và trực tiếp quản lý tệp khách hàng thân thiết của mình.</w:t>
-      </w:r>
-    </w:p>
-    <w:p>
-      <w:pPr>
-        <w:spacing w:line="360" w:lineRule="auto"/>
-        <w:rPr>
-          <w:rFonts w:ascii="Times New Roman" w:hAnsi="Times New Roman" w:cs="Times New Roman"/>
-          <w:b/>
-          <w:bCs/>
-          <w:sz w:val="28"/>
-          <w:szCs w:val="28"/>
-        </w:rPr>
-      </w:pPr>
+          <w:sz w:val="28"/>
+          <w:szCs w:val="28"/>
+        </w:rPr>
+      </w:pPr>
+      <w:r>
+        <w:rPr>
+          <w:rFonts w:ascii="Times New Roman" w:hAnsi="Times New Roman" w:cs="Times New Roman"/>
+          <w:sz w:val="28"/>
+          <w:szCs w:val="28"/>
+        </w:rPr>
+        <w:t>Responsive Design (Mobile-First): Giao diện tự động điều chỉnh bố cục phù hợp với mọi kích thước màn hình từ Smartphone, Tablet đến Desktop, đảm bảo trải nghiệm nhất quán trên mọi thiết bị mà khách hàng sử dụng để đặt phòng.</w:t>
+      </w:r>
+    </w:p>
+    <w:p>
+      <w:pPr>
+        <w:numPr>
+          <w:ilvl w:val="0"/>
+          <w:numId w:val="28"/>
+        </w:numPr>
+        <w:spacing w:line="360" w:lineRule="auto"/>
+        <w:rPr>
+          <w:rFonts w:ascii="Times New Roman" w:hAnsi="Times New Roman" w:cs="Times New Roman"/>
+          <w:sz w:val="28"/>
+          <w:szCs w:val="28"/>
+        </w:rPr>
+      </w:pPr>
+      <w:r>
+        <w:rPr>
+          <w:rFonts w:ascii="Times New Roman" w:hAnsi="Times New Roman" w:cs="Times New Roman"/>
+          <w:sz w:val="28"/>
+          <w:szCs w:val="28"/>
+        </w:rPr>
+        <w:t>Component phong phú: Các thành phần như bảng danh sách phòng, form đặt phòng, modal xác nhận, badge trạng thái phòng, dropdown menu phân quyền… được xây dựng nhanh chóng từ các component có sẵn của Bootstrap, tiết kiệm thời gian thiết kế từ đầu.</w:t>
+      </w:r>
+    </w:p>
+    <w:p>
+      <w:pPr>
+        <w:numPr>
+          <w:ilvl w:val="0"/>
+          <w:numId w:val="28"/>
+        </w:numPr>
+        <w:spacing w:line="360" w:lineRule="auto"/>
+        <w:rPr>
+          <w:rFonts w:ascii="Times New Roman" w:hAnsi="Times New Roman" w:cs="Times New Roman"/>
+          <w:sz w:val="28"/>
+          <w:szCs w:val="28"/>
+        </w:rPr>
+      </w:pPr>
+      <w:r>
+        <w:rPr>
+          <w:rFonts w:ascii="Times New Roman" w:hAnsi="Times New Roman" w:cs="Times New Roman"/>
+          <w:sz w:val="28"/>
+          <w:szCs w:val="28"/>
+        </w:rPr>
+        <w:t>Tích hợp dễ dàng với Blade: Bootstrap hoạt động hoàn toàn thông qua các class CSS, tích hợp trực tiếp vào các file Blade mà không cần cấu hình phức tạp.</w:t>
+      </w:r>
+    </w:p>
+    <w:p>
+      <w:pPr>
+        <w:numPr>
+          <w:ilvl w:val="0"/>
+          <w:numId w:val="28"/>
+        </w:numPr>
+        <w:spacing w:line="360" w:lineRule="auto"/>
+        <w:rPr>
+          <w:rFonts w:ascii="Times New Roman" w:hAnsi="Times New Roman" w:cs="Times New Roman"/>
+          <w:sz w:val="28"/>
+          <w:szCs w:val="28"/>
+        </w:rPr>
+      </w:pPr>
+      <w:r>
+        <w:rPr>
+          <w:rFonts w:ascii="Times New Roman" w:hAnsi="Times New Roman" w:cs="Times New Roman"/>
+          <w:sz w:val="28"/>
+          <w:szCs w:val="28"/>
+        </w:rPr>
+        <w:t>Giao diện chuyên nghiệp: Hệ thống màu sắc, typography và spacing chuẩn của Bootstrap giúp giao diện khách sạn trông hiện đại và chuyên nghiệp ngay từ đầu.</w:t>
+      </w:r>
     </w:p>
     <w:p>
       <w:pPr>
@@ -6663,6 +7254,333 @@
           <w:szCs w:val="28"/>
         </w:rPr>
         <w:lastRenderedPageBreak/>
+        <w:t>3.2.4. MySQL</w:t>
+      </w:r>
+    </w:p>
+    <w:p>
+      <w:pPr>
+        <w:spacing w:line="360" w:lineRule="auto"/>
+        <w:rPr>
+          <w:rFonts w:ascii="Times New Roman" w:hAnsi="Times New Roman" w:cs="Times New Roman"/>
+          <w:sz w:val="28"/>
+          <w:szCs w:val="28"/>
+        </w:rPr>
+      </w:pPr>
+      <w:r>
+        <w:rPr>
+          <w:rFonts w:ascii="Times New Roman" w:hAnsi="Times New Roman" w:cs="Times New Roman"/>
+          <w:sz w:val="28"/>
+          <w:szCs w:val="28"/>
+        </w:rPr>
+        <w:t>MySQL là hệ quản trị cơ sở dữ liệu quan hệ (RDBMS) mã nguồn mở, được phát triển bởi Oracle Corporation. Đây là một trong những hệ quản trị cơ sở dữ liệu phổ biến và ổn định nhất hiện nay, đặc biệt phù hợp với các ứng dụng web PHP/Laravel.</w:t>
+      </w:r>
+    </w:p>
+    <w:p>
+      <w:pPr>
+        <w:spacing w:line="360" w:lineRule="auto"/>
+        <w:rPr>
+          <w:rFonts w:ascii="Times New Roman" w:hAnsi="Times New Roman" w:cs="Times New Roman"/>
+          <w:sz w:val="28"/>
+          <w:szCs w:val="28"/>
+        </w:rPr>
+      </w:pPr>
+      <w:r>
+        <w:rPr>
+          <w:rFonts w:ascii="Times New Roman" w:hAnsi="Times New Roman" w:cs="Times New Roman"/>
+          <w:sz w:val="28"/>
+          <w:szCs w:val="28"/>
+        </w:rPr>
+        <w:t>Trong hệ thống quản lý khách sạn, MySQL được sử dụng để lưu trữ toàn bộ dữ liệu nghiệp vụ với các ưu điểm sau:</w:t>
+      </w:r>
+    </w:p>
+    <w:p>
+      <w:pPr>
+        <w:numPr>
+          <w:ilvl w:val="0"/>
+          <w:numId w:val="29"/>
+        </w:numPr>
+        <w:spacing w:line="360" w:lineRule="auto"/>
+        <w:rPr>
+          <w:rFonts w:ascii="Times New Roman" w:hAnsi="Times New Roman" w:cs="Times New Roman"/>
+          <w:sz w:val="28"/>
+          <w:szCs w:val="28"/>
+        </w:rPr>
+      </w:pPr>
+      <w:r>
+        <w:rPr>
+          <w:rFonts w:ascii="Times New Roman" w:hAnsi="Times New Roman" w:cs="Times New Roman"/>
+          <w:sz w:val="28"/>
+          <w:szCs w:val="28"/>
+        </w:rPr>
+        <w:t>Hỗ trợ đầy đủ quan hệ giữa các bảng: Các thực thể trong hệ thống như phòng, đơn đặt phòng, khách hàng, dịch vụ, hóa đơn có mối quan hệ chặt chẽ với nhau. MySQL hỗ trợ ràng buộc khóa ngoại (Foreign Key) và đảm bảo tính toàn vẹn tham chiếu giữa các bảng.</w:t>
+      </w:r>
+    </w:p>
+    <w:p>
+      <w:pPr>
+        <w:numPr>
+          <w:ilvl w:val="0"/>
+          <w:numId w:val="29"/>
+        </w:numPr>
+        <w:spacing w:line="360" w:lineRule="auto"/>
+        <w:rPr>
+          <w:rFonts w:ascii="Times New Roman" w:hAnsi="Times New Roman" w:cs="Times New Roman"/>
+          <w:sz w:val="28"/>
+          <w:szCs w:val="28"/>
+        </w:rPr>
+      </w:pPr>
+      <w:r>
+        <w:rPr>
+          <w:rFonts w:ascii="Times New Roman" w:hAnsi="Times New Roman" w:cs="Times New Roman"/>
+          <w:sz w:val="28"/>
+          <w:szCs w:val="28"/>
+        </w:rPr>
+        <w:t>Hiệu năng truy vấn tốt: MySQL xử lý nhanh các truy vấn tìm kiếm phòng theo ngày, thống kê doanh thu theo khoảng thời gian và tổng hợp hóa đơn – những tác vụ được thực hiện thường xuyên trong hệ thống.</w:t>
+      </w:r>
+    </w:p>
+    <w:p>
+      <w:pPr>
+        <w:numPr>
+          <w:ilvl w:val="0"/>
+          <w:numId w:val="29"/>
+        </w:numPr>
+        <w:spacing w:line="360" w:lineRule="auto"/>
+        <w:rPr>
+          <w:rFonts w:ascii="Times New Roman" w:hAnsi="Times New Roman" w:cs="Times New Roman"/>
+          <w:sz w:val="28"/>
+          <w:szCs w:val="28"/>
+        </w:rPr>
+      </w:pPr>
+      <w:r>
+        <w:rPr>
+          <w:rFonts w:ascii="Times New Roman" w:hAnsi="Times New Roman" w:cs="Times New Roman"/>
+          <w:sz w:val="28"/>
+          <w:szCs w:val="28"/>
+        </w:rPr>
+        <w:t>Tích hợp chặt chẽ với Laravel: Laravel thông qua Eloquent ORM và hệ thống Migration hỗ trợ MySQL một cách toàn diện, giúp việc tạo cấu trúc bảng, truy vấn và bảo trì cơ sở dữ liệu trở nên thuận tiện.</w:t>
+      </w:r>
+    </w:p>
+    <w:p>
+      <w:pPr>
+        <w:numPr>
+          <w:ilvl w:val="0"/>
+          <w:numId w:val="29"/>
+        </w:numPr>
+        <w:spacing w:line="360" w:lineRule="auto"/>
+        <w:rPr>
+          <w:rFonts w:ascii="Times New Roman" w:hAnsi="Times New Roman" w:cs="Times New Roman"/>
+          <w:sz w:val="28"/>
+          <w:szCs w:val="28"/>
+        </w:rPr>
+      </w:pPr>
+      <w:r>
+        <w:rPr>
+          <w:rFonts w:ascii="Times New Roman" w:hAnsi="Times New Roman" w:cs="Times New Roman"/>
+          <w:sz w:val="28"/>
+          <w:szCs w:val="28"/>
+        </w:rPr>
+        <w:t>Bảo mật và sao lưu: MySQL cung cấp cơ chế phân quyền truy cập cơ sở dữ liệu và hỗ trợ sao lưu định kỳ, đảm bảo an toàn cho toàn bộ dữ liệu kinh doanh và thông tin khách hàng của khách sạn.</w:t>
+      </w:r>
+    </w:p>
+    <w:p>
+      <w:pPr>
+        <w:spacing w:line="360" w:lineRule="auto"/>
+        <w:rPr>
+          <w:rFonts w:ascii="Times New Roman" w:hAnsi="Times New Roman" w:cs="Times New Roman"/>
+          <w:sz w:val="28"/>
+          <w:szCs w:val="28"/>
+        </w:rPr>
+      </w:pPr>
+    </w:p>
+    <w:p>
+      <w:pPr>
+        <w:spacing w:line="360" w:lineRule="auto"/>
+        <w:jc w:val="both"/>
+        <w:rPr>
+          <w:rFonts w:ascii="Times New Roman" w:hAnsi="Times New Roman" w:cs="Times New Roman"/>
+          <w:sz w:val="28"/>
+          <w:szCs w:val="28"/>
+        </w:rPr>
+      </w:pPr>
+    </w:p>
+    <w:p>
+      <w:pPr>
+        <w:spacing w:line="360" w:lineRule="auto"/>
+        <w:rPr>
+          <w:rFonts w:ascii="Times New Roman" w:hAnsi="Times New Roman" w:cs="Times New Roman"/>
+          <w:sz w:val="26"/>
+          <w:szCs w:val="26"/>
+        </w:rPr>
+      </w:pPr>
+    </w:p>
+    <w:p>
+      <w:pPr>
+        <w:spacing w:line="360" w:lineRule="auto"/>
+        <w:rPr>
+          <w:rFonts w:ascii="Times New Roman" w:hAnsi="Times New Roman" w:cs="Times New Roman"/>
+          <w:sz w:val="26"/>
+          <w:szCs w:val="26"/>
+        </w:rPr>
+      </w:pPr>
+    </w:p>
+    <w:p>
+      <w:pPr>
+        <w:spacing w:line="360" w:lineRule="auto"/>
+        <w:rPr>
+          <w:rFonts w:ascii="Times New Roman" w:hAnsi="Times New Roman" w:cs="Times New Roman"/>
+          <w:sz w:val="26"/>
+          <w:szCs w:val="26"/>
+        </w:rPr>
+      </w:pPr>
+    </w:p>
+    <w:p>
+      <w:pPr>
+        <w:spacing w:line="360" w:lineRule="auto"/>
+        <w:rPr>
+          <w:rFonts w:ascii="Times New Roman" w:hAnsi="Times New Roman" w:cs="Times New Roman"/>
+          <w:sz w:val="26"/>
+          <w:szCs w:val="26"/>
+        </w:rPr>
+      </w:pPr>
+    </w:p>
+    <w:p>
+      <w:pPr>
+        <w:spacing w:line="360" w:lineRule="auto"/>
+        <w:rPr>
+          <w:rFonts w:ascii="Times New Roman" w:hAnsi="Times New Roman" w:cs="Times New Roman"/>
+          <w:sz w:val="26"/>
+          <w:szCs w:val="26"/>
+        </w:rPr>
+      </w:pPr>
+    </w:p>
+    <w:p>
+      <w:pPr>
+        <w:spacing w:line="360" w:lineRule="auto"/>
+        <w:rPr>
+          <w:rFonts w:ascii="Times New Roman" w:hAnsi="Times New Roman" w:cs="Times New Roman"/>
+          <w:sz w:val="26"/>
+          <w:szCs w:val="26"/>
+        </w:rPr>
+      </w:pPr>
+    </w:p>
+    <w:p>
+      <w:pPr>
+        <w:spacing w:line="360" w:lineRule="auto"/>
+        <w:rPr>
+          <w:rFonts w:ascii="Times New Roman" w:hAnsi="Times New Roman" w:cs="Times New Roman"/>
+          <w:sz w:val="26"/>
+          <w:szCs w:val="26"/>
+        </w:rPr>
+      </w:pPr>
+    </w:p>
+    <w:p>
+      <w:pPr>
+        <w:spacing w:line="360" w:lineRule="auto"/>
+        <w:rPr>
+          <w:rFonts w:ascii="Times New Roman" w:hAnsi="Times New Roman" w:cs="Times New Roman"/>
+          <w:sz w:val="26"/>
+          <w:szCs w:val="26"/>
+        </w:rPr>
+      </w:pPr>
+    </w:p>
+    <w:p>
+      <w:pPr>
+        <w:spacing w:line="360" w:lineRule="auto"/>
+        <w:rPr>
+          <w:rFonts w:ascii="Times New Roman" w:hAnsi="Times New Roman" w:cs="Times New Roman"/>
+          <w:sz w:val="26"/>
+          <w:szCs w:val="26"/>
+        </w:rPr>
+      </w:pPr>
+    </w:p>
+    <w:p>
+      <w:pPr>
+        <w:spacing w:line="360" w:lineRule="auto"/>
+        <w:rPr>
+          <w:rFonts w:ascii="Times New Roman" w:hAnsi="Times New Roman" w:cs="Times New Roman"/>
+          <w:sz w:val="26"/>
+          <w:szCs w:val="26"/>
+        </w:rPr>
+      </w:pPr>
+    </w:p>
+    <w:p>
+      <w:pPr>
+        <w:spacing w:line="360" w:lineRule="auto"/>
+        <w:rPr>
+          <w:rFonts w:ascii="Times New Roman" w:hAnsi="Times New Roman" w:cs="Times New Roman"/>
+          <w:sz w:val="26"/>
+          <w:szCs w:val="26"/>
+        </w:rPr>
+      </w:pPr>
+    </w:p>
+    <w:p>
+      <w:pPr>
+        <w:spacing w:line="360" w:lineRule="auto"/>
+        <w:rPr>
+          <w:rFonts w:ascii="Times New Roman" w:hAnsi="Times New Roman" w:cs="Times New Roman"/>
+          <w:sz w:val="26"/>
+          <w:szCs w:val="26"/>
+        </w:rPr>
+      </w:pPr>
+    </w:p>
+    <w:p>
+      <w:pPr>
+        <w:spacing w:line="360" w:lineRule="auto"/>
+        <w:rPr>
+          <w:rFonts w:ascii="Times New Roman" w:hAnsi="Times New Roman" w:cs="Times New Roman"/>
+          <w:sz w:val="26"/>
+          <w:szCs w:val="26"/>
+        </w:rPr>
+      </w:pPr>
+    </w:p>
+    <w:p>
+      <w:pPr>
+        <w:spacing w:line="360" w:lineRule="auto"/>
+        <w:rPr>
+          <w:rFonts w:ascii="Times New Roman" w:hAnsi="Times New Roman" w:cs="Times New Roman"/>
+          <w:sz w:val="26"/>
+          <w:szCs w:val="26"/>
+        </w:rPr>
+      </w:pPr>
+    </w:p>
+    <w:p>
+      <w:pPr>
+        <w:spacing w:line="360" w:lineRule="auto"/>
+        <w:rPr>
+          <w:rFonts w:ascii="Times New Roman" w:hAnsi="Times New Roman" w:cs="Times New Roman"/>
+          <w:sz w:val="26"/>
+          <w:szCs w:val="26"/>
+        </w:rPr>
+      </w:pPr>
+    </w:p>
+    <w:p>
+      <w:pPr>
+        <w:spacing w:line="360" w:lineRule="auto"/>
+        <w:rPr>
+          <w:rFonts w:ascii="Times New Roman" w:hAnsi="Times New Roman" w:cs="Times New Roman"/>
+          <w:sz w:val="26"/>
+          <w:szCs w:val="26"/>
+        </w:rPr>
+      </w:pPr>
+    </w:p>
+    <w:p>
+      <w:pPr>
+        <w:spacing w:line="360" w:lineRule="auto"/>
+        <w:rPr>
+          <w:rFonts w:ascii="Times New Roman" w:hAnsi="Times New Roman" w:cs="Times New Roman"/>
+          <w:b/>
+          <w:bCs/>
+          <w:sz w:val="28"/>
+          <w:szCs w:val="28"/>
+        </w:rPr>
+      </w:pPr>
+      <w:r>
+        <w:rPr>
+          <w:rFonts w:ascii="Times New Roman" w:hAnsi="Times New Roman" w:cs="Times New Roman"/>
+          <w:b/>
+          <w:bCs/>
+          <w:sz w:val="28"/>
+          <w:szCs w:val="28"/>
+        </w:rPr>
         <w:t>1.4. Cấu trúc đồ án</w:t>
       </w:r>
     </w:p>
@@ -6747,6 +7665,7 @@
           <w:sz w:val="26"/>
           <w:szCs w:val="26"/>
         </w:rPr>
+        <w:lastRenderedPageBreak/>
         <w:t>Quản lý danh mục loại phòng, thông tin chi tiết và trạng thái phòng thực tế.</w:t>
       </w:r>
     </w:p>
@@ -6873,16 +7792,7 @@
           <w:sz w:val="26"/>
           <w:szCs w:val="26"/>
         </w:rPr>
-        <w:t xml:space="preserve">Mô tả nghiệp vụ Hệ thống quản lý khách sạn cung cấp các nhóm chức năng chính: Cho phép khách hàng tìm kiếm phòng theo tiêu chí, đặt giữ chỗ và nhận email xác nhận; cho phép nhân viên cập nhật tình trạng phòng, quản lý dịch vụ đính kèm và lập hóa đơn thanh toán; cho phép quản trị viên theo dõi báo cáo doanh thu và quản lý hệ thống người dùng. Phần mềm cũng </w:t>
-      </w:r>
-      <w:r>
-        <w:rPr>
-          <w:rFonts w:ascii="Times New Roman" w:hAnsi="Times New Roman" w:cs="Times New Roman"/>
-          <w:sz w:val="26"/>
-          <w:szCs w:val="26"/>
-        </w:rPr>
-        <w:lastRenderedPageBreak/>
-        <w:t>đảm bảo tính bảo mật cao trong việc lưu trữ dữ liệu kinh doanh và thông tin cá nhân của khách hàng.</w:t>
+        <w:t>Mô tả nghiệp vụ Hệ thống quản lý khách sạn cung cấp các nhóm chức năng chính: Cho phép khách hàng tìm kiếm phòng theo tiêu chí, đặt giữ chỗ và nhận email xác nhận; cho phép nhân viên cập nhật tình trạng phòng, quản lý dịch vụ đính kèm và lập hóa đơn thanh toán; cho phép quản trị viên theo dõi báo cáo doanh thu và quản lý hệ thống người dùng. Phần mềm cũng đảm bảo tính bảo mật cao trong việc lưu trữ dữ liệu kinh doanh và thông tin cá nhân của khách hàng.</w:t>
       </w:r>
     </w:p>
     <w:p>
@@ -6919,7 +7829,7 @@
           <w:szCs w:val="26"/>
         </w:rPr>
         <w:pict w14:anchorId="1A25BC42">
-          <v:rect id="_x0000_i1028" style="width:0;height:1.5pt" o:hralign="center" o:hrstd="t" o:hr="t" fillcolor="#a0a0a0" stroked="f"/>
+          <v:rect id="_x0000_i1043" style="width:0;height:1.5pt" o:hralign="center" o:hrstd="t" o:hr="t" fillcolor="#a0a0a0" stroked="f"/>
         </w:pict>
       </w:r>
     </w:p>
@@ -7004,6 +7914,7 @@
           <w:sz w:val="26"/>
           <w:szCs w:val="26"/>
         </w:rPr>
+        <w:lastRenderedPageBreak/>
         <w:t>Khảo sát các vấn đề thường gặp: lỗi đặt trùng phòng (overbooking), thất thoát thông tin khách hàng, và sự chậm trễ trong việc cập nhật giá phòng theo mùa vụ.</w:t>
       </w:r>
     </w:p>
@@ -7132,7 +8043,6 @@
           <w:sz w:val="26"/>
           <w:szCs w:val="26"/>
         </w:rPr>
-        <w:lastRenderedPageBreak/>
         <w:t>Kết luận chương: Chương 2 cung cấp cái nhìn thực tế về thị trường quản lý lưu trú, xác định rõ các "điểm nghẽn" cần giải quyết, từ đó hình thành cơ sở để thiết kế các tính năng sát với nhu cầu thực tế.</w:t>
       </w:r>
     </w:p>
@@ -7152,7 +8062,7 @@
           <w:szCs w:val="26"/>
         </w:rPr>
         <w:pict w14:anchorId="34B3FBF4">
-          <v:rect id="_x0000_i1029" style="width:0;height:1.5pt" o:hralign="center" o:hrstd="t" o:hr="t" fillcolor="#a0a0a0" stroked="f"/>
+          <v:rect id="_x0000_i1044" style="width:0;height:1.5pt" o:hralign="center" o:hrstd="t" o:hr="t" fillcolor="#a0a0a0" stroked="f"/>
         </w:pict>
       </w:r>
     </w:p>
@@ -7281,6 +8191,7 @@
           <w:sz w:val="26"/>
           <w:szCs w:val="26"/>
         </w:rPr>
+        <w:lastRenderedPageBreak/>
         <w:t>Các công nghệ sử dụng</w:t>
       </w:r>
     </w:p>
@@ -7384,7 +8295,7 @@
           <w:szCs w:val="26"/>
         </w:rPr>
         <w:pict w14:anchorId="77D5A085">
-          <v:rect id="_x0000_i1030" style="width:0;height:1.5pt" o:hralign="center" o:hrstd="t" o:hr="t" fillcolor="#a0a0a0" stroked="f"/>
+          <v:rect id="_x0000_i1045" style="width:0;height:1.5pt" o:hralign="center" o:hrstd="t" o:hr="t" fillcolor="#a0a0a0" stroked="f"/>
         </w:pict>
       </w:r>
     </w:p>
@@ -7425,7 +8336,6 @@
           <w:sz w:val="26"/>
           <w:szCs w:val="26"/>
         </w:rPr>
-        <w:lastRenderedPageBreak/>
         <w:t>Phân tích hệ thống</w:t>
       </w:r>
     </w:p>
@@ -7620,6 +8530,7 @@
           <w:sz w:val="26"/>
           <w:szCs w:val="26"/>
         </w:rPr>
+        <w:lastRenderedPageBreak/>
         <w:t>Kết luận chương: Chương 4 hoàn thành các bước thiết kế chi tiết từ sơ đồ luồng dữ liệu đến giao diện trực quan. Đây là "bản thiết kế kỹ thuật" quan trọng nhất để bắt đầu giai đoạn lập trình.</w:t>
       </w:r>
     </w:p>
@@ -7639,7 +8550,7 @@
           <w:szCs w:val="26"/>
         </w:rPr>
         <w:pict w14:anchorId="597C0933">
-          <v:rect id="_x0000_i1031" style="width:0;height:1.5pt" o:hralign="center" o:hrstd="t" o:hr="t" fillcolor="#a0a0a0" stroked="f"/>
+          <v:rect id="_x0000_i1046" style="width:0;height:1.5pt" o:hralign="center" o:hrstd="t" o:hr="t" fillcolor="#a0a0a0" stroked="f"/>
         </w:pict>
       </w:r>
     </w:p>
@@ -7774,7 +8685,6 @@
           <w:sz w:val="26"/>
           <w:szCs w:val="26"/>
         </w:rPr>
-        <w:lastRenderedPageBreak/>
         <w:t>PHỤ LỤC</w:t>
       </w:r>
     </w:p>
@@ -8150,6 +9060,7 @@
                 <w:sz w:val="26"/>
                 <w:szCs w:val="26"/>
               </w:rPr>
+              <w:lastRenderedPageBreak/>
               <w:t>4</w:t>
             </w:r>
           </w:p>
@@ -8742,6 +9653,95 @@
 <file path=word/numbering.xml><?xml version="1.0" encoding="utf-8"?>
 <w:numbering xmlns:wpc="http://schemas.microsoft.com/office/word/2010/wordprocessingCanvas" xmlns:cx="http://schemas.microsoft.com/office/drawing/2014/chartex" xmlns:cx1="http://schemas.microsoft.com/office/drawing/2015/9/8/chartex" xmlns:cx2="http://schemas.microsoft.com/office/drawing/2015/10/21/chartex" xmlns:cx3="http://schemas.microsoft.com/office/drawing/2016/5/9/chartex" xmlns:cx4="http://schemas.microsoft.com/office/drawing/2016/5/10/chartex" xmlns:cx5="http://schemas.microsoft.com/office/drawing/2016/5/11/chartex" xmlns:cx6="http://schemas.microsoft.com/office/drawing/2016/5/12/chartex" xmlns:cx7="http://schemas.microsoft.com/office/drawing/2016/5/13/chartex" xmlns:cx8="http://schemas.microsoft.com/office/drawing/2016/5/14/chartex" xmlns:mc="http://schemas.openxmlformats.org/markup-compatibility/2006" xmlns:aink="http://schemas.microsoft.com/office/drawing/2016/ink" xmlns:am3d="http://schemas.microsoft.com/office/drawing/2017/model3d" xmlns:o="urn:schemas-microsoft-com:office:office" xmlns:oel="http://schemas.microsoft.com/office/2019/extlst" xmlns:r="http://schemas.openxmlformats.org/officeDocument/2006/relationships" xmlns:m="http://schemas.openxmlformats.org/officeDocument/2006/math" xmlns:v="urn:schemas-microsoft-com:vml" xmlns:wp14="http://schemas.microsoft.com/office/word/2010/wordprocessingDrawing" xmlns:wp="http://schemas.openxmlformats.org/drawingml/2006/wordprocessingDrawing" xmlns:w10="urn:schemas-microsoft-com:office:word" xmlns:w="http://schemas.openxmlformats.org/wordprocessingml/2006/main" xmlns:w14="http://schemas.microsoft.com/office/word/2010/wordml" xmlns:w15="http://schemas.microsoft.com/office/word/2012/wordml" xmlns:w16cex="http://schemas.microsoft.com/office/word/2018/wordml/cex" xmlns:w16cid="http://schemas.microsoft.com/office/word/2016/wordml/cid" xmlns:w16="http://schemas.microsoft.com/office/word/2018/wordml" xmlns:w16du="http://schemas.microsoft.com/office/word/2023/wordml/word16du" xmlns:w16sdtdh="http://schemas.microsoft.com/office/word/2020/wordml/sdtdatahash" xmlns:w16sdtfl="http://schemas.microsoft.com/office/word/2024/wordml/sdtformatlock" xmlns:w16se="http://schemas.microsoft.com/office/word/2015/wordml/symex" xmlns:wpg="http://schemas.microsoft.com/office/word/2010/wordprocessingGroup" xmlns:wpi="http://schemas.microsoft.com/office/word/2010/wordprocessingInk" xmlns:wne="http://schemas.microsoft.com/office/word/2006/wordml" xmlns:wps="http://schemas.microsoft.com/office/word/2010/wordprocessingShape" mc:Ignorable="w14 w15 w16se w16cid w16 w16cex w16sdtdh w16sdtfl w16du wp14">
   <w:abstractNum w:abstractNumId="0" w15:restartNumberingAfterBreak="0">
+    <w:nsid w:val="0A7F61EB"/>
+    <w:multiLevelType w:val="hybridMultilevel"/>
+    <w:tmpl w:val="E90C13EC"/>
+    <w:lvl w:ilvl="0" w:tplc="04090001">
+      <w:start w:val="1"/>
+      <w:numFmt w:val="bullet"/>
+      <w:lvlText w:val=""/>
+      <w:lvlJc w:val="left"/>
+      <w:pPr>
+        <w:ind w:left="720" w:hanging="360"/>
+      </w:pPr>
+      <w:rPr>
+        <w:rFonts w:ascii="Symbol" w:hAnsi="Symbol" w:hint="default"/>
+      </w:rPr>
+    </w:lvl>
+    <w:lvl w:ilvl="1" w:tplc="FFFFFFFF" w:tentative="1">
+      <w:start w:val="1"/>
+      <w:numFmt w:val="lowerLetter"/>
+      <w:lvlText w:val="%2."/>
+      <w:lvlJc w:val="left"/>
+      <w:pPr>
+        <w:ind w:left="1440" w:hanging="360"/>
+      </w:pPr>
+    </w:lvl>
+    <w:lvl w:ilvl="2" w:tplc="FFFFFFFF" w:tentative="1">
+      <w:start w:val="1"/>
+      <w:numFmt w:val="lowerRoman"/>
+      <w:lvlText w:val="%3."/>
+      <w:lvlJc w:val="right"/>
+      <w:pPr>
+        <w:ind w:left="2160" w:hanging="180"/>
+      </w:pPr>
+    </w:lvl>
+    <w:lvl w:ilvl="3" w:tplc="FFFFFFFF" w:tentative="1">
+      <w:start w:val="1"/>
+      <w:numFmt w:val="decimal"/>
+      <w:lvlText w:val="%4."/>
+      <w:lvlJc w:val="left"/>
+      <w:pPr>
+        <w:ind w:left="2880" w:hanging="360"/>
+      </w:pPr>
+    </w:lvl>
+    <w:lvl w:ilvl="4" w:tplc="FFFFFFFF" w:tentative="1">
+      <w:start w:val="1"/>
+      <w:numFmt w:val="lowerLetter"/>
+      <w:lvlText w:val="%5."/>
+      <w:lvlJc w:val="left"/>
+      <w:pPr>
+        <w:ind w:left="3600" w:hanging="360"/>
+      </w:pPr>
+    </w:lvl>
+    <w:lvl w:ilvl="5" w:tplc="FFFFFFFF" w:tentative="1">
+      <w:start w:val="1"/>
+      <w:numFmt w:val="lowerRoman"/>
+      <w:lvlText w:val="%6."/>
+      <w:lvlJc w:val="right"/>
+      <w:pPr>
+        <w:ind w:left="4320" w:hanging="180"/>
+      </w:pPr>
+    </w:lvl>
+    <w:lvl w:ilvl="6" w:tplc="FFFFFFFF" w:tentative="1">
+      <w:start w:val="1"/>
+      <w:numFmt w:val="decimal"/>
+      <w:lvlText w:val="%7."/>
+      <w:lvlJc w:val="left"/>
+      <w:pPr>
+        <w:ind w:left="5040" w:hanging="360"/>
+      </w:pPr>
+    </w:lvl>
+    <w:lvl w:ilvl="7" w:tplc="FFFFFFFF" w:tentative="1">
+      <w:start w:val="1"/>
+      <w:numFmt w:val="lowerLetter"/>
+      <w:lvlText w:val="%8."/>
+      <w:lvlJc w:val="left"/>
+      <w:pPr>
+        <w:ind w:left="5760" w:hanging="360"/>
+      </w:pPr>
+    </w:lvl>
+    <w:lvl w:ilvl="8" w:tplc="FFFFFFFF" w:tentative="1">
+      <w:start w:val="1"/>
+      <w:numFmt w:val="lowerRoman"/>
+      <w:lvlText w:val="%9."/>
+      <w:lvlJc w:val="right"/>
+      <w:pPr>
+        <w:ind w:left="6480" w:hanging="180"/>
+      </w:pPr>
+    </w:lvl>
+  </w:abstractNum>
+  <w:abstractNum w:abstractNumId="1" w15:restartNumberingAfterBreak="0">
     <w:nsid w:val="12737D3E"/>
     <w:multiLevelType w:val="hybridMultilevel"/>
     <w:tmpl w:val="027CC3EC"/>
@@ -8827,7 +9827,7 @@
       </w:pPr>
     </w:lvl>
   </w:abstractNum>
-  <w:abstractNum w:abstractNumId="1" w15:restartNumberingAfterBreak="0">
+  <w:abstractNum w:abstractNumId="2" w15:restartNumberingAfterBreak="0">
     <w:nsid w:val="150F1679"/>
     <w:multiLevelType w:val="multilevel"/>
     <w:tmpl w:val="A24CD324"/>
@@ -8944,7 +9944,156 @@
       </w:pPr>
     </w:lvl>
   </w:abstractNum>
-  <w:abstractNum w:abstractNumId="2" w15:restartNumberingAfterBreak="0">
+  <w:abstractNum w:abstractNumId="3" w15:restartNumberingAfterBreak="0">
+    <w:nsid w:val="17AD756E"/>
+    <w:multiLevelType w:val="multilevel"/>
+    <w:tmpl w:val="9FFAC41E"/>
+    <w:lvl w:ilvl="0">
+      <w:start w:val="1"/>
+      <w:numFmt w:val="bullet"/>
+      <w:lvlText w:val=""/>
+      <w:lvlJc w:val="left"/>
+      <w:pPr>
+        <w:tabs>
+          <w:tab w:val="num" w:pos="720"/>
+        </w:tabs>
+        <w:ind w:left="720" w:hanging="360"/>
+      </w:pPr>
+      <w:rPr>
+        <w:rFonts w:ascii="Symbol" w:hAnsi="Symbol" w:hint="default"/>
+        <w:sz w:val="20"/>
+      </w:rPr>
+    </w:lvl>
+    <w:lvl w:ilvl="1" w:tentative="1">
+      <w:start w:val="1"/>
+      <w:numFmt w:val="bullet"/>
+      <w:lvlText w:val="o"/>
+      <w:lvlJc w:val="left"/>
+      <w:pPr>
+        <w:tabs>
+          <w:tab w:val="num" w:pos="1440"/>
+        </w:tabs>
+        <w:ind w:left="1440" w:hanging="360"/>
+      </w:pPr>
+      <w:rPr>
+        <w:rFonts w:ascii="Courier New" w:hAnsi="Courier New" w:hint="default"/>
+        <w:sz w:val="20"/>
+      </w:rPr>
+    </w:lvl>
+    <w:lvl w:ilvl="2" w:tentative="1">
+      <w:start w:val="1"/>
+      <w:numFmt w:val="bullet"/>
+      <w:lvlText w:val=""/>
+      <w:lvlJc w:val="left"/>
+      <w:pPr>
+        <w:tabs>
+          <w:tab w:val="num" w:pos="2160"/>
+        </w:tabs>
+        <w:ind w:left="2160" w:hanging="360"/>
+      </w:pPr>
+      <w:rPr>
+        <w:rFonts w:ascii="Wingdings" w:hAnsi="Wingdings" w:hint="default"/>
+        <w:sz w:val="20"/>
+      </w:rPr>
+    </w:lvl>
+    <w:lvl w:ilvl="3" w:tentative="1">
+      <w:start w:val="1"/>
+      <w:numFmt w:val="bullet"/>
+      <w:lvlText w:val=""/>
+      <w:lvlJc w:val="left"/>
+      <w:pPr>
+        <w:tabs>
+          <w:tab w:val="num" w:pos="2880"/>
+        </w:tabs>
+        <w:ind w:left="2880" w:hanging="360"/>
+      </w:pPr>
+      <w:rPr>
+        <w:rFonts w:ascii="Wingdings" w:hAnsi="Wingdings" w:hint="default"/>
+        <w:sz w:val="20"/>
+      </w:rPr>
+    </w:lvl>
+    <w:lvl w:ilvl="4" w:tentative="1">
+      <w:start w:val="1"/>
+      <w:numFmt w:val="bullet"/>
+      <w:lvlText w:val=""/>
+      <w:lvlJc w:val="left"/>
+      <w:pPr>
+        <w:tabs>
+          <w:tab w:val="num" w:pos="3600"/>
+        </w:tabs>
+        <w:ind w:left="3600" w:hanging="360"/>
+      </w:pPr>
+      <w:rPr>
+        <w:rFonts w:ascii="Wingdings" w:hAnsi="Wingdings" w:hint="default"/>
+        <w:sz w:val="20"/>
+      </w:rPr>
+    </w:lvl>
+    <w:lvl w:ilvl="5" w:tentative="1">
+      <w:start w:val="1"/>
+      <w:numFmt w:val="bullet"/>
+      <w:lvlText w:val=""/>
+      <w:lvlJc w:val="left"/>
+      <w:pPr>
+        <w:tabs>
+          <w:tab w:val="num" w:pos="4320"/>
+        </w:tabs>
+        <w:ind w:left="4320" w:hanging="360"/>
+      </w:pPr>
+      <w:rPr>
+        <w:rFonts w:ascii="Wingdings" w:hAnsi="Wingdings" w:hint="default"/>
+        <w:sz w:val="20"/>
+      </w:rPr>
+    </w:lvl>
+    <w:lvl w:ilvl="6" w:tentative="1">
+      <w:start w:val="1"/>
+      <w:numFmt w:val="bullet"/>
+      <w:lvlText w:val=""/>
+      <w:lvlJc w:val="left"/>
+      <w:pPr>
+        <w:tabs>
+          <w:tab w:val="num" w:pos="5040"/>
+        </w:tabs>
+        <w:ind w:left="5040" w:hanging="360"/>
+      </w:pPr>
+      <w:rPr>
+        <w:rFonts w:ascii="Wingdings" w:hAnsi="Wingdings" w:hint="default"/>
+        <w:sz w:val="20"/>
+      </w:rPr>
+    </w:lvl>
+    <w:lvl w:ilvl="7" w:tentative="1">
+      <w:start w:val="1"/>
+      <w:numFmt w:val="bullet"/>
+      <w:lvlText w:val=""/>
+      <w:lvlJc w:val="left"/>
+      <w:pPr>
+        <w:tabs>
+          <w:tab w:val="num" w:pos="5760"/>
+        </w:tabs>
+        <w:ind w:left="5760" w:hanging="360"/>
+      </w:pPr>
+      <w:rPr>
+        <w:rFonts w:ascii="Wingdings" w:hAnsi="Wingdings" w:hint="default"/>
+        <w:sz w:val="20"/>
+      </w:rPr>
+    </w:lvl>
+    <w:lvl w:ilvl="8" w:tentative="1">
+      <w:start w:val="1"/>
+      <w:numFmt w:val="bullet"/>
+      <w:lvlText w:val=""/>
+      <w:lvlJc w:val="left"/>
+      <w:pPr>
+        <w:tabs>
+          <w:tab w:val="num" w:pos="6480"/>
+        </w:tabs>
+        <w:ind w:left="6480" w:hanging="360"/>
+      </w:pPr>
+      <w:rPr>
+        <w:rFonts w:ascii="Wingdings" w:hAnsi="Wingdings" w:hint="default"/>
+        <w:sz w:val="20"/>
+      </w:rPr>
+    </w:lvl>
+  </w:abstractNum>
+  <w:abstractNum w:abstractNumId="4" w15:restartNumberingAfterBreak="0">
     <w:nsid w:val="17C33D2E"/>
     <w:multiLevelType w:val="multilevel"/>
     <w:tmpl w:val="801A04F6"/>
@@ -9093,7 +10242,7 @@
       </w:rPr>
     </w:lvl>
   </w:abstractNum>
-  <w:abstractNum w:abstractNumId="3" w15:restartNumberingAfterBreak="0">
+  <w:abstractNum w:abstractNumId="5" w15:restartNumberingAfterBreak="0">
     <w:nsid w:val="22414033"/>
     <w:multiLevelType w:val="multilevel"/>
     <w:tmpl w:val="628E554A"/>
@@ -9242,7 +10391,603 @@
       </w:rPr>
     </w:lvl>
   </w:abstractNum>
-  <w:abstractNum w:abstractNumId="4" w15:restartNumberingAfterBreak="0">
+  <w:abstractNum w:abstractNumId="6" w15:restartNumberingAfterBreak="0">
+    <w:nsid w:val="235067C1"/>
+    <w:multiLevelType w:val="multilevel"/>
+    <w:tmpl w:val="474EEF68"/>
+    <w:lvl w:ilvl="0">
+      <w:start w:val="1"/>
+      <w:numFmt w:val="bullet"/>
+      <w:lvlText w:val=""/>
+      <w:lvlJc w:val="left"/>
+      <w:pPr>
+        <w:tabs>
+          <w:tab w:val="num" w:pos="720"/>
+        </w:tabs>
+        <w:ind w:left="720" w:hanging="360"/>
+      </w:pPr>
+      <w:rPr>
+        <w:rFonts w:ascii="Symbol" w:hAnsi="Symbol" w:hint="default"/>
+        <w:sz w:val="20"/>
+      </w:rPr>
+    </w:lvl>
+    <w:lvl w:ilvl="1" w:tentative="1">
+      <w:start w:val="1"/>
+      <w:numFmt w:val="bullet"/>
+      <w:lvlText w:val="o"/>
+      <w:lvlJc w:val="left"/>
+      <w:pPr>
+        <w:tabs>
+          <w:tab w:val="num" w:pos="1440"/>
+        </w:tabs>
+        <w:ind w:left="1440" w:hanging="360"/>
+      </w:pPr>
+      <w:rPr>
+        <w:rFonts w:ascii="Courier New" w:hAnsi="Courier New" w:hint="default"/>
+        <w:sz w:val="20"/>
+      </w:rPr>
+    </w:lvl>
+    <w:lvl w:ilvl="2" w:tentative="1">
+      <w:start w:val="1"/>
+      <w:numFmt w:val="bullet"/>
+      <w:lvlText w:val=""/>
+      <w:lvlJc w:val="left"/>
+      <w:pPr>
+        <w:tabs>
+          <w:tab w:val="num" w:pos="2160"/>
+        </w:tabs>
+        <w:ind w:left="2160" w:hanging="360"/>
+      </w:pPr>
+      <w:rPr>
+        <w:rFonts w:ascii="Wingdings" w:hAnsi="Wingdings" w:hint="default"/>
+        <w:sz w:val="20"/>
+      </w:rPr>
+    </w:lvl>
+    <w:lvl w:ilvl="3" w:tentative="1">
+      <w:start w:val="1"/>
+      <w:numFmt w:val="bullet"/>
+      <w:lvlText w:val=""/>
+      <w:lvlJc w:val="left"/>
+      <w:pPr>
+        <w:tabs>
+          <w:tab w:val="num" w:pos="2880"/>
+        </w:tabs>
+        <w:ind w:left="2880" w:hanging="360"/>
+      </w:pPr>
+      <w:rPr>
+        <w:rFonts w:ascii="Wingdings" w:hAnsi="Wingdings" w:hint="default"/>
+        <w:sz w:val="20"/>
+      </w:rPr>
+    </w:lvl>
+    <w:lvl w:ilvl="4" w:tentative="1">
+      <w:start w:val="1"/>
+      <w:numFmt w:val="bullet"/>
+      <w:lvlText w:val=""/>
+      <w:lvlJc w:val="left"/>
+      <w:pPr>
+        <w:tabs>
+          <w:tab w:val="num" w:pos="3600"/>
+        </w:tabs>
+        <w:ind w:left="3600" w:hanging="360"/>
+      </w:pPr>
+      <w:rPr>
+        <w:rFonts w:ascii="Wingdings" w:hAnsi="Wingdings" w:hint="default"/>
+        <w:sz w:val="20"/>
+      </w:rPr>
+    </w:lvl>
+    <w:lvl w:ilvl="5" w:tentative="1">
+      <w:start w:val="1"/>
+      <w:numFmt w:val="bullet"/>
+      <w:lvlText w:val=""/>
+      <w:lvlJc w:val="left"/>
+      <w:pPr>
+        <w:tabs>
+          <w:tab w:val="num" w:pos="4320"/>
+        </w:tabs>
+        <w:ind w:left="4320" w:hanging="360"/>
+      </w:pPr>
+      <w:rPr>
+        <w:rFonts w:ascii="Wingdings" w:hAnsi="Wingdings" w:hint="default"/>
+        <w:sz w:val="20"/>
+      </w:rPr>
+    </w:lvl>
+    <w:lvl w:ilvl="6" w:tentative="1">
+      <w:start w:val="1"/>
+      <w:numFmt w:val="bullet"/>
+      <w:lvlText w:val=""/>
+      <w:lvlJc w:val="left"/>
+      <w:pPr>
+        <w:tabs>
+          <w:tab w:val="num" w:pos="5040"/>
+        </w:tabs>
+        <w:ind w:left="5040" w:hanging="360"/>
+      </w:pPr>
+      <w:rPr>
+        <w:rFonts w:ascii="Wingdings" w:hAnsi="Wingdings" w:hint="default"/>
+        <w:sz w:val="20"/>
+      </w:rPr>
+    </w:lvl>
+    <w:lvl w:ilvl="7" w:tentative="1">
+      <w:start w:val="1"/>
+      <w:numFmt w:val="bullet"/>
+      <w:lvlText w:val=""/>
+      <w:lvlJc w:val="left"/>
+      <w:pPr>
+        <w:tabs>
+          <w:tab w:val="num" w:pos="5760"/>
+        </w:tabs>
+        <w:ind w:left="5760" w:hanging="360"/>
+      </w:pPr>
+      <w:rPr>
+        <w:rFonts w:ascii="Wingdings" w:hAnsi="Wingdings" w:hint="default"/>
+        <w:sz w:val="20"/>
+      </w:rPr>
+    </w:lvl>
+    <w:lvl w:ilvl="8" w:tentative="1">
+      <w:start w:val="1"/>
+      <w:numFmt w:val="bullet"/>
+      <w:lvlText w:val=""/>
+      <w:lvlJc w:val="left"/>
+      <w:pPr>
+        <w:tabs>
+          <w:tab w:val="num" w:pos="6480"/>
+        </w:tabs>
+        <w:ind w:left="6480" w:hanging="360"/>
+      </w:pPr>
+      <w:rPr>
+        <w:rFonts w:ascii="Wingdings" w:hAnsi="Wingdings" w:hint="default"/>
+        <w:sz w:val="20"/>
+      </w:rPr>
+    </w:lvl>
+  </w:abstractNum>
+  <w:abstractNum w:abstractNumId="7" w15:restartNumberingAfterBreak="0">
+    <w:nsid w:val="2B4F3A18"/>
+    <w:multiLevelType w:val="multilevel"/>
+    <w:tmpl w:val="BAB41736"/>
+    <w:lvl w:ilvl="0">
+      <w:start w:val="1"/>
+      <w:numFmt w:val="bullet"/>
+      <w:lvlText w:val=""/>
+      <w:lvlJc w:val="left"/>
+      <w:pPr>
+        <w:tabs>
+          <w:tab w:val="num" w:pos="720"/>
+        </w:tabs>
+        <w:ind w:left="720" w:hanging="360"/>
+      </w:pPr>
+      <w:rPr>
+        <w:rFonts w:ascii="Symbol" w:hAnsi="Symbol" w:hint="default"/>
+        <w:sz w:val="20"/>
+      </w:rPr>
+    </w:lvl>
+    <w:lvl w:ilvl="1" w:tentative="1">
+      <w:start w:val="1"/>
+      <w:numFmt w:val="bullet"/>
+      <w:lvlText w:val="o"/>
+      <w:lvlJc w:val="left"/>
+      <w:pPr>
+        <w:tabs>
+          <w:tab w:val="num" w:pos="1440"/>
+        </w:tabs>
+        <w:ind w:left="1440" w:hanging="360"/>
+      </w:pPr>
+      <w:rPr>
+        <w:rFonts w:ascii="Courier New" w:hAnsi="Courier New" w:hint="default"/>
+        <w:sz w:val="20"/>
+      </w:rPr>
+    </w:lvl>
+    <w:lvl w:ilvl="2" w:tentative="1">
+      <w:start w:val="1"/>
+      <w:numFmt w:val="bullet"/>
+      <w:lvlText w:val=""/>
+      <w:lvlJc w:val="left"/>
+      <w:pPr>
+        <w:tabs>
+          <w:tab w:val="num" w:pos="2160"/>
+        </w:tabs>
+        <w:ind w:left="2160" w:hanging="360"/>
+      </w:pPr>
+      <w:rPr>
+        <w:rFonts w:ascii="Wingdings" w:hAnsi="Wingdings" w:hint="default"/>
+        <w:sz w:val="20"/>
+      </w:rPr>
+    </w:lvl>
+    <w:lvl w:ilvl="3" w:tentative="1">
+      <w:start w:val="1"/>
+      <w:numFmt w:val="bullet"/>
+      <w:lvlText w:val=""/>
+      <w:lvlJc w:val="left"/>
+      <w:pPr>
+        <w:tabs>
+          <w:tab w:val="num" w:pos="2880"/>
+        </w:tabs>
+        <w:ind w:left="2880" w:hanging="360"/>
+      </w:pPr>
+      <w:rPr>
+        <w:rFonts w:ascii="Wingdings" w:hAnsi="Wingdings" w:hint="default"/>
+        <w:sz w:val="20"/>
+      </w:rPr>
+    </w:lvl>
+    <w:lvl w:ilvl="4" w:tentative="1">
+      <w:start w:val="1"/>
+      <w:numFmt w:val="bullet"/>
+      <w:lvlText w:val=""/>
+      <w:lvlJc w:val="left"/>
+      <w:pPr>
+        <w:tabs>
+          <w:tab w:val="num" w:pos="3600"/>
+        </w:tabs>
+        <w:ind w:left="3600" w:hanging="360"/>
+      </w:pPr>
+      <w:rPr>
+        <w:rFonts w:ascii="Wingdings" w:hAnsi="Wingdings" w:hint="default"/>
+        <w:sz w:val="20"/>
+      </w:rPr>
+    </w:lvl>
+    <w:lvl w:ilvl="5" w:tentative="1">
+      <w:start w:val="1"/>
+      <w:numFmt w:val="bullet"/>
+      <w:lvlText w:val=""/>
+      <w:lvlJc w:val="left"/>
+      <w:pPr>
+        <w:tabs>
+          <w:tab w:val="num" w:pos="4320"/>
+        </w:tabs>
+        <w:ind w:left="4320" w:hanging="360"/>
+      </w:pPr>
+      <w:rPr>
+        <w:rFonts w:ascii="Wingdings" w:hAnsi="Wingdings" w:hint="default"/>
+        <w:sz w:val="20"/>
+      </w:rPr>
+    </w:lvl>
+    <w:lvl w:ilvl="6" w:tentative="1">
+      <w:start w:val="1"/>
+      <w:numFmt w:val="bullet"/>
+      <w:lvlText w:val=""/>
+      <w:lvlJc w:val="left"/>
+      <w:pPr>
+        <w:tabs>
+          <w:tab w:val="num" w:pos="5040"/>
+        </w:tabs>
+        <w:ind w:left="5040" w:hanging="360"/>
+      </w:pPr>
+      <w:rPr>
+        <w:rFonts w:ascii="Wingdings" w:hAnsi="Wingdings" w:hint="default"/>
+        <w:sz w:val="20"/>
+      </w:rPr>
+    </w:lvl>
+    <w:lvl w:ilvl="7" w:tentative="1">
+      <w:start w:val="1"/>
+      <w:numFmt w:val="bullet"/>
+      <w:lvlText w:val=""/>
+      <w:lvlJc w:val="left"/>
+      <w:pPr>
+        <w:tabs>
+          <w:tab w:val="num" w:pos="5760"/>
+        </w:tabs>
+        <w:ind w:left="5760" w:hanging="360"/>
+      </w:pPr>
+      <w:rPr>
+        <w:rFonts w:ascii="Wingdings" w:hAnsi="Wingdings" w:hint="default"/>
+        <w:sz w:val="20"/>
+      </w:rPr>
+    </w:lvl>
+    <w:lvl w:ilvl="8" w:tentative="1">
+      <w:start w:val="1"/>
+      <w:numFmt w:val="bullet"/>
+      <w:lvlText w:val=""/>
+      <w:lvlJc w:val="left"/>
+      <w:pPr>
+        <w:tabs>
+          <w:tab w:val="num" w:pos="6480"/>
+        </w:tabs>
+        <w:ind w:left="6480" w:hanging="360"/>
+      </w:pPr>
+      <w:rPr>
+        <w:rFonts w:ascii="Wingdings" w:hAnsi="Wingdings" w:hint="default"/>
+        <w:sz w:val="20"/>
+      </w:rPr>
+    </w:lvl>
+  </w:abstractNum>
+  <w:abstractNum w:abstractNumId="8" w15:restartNumberingAfterBreak="0">
+    <w:nsid w:val="2BBB6E3F"/>
+    <w:multiLevelType w:val="multilevel"/>
+    <w:tmpl w:val="4C1C2C94"/>
+    <w:lvl w:ilvl="0">
+      <w:start w:val="1"/>
+      <w:numFmt w:val="bullet"/>
+      <w:lvlText w:val=""/>
+      <w:lvlJc w:val="left"/>
+      <w:pPr>
+        <w:tabs>
+          <w:tab w:val="num" w:pos="720"/>
+        </w:tabs>
+        <w:ind w:left="720" w:hanging="360"/>
+      </w:pPr>
+      <w:rPr>
+        <w:rFonts w:ascii="Symbol" w:hAnsi="Symbol" w:hint="default"/>
+        <w:sz w:val="20"/>
+      </w:rPr>
+    </w:lvl>
+    <w:lvl w:ilvl="1" w:tentative="1">
+      <w:start w:val="1"/>
+      <w:numFmt w:val="bullet"/>
+      <w:lvlText w:val="o"/>
+      <w:lvlJc w:val="left"/>
+      <w:pPr>
+        <w:tabs>
+          <w:tab w:val="num" w:pos="1440"/>
+        </w:tabs>
+        <w:ind w:left="1440" w:hanging="360"/>
+      </w:pPr>
+      <w:rPr>
+        <w:rFonts w:ascii="Courier New" w:hAnsi="Courier New" w:hint="default"/>
+        <w:sz w:val="20"/>
+      </w:rPr>
+    </w:lvl>
+    <w:lvl w:ilvl="2" w:tentative="1">
+      <w:start w:val="1"/>
+      <w:numFmt w:val="bullet"/>
+      <w:lvlText w:val=""/>
+      <w:lvlJc w:val="left"/>
+      <w:pPr>
+        <w:tabs>
+          <w:tab w:val="num" w:pos="2160"/>
+        </w:tabs>
+        <w:ind w:left="2160" w:hanging="360"/>
+      </w:pPr>
+      <w:rPr>
+        <w:rFonts w:ascii="Wingdings" w:hAnsi="Wingdings" w:hint="default"/>
+        <w:sz w:val="20"/>
+      </w:rPr>
+    </w:lvl>
+    <w:lvl w:ilvl="3" w:tentative="1">
+      <w:start w:val="1"/>
+      <w:numFmt w:val="bullet"/>
+      <w:lvlText w:val=""/>
+      <w:lvlJc w:val="left"/>
+      <w:pPr>
+        <w:tabs>
+          <w:tab w:val="num" w:pos="2880"/>
+        </w:tabs>
+        <w:ind w:left="2880" w:hanging="360"/>
+      </w:pPr>
+      <w:rPr>
+        <w:rFonts w:ascii="Wingdings" w:hAnsi="Wingdings" w:hint="default"/>
+        <w:sz w:val="20"/>
+      </w:rPr>
+    </w:lvl>
+    <w:lvl w:ilvl="4" w:tentative="1">
+      <w:start w:val="1"/>
+      <w:numFmt w:val="bullet"/>
+      <w:lvlText w:val=""/>
+      <w:lvlJc w:val="left"/>
+      <w:pPr>
+        <w:tabs>
+          <w:tab w:val="num" w:pos="3600"/>
+        </w:tabs>
+        <w:ind w:left="3600" w:hanging="360"/>
+      </w:pPr>
+      <w:rPr>
+        <w:rFonts w:ascii="Wingdings" w:hAnsi="Wingdings" w:hint="default"/>
+        <w:sz w:val="20"/>
+      </w:rPr>
+    </w:lvl>
+    <w:lvl w:ilvl="5" w:tentative="1">
+      <w:start w:val="1"/>
+      <w:numFmt w:val="bullet"/>
+      <w:lvlText w:val=""/>
+      <w:lvlJc w:val="left"/>
+      <w:pPr>
+        <w:tabs>
+          <w:tab w:val="num" w:pos="4320"/>
+        </w:tabs>
+        <w:ind w:left="4320" w:hanging="360"/>
+      </w:pPr>
+      <w:rPr>
+        <w:rFonts w:ascii="Wingdings" w:hAnsi="Wingdings" w:hint="default"/>
+        <w:sz w:val="20"/>
+      </w:rPr>
+    </w:lvl>
+    <w:lvl w:ilvl="6" w:tentative="1">
+      <w:start w:val="1"/>
+      <w:numFmt w:val="bullet"/>
+      <w:lvlText w:val=""/>
+      <w:lvlJc w:val="left"/>
+      <w:pPr>
+        <w:tabs>
+          <w:tab w:val="num" w:pos="5040"/>
+        </w:tabs>
+        <w:ind w:left="5040" w:hanging="360"/>
+      </w:pPr>
+      <w:rPr>
+        <w:rFonts w:ascii="Wingdings" w:hAnsi="Wingdings" w:hint="default"/>
+        <w:sz w:val="20"/>
+      </w:rPr>
+    </w:lvl>
+    <w:lvl w:ilvl="7" w:tentative="1">
+      <w:start w:val="1"/>
+      <w:numFmt w:val="bullet"/>
+      <w:lvlText w:val=""/>
+      <w:lvlJc w:val="left"/>
+      <w:pPr>
+        <w:tabs>
+          <w:tab w:val="num" w:pos="5760"/>
+        </w:tabs>
+        <w:ind w:left="5760" w:hanging="360"/>
+      </w:pPr>
+      <w:rPr>
+        <w:rFonts w:ascii="Wingdings" w:hAnsi="Wingdings" w:hint="default"/>
+        <w:sz w:val="20"/>
+      </w:rPr>
+    </w:lvl>
+    <w:lvl w:ilvl="8" w:tentative="1">
+      <w:start w:val="1"/>
+      <w:numFmt w:val="bullet"/>
+      <w:lvlText w:val=""/>
+      <w:lvlJc w:val="left"/>
+      <w:pPr>
+        <w:tabs>
+          <w:tab w:val="num" w:pos="6480"/>
+        </w:tabs>
+        <w:ind w:left="6480" w:hanging="360"/>
+      </w:pPr>
+      <w:rPr>
+        <w:rFonts w:ascii="Wingdings" w:hAnsi="Wingdings" w:hint="default"/>
+        <w:sz w:val="20"/>
+      </w:rPr>
+    </w:lvl>
+  </w:abstractNum>
+  <w:abstractNum w:abstractNumId="9" w15:restartNumberingAfterBreak="0">
+    <w:nsid w:val="301E301B"/>
+    <w:multiLevelType w:val="multilevel"/>
+    <w:tmpl w:val="61A460A2"/>
+    <w:lvl w:ilvl="0">
+      <w:start w:val="1"/>
+      <w:numFmt w:val="bullet"/>
+      <w:lvlText w:val=""/>
+      <w:lvlJc w:val="left"/>
+      <w:pPr>
+        <w:tabs>
+          <w:tab w:val="num" w:pos="720"/>
+        </w:tabs>
+        <w:ind w:left="720" w:hanging="360"/>
+      </w:pPr>
+      <w:rPr>
+        <w:rFonts w:ascii="Symbol" w:hAnsi="Symbol" w:hint="default"/>
+        <w:sz w:val="20"/>
+      </w:rPr>
+    </w:lvl>
+    <w:lvl w:ilvl="1" w:tentative="1">
+      <w:start w:val="1"/>
+      <w:numFmt w:val="bullet"/>
+      <w:lvlText w:val="o"/>
+      <w:lvlJc w:val="left"/>
+      <w:pPr>
+        <w:tabs>
+          <w:tab w:val="num" w:pos="1440"/>
+        </w:tabs>
+        <w:ind w:left="1440" w:hanging="360"/>
+      </w:pPr>
+      <w:rPr>
+        <w:rFonts w:ascii="Courier New" w:hAnsi="Courier New" w:hint="default"/>
+        <w:sz w:val="20"/>
+      </w:rPr>
+    </w:lvl>
+    <w:lvl w:ilvl="2" w:tentative="1">
+      <w:start w:val="1"/>
+      <w:numFmt w:val="bullet"/>
+      <w:lvlText w:val=""/>
+      <w:lvlJc w:val="left"/>
+      <w:pPr>
+        <w:tabs>
+          <w:tab w:val="num" w:pos="2160"/>
+        </w:tabs>
+        <w:ind w:left="2160" w:hanging="360"/>
+      </w:pPr>
+      <w:rPr>
+        <w:rFonts w:ascii="Wingdings" w:hAnsi="Wingdings" w:hint="default"/>
+        <w:sz w:val="20"/>
+      </w:rPr>
+    </w:lvl>
+    <w:lvl w:ilvl="3" w:tentative="1">
+      <w:start w:val="1"/>
+      <w:numFmt w:val="bullet"/>
+      <w:lvlText w:val=""/>
+      <w:lvlJc w:val="left"/>
+      <w:pPr>
+        <w:tabs>
+          <w:tab w:val="num" w:pos="2880"/>
+        </w:tabs>
+        <w:ind w:left="2880" w:hanging="360"/>
+      </w:pPr>
+      <w:rPr>
+        <w:rFonts w:ascii="Wingdings" w:hAnsi="Wingdings" w:hint="default"/>
+        <w:sz w:val="20"/>
+      </w:rPr>
+    </w:lvl>
+    <w:lvl w:ilvl="4" w:tentative="1">
+      <w:start w:val="1"/>
+      <w:numFmt w:val="bullet"/>
+      <w:lvlText w:val=""/>
+      <w:lvlJc w:val="left"/>
+      <w:pPr>
+        <w:tabs>
+          <w:tab w:val="num" w:pos="3600"/>
+        </w:tabs>
+        <w:ind w:left="3600" w:hanging="360"/>
+      </w:pPr>
+      <w:rPr>
+        <w:rFonts w:ascii="Wingdings" w:hAnsi="Wingdings" w:hint="default"/>
+        <w:sz w:val="20"/>
+      </w:rPr>
+    </w:lvl>
+    <w:lvl w:ilvl="5" w:tentative="1">
+      <w:start w:val="1"/>
+      <w:numFmt w:val="bullet"/>
+      <w:lvlText w:val=""/>
+      <w:lvlJc w:val="left"/>
+      <w:pPr>
+        <w:tabs>
+          <w:tab w:val="num" w:pos="4320"/>
+        </w:tabs>
+        <w:ind w:left="4320" w:hanging="360"/>
+      </w:pPr>
+      <w:rPr>
+        <w:rFonts w:ascii="Wingdings" w:hAnsi="Wingdings" w:hint="default"/>
+        <w:sz w:val="20"/>
+      </w:rPr>
+    </w:lvl>
+    <w:lvl w:ilvl="6" w:tentative="1">
+      <w:start w:val="1"/>
+      <w:numFmt w:val="bullet"/>
+      <w:lvlText w:val=""/>
+      <w:lvlJc w:val="left"/>
+      <w:pPr>
+        <w:tabs>
+          <w:tab w:val="num" w:pos="5040"/>
+        </w:tabs>
+        <w:ind w:left="5040" w:hanging="360"/>
+      </w:pPr>
+      <w:rPr>
+        <w:rFonts w:ascii="Wingdings" w:hAnsi="Wingdings" w:hint="default"/>
+        <w:sz w:val="20"/>
+      </w:rPr>
+    </w:lvl>
+    <w:lvl w:ilvl="7" w:tentative="1">
+      <w:start w:val="1"/>
+      <w:numFmt w:val="bullet"/>
+      <w:lvlText w:val=""/>
+      <w:lvlJc w:val="left"/>
+      <w:pPr>
+        <w:tabs>
+          <w:tab w:val="num" w:pos="5760"/>
+        </w:tabs>
+        <w:ind w:left="5760" w:hanging="360"/>
+      </w:pPr>
+      <w:rPr>
+        <w:rFonts w:ascii="Wingdings" w:hAnsi="Wingdings" w:hint="default"/>
+        <w:sz w:val="20"/>
+      </w:rPr>
+    </w:lvl>
+    <w:lvl w:ilvl="8" w:tentative="1">
+      <w:start w:val="1"/>
+      <w:numFmt w:val="bullet"/>
+      <w:lvlText w:val=""/>
+      <w:lvlJc w:val="left"/>
+      <w:pPr>
+        <w:tabs>
+          <w:tab w:val="num" w:pos="6480"/>
+        </w:tabs>
+        <w:ind w:left="6480" w:hanging="360"/>
+      </w:pPr>
+      <w:rPr>
+        <w:rFonts w:ascii="Wingdings" w:hAnsi="Wingdings" w:hint="default"/>
+        <w:sz w:val="20"/>
+      </w:rPr>
+    </w:lvl>
+  </w:abstractNum>
+  <w:abstractNum w:abstractNumId="10" w15:restartNumberingAfterBreak="0">
     <w:nsid w:val="35AC48B5"/>
     <w:multiLevelType w:val="multilevel"/>
     <w:tmpl w:val="0A0E22D0"/>
@@ -9355,7 +11100,7 @@
       </w:rPr>
     </w:lvl>
   </w:abstractNum>
-  <w:abstractNum w:abstractNumId="5" w15:restartNumberingAfterBreak="0">
+  <w:abstractNum w:abstractNumId="11" w15:restartNumberingAfterBreak="0">
     <w:nsid w:val="36534A94"/>
     <w:multiLevelType w:val="multilevel"/>
     <w:tmpl w:val="8B641AE0"/>
@@ -9472,7 +11217,7 @@
       </w:pPr>
     </w:lvl>
   </w:abstractNum>
-  <w:abstractNum w:abstractNumId="6" w15:restartNumberingAfterBreak="0">
+  <w:abstractNum w:abstractNumId="12" w15:restartNumberingAfterBreak="0">
     <w:nsid w:val="3A785F71"/>
     <w:multiLevelType w:val="multilevel"/>
     <w:tmpl w:val="96781D68"/>
@@ -9621,7 +11366,7 @@
       </w:rPr>
     </w:lvl>
   </w:abstractNum>
-  <w:abstractNum w:abstractNumId="7" w15:restartNumberingAfterBreak="0">
+  <w:abstractNum w:abstractNumId="13" w15:restartNumberingAfterBreak="0">
     <w:nsid w:val="3D3D1928"/>
     <w:multiLevelType w:val="multilevel"/>
     <w:tmpl w:val="96223E5E"/>
@@ -9770,7 +11515,7 @@
       </w:rPr>
     </w:lvl>
   </w:abstractNum>
-  <w:abstractNum w:abstractNumId="8" w15:restartNumberingAfterBreak="0">
+  <w:abstractNum w:abstractNumId="14" w15:restartNumberingAfterBreak="0">
     <w:nsid w:val="46ED2C2C"/>
     <w:multiLevelType w:val="multilevel"/>
     <w:tmpl w:val="51CC4DF8"/>
@@ -9887,7 +11632,7 @@
       </w:rPr>
     </w:lvl>
   </w:abstractNum>
-  <w:abstractNum w:abstractNumId="9" w15:restartNumberingAfterBreak="0">
+  <w:abstractNum w:abstractNumId="15" w15:restartNumberingAfterBreak="0">
     <w:nsid w:val="53BC1AEB"/>
     <w:multiLevelType w:val="multilevel"/>
     <w:tmpl w:val="91F8824A"/>
@@ -10036,7 +11781,7 @@
       </w:rPr>
     </w:lvl>
   </w:abstractNum>
-  <w:abstractNum w:abstractNumId="10" w15:restartNumberingAfterBreak="0">
+  <w:abstractNum w:abstractNumId="16" w15:restartNumberingAfterBreak="0">
     <w:nsid w:val="57453A3F"/>
     <w:multiLevelType w:val="multilevel"/>
     <w:tmpl w:val="9D3CA648"/>
@@ -10149,7 +11894,7 @@
       </w:pPr>
     </w:lvl>
   </w:abstractNum>
-  <w:abstractNum w:abstractNumId="11" w15:restartNumberingAfterBreak="0">
+  <w:abstractNum w:abstractNumId="17" w15:restartNumberingAfterBreak="0">
     <w:nsid w:val="62DA18FC"/>
     <w:multiLevelType w:val="multilevel"/>
     <w:tmpl w:val="731C825C"/>
@@ -10298,7 +12043,305 @@
       </w:rPr>
     </w:lvl>
   </w:abstractNum>
-  <w:abstractNum w:abstractNumId="12" w15:restartNumberingAfterBreak="0">
+  <w:abstractNum w:abstractNumId="18" w15:restartNumberingAfterBreak="0">
+    <w:nsid w:val="64097C6E"/>
+    <w:multiLevelType w:val="multilevel"/>
+    <w:tmpl w:val="9D707A64"/>
+    <w:lvl w:ilvl="0">
+      <w:start w:val="1"/>
+      <w:numFmt w:val="bullet"/>
+      <w:lvlText w:val=""/>
+      <w:lvlJc w:val="left"/>
+      <w:pPr>
+        <w:tabs>
+          <w:tab w:val="num" w:pos="720"/>
+        </w:tabs>
+        <w:ind w:left="720" w:hanging="360"/>
+      </w:pPr>
+      <w:rPr>
+        <w:rFonts w:ascii="Symbol" w:hAnsi="Symbol" w:hint="default"/>
+        <w:sz w:val="20"/>
+      </w:rPr>
+    </w:lvl>
+    <w:lvl w:ilvl="1" w:tentative="1">
+      <w:start w:val="1"/>
+      <w:numFmt w:val="bullet"/>
+      <w:lvlText w:val="o"/>
+      <w:lvlJc w:val="left"/>
+      <w:pPr>
+        <w:tabs>
+          <w:tab w:val="num" w:pos="1440"/>
+        </w:tabs>
+        <w:ind w:left="1440" w:hanging="360"/>
+      </w:pPr>
+      <w:rPr>
+        <w:rFonts w:ascii="Courier New" w:hAnsi="Courier New" w:hint="default"/>
+        <w:sz w:val="20"/>
+      </w:rPr>
+    </w:lvl>
+    <w:lvl w:ilvl="2" w:tentative="1">
+      <w:start w:val="1"/>
+      <w:numFmt w:val="bullet"/>
+      <w:lvlText w:val=""/>
+      <w:lvlJc w:val="left"/>
+      <w:pPr>
+        <w:tabs>
+          <w:tab w:val="num" w:pos="2160"/>
+        </w:tabs>
+        <w:ind w:left="2160" w:hanging="360"/>
+      </w:pPr>
+      <w:rPr>
+        <w:rFonts w:ascii="Wingdings" w:hAnsi="Wingdings" w:hint="default"/>
+        <w:sz w:val="20"/>
+      </w:rPr>
+    </w:lvl>
+    <w:lvl w:ilvl="3" w:tentative="1">
+      <w:start w:val="1"/>
+      <w:numFmt w:val="bullet"/>
+      <w:lvlText w:val=""/>
+      <w:lvlJc w:val="left"/>
+      <w:pPr>
+        <w:tabs>
+          <w:tab w:val="num" w:pos="2880"/>
+        </w:tabs>
+        <w:ind w:left="2880" w:hanging="360"/>
+      </w:pPr>
+      <w:rPr>
+        <w:rFonts w:ascii="Wingdings" w:hAnsi="Wingdings" w:hint="default"/>
+        <w:sz w:val="20"/>
+      </w:rPr>
+    </w:lvl>
+    <w:lvl w:ilvl="4" w:tentative="1">
+      <w:start w:val="1"/>
+      <w:numFmt w:val="bullet"/>
+      <w:lvlText w:val=""/>
+      <w:lvlJc w:val="left"/>
+      <w:pPr>
+        <w:tabs>
+          <w:tab w:val="num" w:pos="3600"/>
+        </w:tabs>
+        <w:ind w:left="3600" w:hanging="360"/>
+      </w:pPr>
+      <w:rPr>
+        <w:rFonts w:ascii="Wingdings" w:hAnsi="Wingdings" w:hint="default"/>
+        <w:sz w:val="20"/>
+      </w:rPr>
+    </w:lvl>
+    <w:lvl w:ilvl="5" w:tentative="1">
+      <w:start w:val="1"/>
+      <w:numFmt w:val="bullet"/>
+      <w:lvlText w:val=""/>
+      <w:lvlJc w:val="left"/>
+      <w:pPr>
+        <w:tabs>
+          <w:tab w:val="num" w:pos="4320"/>
+        </w:tabs>
+        <w:ind w:left="4320" w:hanging="360"/>
+      </w:pPr>
+      <w:rPr>
+        <w:rFonts w:ascii="Wingdings" w:hAnsi="Wingdings" w:hint="default"/>
+        <w:sz w:val="20"/>
+      </w:rPr>
+    </w:lvl>
+    <w:lvl w:ilvl="6" w:tentative="1">
+      <w:start w:val="1"/>
+      <w:numFmt w:val="bullet"/>
+      <w:lvlText w:val=""/>
+      <w:lvlJc w:val="left"/>
+      <w:pPr>
+        <w:tabs>
+          <w:tab w:val="num" w:pos="5040"/>
+        </w:tabs>
+        <w:ind w:left="5040" w:hanging="360"/>
+      </w:pPr>
+      <w:rPr>
+        <w:rFonts w:ascii="Wingdings" w:hAnsi="Wingdings" w:hint="default"/>
+        <w:sz w:val="20"/>
+      </w:rPr>
+    </w:lvl>
+    <w:lvl w:ilvl="7" w:tentative="1">
+      <w:start w:val="1"/>
+      <w:numFmt w:val="bullet"/>
+      <w:lvlText w:val=""/>
+      <w:lvlJc w:val="left"/>
+      <w:pPr>
+        <w:tabs>
+          <w:tab w:val="num" w:pos="5760"/>
+        </w:tabs>
+        <w:ind w:left="5760" w:hanging="360"/>
+      </w:pPr>
+      <w:rPr>
+        <w:rFonts w:ascii="Wingdings" w:hAnsi="Wingdings" w:hint="default"/>
+        <w:sz w:val="20"/>
+      </w:rPr>
+    </w:lvl>
+    <w:lvl w:ilvl="8" w:tentative="1">
+      <w:start w:val="1"/>
+      <w:numFmt w:val="bullet"/>
+      <w:lvlText w:val=""/>
+      <w:lvlJc w:val="left"/>
+      <w:pPr>
+        <w:tabs>
+          <w:tab w:val="num" w:pos="6480"/>
+        </w:tabs>
+        <w:ind w:left="6480" w:hanging="360"/>
+      </w:pPr>
+      <w:rPr>
+        <w:rFonts w:ascii="Wingdings" w:hAnsi="Wingdings" w:hint="default"/>
+        <w:sz w:val="20"/>
+      </w:rPr>
+    </w:lvl>
+  </w:abstractNum>
+  <w:abstractNum w:abstractNumId="19" w15:restartNumberingAfterBreak="0">
+    <w:nsid w:val="64112A6A"/>
+    <w:multiLevelType w:val="multilevel"/>
+    <w:tmpl w:val="BEB2381A"/>
+    <w:lvl w:ilvl="0">
+      <w:start w:val="1"/>
+      <w:numFmt w:val="bullet"/>
+      <w:lvlText w:val=""/>
+      <w:lvlJc w:val="left"/>
+      <w:pPr>
+        <w:tabs>
+          <w:tab w:val="num" w:pos="720"/>
+        </w:tabs>
+        <w:ind w:left="720" w:hanging="360"/>
+      </w:pPr>
+      <w:rPr>
+        <w:rFonts w:ascii="Symbol" w:hAnsi="Symbol" w:hint="default"/>
+        <w:sz w:val="20"/>
+      </w:rPr>
+    </w:lvl>
+    <w:lvl w:ilvl="1" w:tentative="1">
+      <w:start w:val="1"/>
+      <w:numFmt w:val="bullet"/>
+      <w:lvlText w:val="o"/>
+      <w:lvlJc w:val="left"/>
+      <w:pPr>
+        <w:tabs>
+          <w:tab w:val="num" w:pos="1440"/>
+        </w:tabs>
+        <w:ind w:left="1440" w:hanging="360"/>
+      </w:pPr>
+      <w:rPr>
+        <w:rFonts w:ascii="Courier New" w:hAnsi="Courier New" w:hint="default"/>
+        <w:sz w:val="20"/>
+      </w:rPr>
+    </w:lvl>
+    <w:lvl w:ilvl="2" w:tentative="1">
+      <w:start w:val="1"/>
+      <w:numFmt w:val="bullet"/>
+      <w:lvlText w:val=""/>
+      <w:lvlJc w:val="left"/>
+      <w:pPr>
+        <w:tabs>
+          <w:tab w:val="num" w:pos="2160"/>
+        </w:tabs>
+        <w:ind w:left="2160" w:hanging="360"/>
+      </w:pPr>
+      <w:rPr>
+        <w:rFonts w:ascii="Wingdings" w:hAnsi="Wingdings" w:hint="default"/>
+        <w:sz w:val="20"/>
+      </w:rPr>
+    </w:lvl>
+    <w:lvl w:ilvl="3" w:tentative="1">
+      <w:start w:val="1"/>
+      <w:numFmt w:val="bullet"/>
+      <w:lvlText w:val=""/>
+      <w:lvlJc w:val="left"/>
+      <w:pPr>
+        <w:tabs>
+          <w:tab w:val="num" w:pos="2880"/>
+        </w:tabs>
+        <w:ind w:left="2880" w:hanging="360"/>
+      </w:pPr>
+      <w:rPr>
+        <w:rFonts w:ascii="Wingdings" w:hAnsi="Wingdings" w:hint="default"/>
+        <w:sz w:val="20"/>
+      </w:rPr>
+    </w:lvl>
+    <w:lvl w:ilvl="4" w:tentative="1">
+      <w:start w:val="1"/>
+      <w:numFmt w:val="bullet"/>
+      <w:lvlText w:val=""/>
+      <w:lvlJc w:val="left"/>
+      <w:pPr>
+        <w:tabs>
+          <w:tab w:val="num" w:pos="3600"/>
+        </w:tabs>
+        <w:ind w:left="3600" w:hanging="360"/>
+      </w:pPr>
+      <w:rPr>
+        <w:rFonts w:ascii="Wingdings" w:hAnsi="Wingdings" w:hint="default"/>
+        <w:sz w:val="20"/>
+      </w:rPr>
+    </w:lvl>
+    <w:lvl w:ilvl="5" w:tentative="1">
+      <w:start w:val="1"/>
+      <w:numFmt w:val="bullet"/>
+      <w:lvlText w:val=""/>
+      <w:lvlJc w:val="left"/>
+      <w:pPr>
+        <w:tabs>
+          <w:tab w:val="num" w:pos="4320"/>
+        </w:tabs>
+        <w:ind w:left="4320" w:hanging="360"/>
+      </w:pPr>
+      <w:rPr>
+        <w:rFonts w:ascii="Wingdings" w:hAnsi="Wingdings" w:hint="default"/>
+        <w:sz w:val="20"/>
+      </w:rPr>
+    </w:lvl>
+    <w:lvl w:ilvl="6" w:tentative="1">
+      <w:start w:val="1"/>
+      <w:numFmt w:val="bullet"/>
+      <w:lvlText w:val=""/>
+      <w:lvlJc w:val="left"/>
+      <w:pPr>
+        <w:tabs>
+          <w:tab w:val="num" w:pos="5040"/>
+        </w:tabs>
+        <w:ind w:left="5040" w:hanging="360"/>
+      </w:pPr>
+      <w:rPr>
+        <w:rFonts w:ascii="Wingdings" w:hAnsi="Wingdings" w:hint="default"/>
+        <w:sz w:val="20"/>
+      </w:rPr>
+    </w:lvl>
+    <w:lvl w:ilvl="7" w:tentative="1">
+      <w:start w:val="1"/>
+      <w:numFmt w:val="bullet"/>
+      <w:lvlText w:val=""/>
+      <w:lvlJc w:val="left"/>
+      <w:pPr>
+        <w:tabs>
+          <w:tab w:val="num" w:pos="5760"/>
+        </w:tabs>
+        <w:ind w:left="5760" w:hanging="360"/>
+      </w:pPr>
+      <w:rPr>
+        <w:rFonts w:ascii="Wingdings" w:hAnsi="Wingdings" w:hint="default"/>
+        <w:sz w:val="20"/>
+      </w:rPr>
+    </w:lvl>
+    <w:lvl w:ilvl="8" w:tentative="1">
+      <w:start w:val="1"/>
+      <w:numFmt w:val="bullet"/>
+      <w:lvlText w:val=""/>
+      <w:lvlJc w:val="left"/>
+      <w:pPr>
+        <w:tabs>
+          <w:tab w:val="num" w:pos="6480"/>
+        </w:tabs>
+        <w:ind w:left="6480" w:hanging="360"/>
+      </w:pPr>
+      <w:rPr>
+        <w:rFonts w:ascii="Wingdings" w:hAnsi="Wingdings" w:hint="default"/>
+        <w:sz w:val="20"/>
+      </w:rPr>
+    </w:lvl>
+  </w:abstractNum>
+  <w:abstractNum w:abstractNumId="20" w15:restartNumberingAfterBreak="0">
     <w:nsid w:val="64D16E58"/>
     <w:multiLevelType w:val="multilevel"/>
     <w:tmpl w:val="08948588"/>
@@ -10411,7 +12454,7 @@
       </w:rPr>
     </w:lvl>
   </w:abstractNum>
-  <w:abstractNum w:abstractNumId="13" w15:restartNumberingAfterBreak="0">
+  <w:abstractNum w:abstractNumId="21" w15:restartNumberingAfterBreak="0">
     <w:nsid w:val="68F1353F"/>
     <w:multiLevelType w:val="multilevel"/>
     <w:tmpl w:val="ED602E4C"/>
@@ -10528,7 +12571,156 @@
       </w:pPr>
     </w:lvl>
   </w:abstractNum>
-  <w:abstractNum w:abstractNumId="14" w15:restartNumberingAfterBreak="0">
+  <w:abstractNum w:abstractNumId="22" w15:restartNumberingAfterBreak="0">
+    <w:nsid w:val="709B2F32"/>
+    <w:multiLevelType w:val="multilevel"/>
+    <w:tmpl w:val="AABA1908"/>
+    <w:lvl w:ilvl="0">
+      <w:start w:val="1"/>
+      <w:numFmt w:val="bullet"/>
+      <w:lvlText w:val=""/>
+      <w:lvlJc w:val="left"/>
+      <w:pPr>
+        <w:tabs>
+          <w:tab w:val="num" w:pos="720"/>
+        </w:tabs>
+        <w:ind w:left="720" w:hanging="360"/>
+      </w:pPr>
+      <w:rPr>
+        <w:rFonts w:ascii="Symbol" w:hAnsi="Symbol" w:hint="default"/>
+        <w:sz w:val="20"/>
+      </w:rPr>
+    </w:lvl>
+    <w:lvl w:ilvl="1" w:tentative="1">
+      <w:start w:val="1"/>
+      <w:numFmt w:val="bullet"/>
+      <w:lvlText w:val="o"/>
+      <w:lvlJc w:val="left"/>
+      <w:pPr>
+        <w:tabs>
+          <w:tab w:val="num" w:pos="1440"/>
+        </w:tabs>
+        <w:ind w:left="1440" w:hanging="360"/>
+      </w:pPr>
+      <w:rPr>
+        <w:rFonts w:ascii="Courier New" w:hAnsi="Courier New" w:hint="default"/>
+        <w:sz w:val="20"/>
+      </w:rPr>
+    </w:lvl>
+    <w:lvl w:ilvl="2" w:tentative="1">
+      <w:start w:val="1"/>
+      <w:numFmt w:val="bullet"/>
+      <w:lvlText w:val=""/>
+      <w:lvlJc w:val="left"/>
+      <w:pPr>
+        <w:tabs>
+          <w:tab w:val="num" w:pos="2160"/>
+        </w:tabs>
+        <w:ind w:left="2160" w:hanging="360"/>
+      </w:pPr>
+      <w:rPr>
+        <w:rFonts w:ascii="Wingdings" w:hAnsi="Wingdings" w:hint="default"/>
+        <w:sz w:val="20"/>
+      </w:rPr>
+    </w:lvl>
+    <w:lvl w:ilvl="3" w:tentative="1">
+      <w:start w:val="1"/>
+      <w:numFmt w:val="bullet"/>
+      <w:lvlText w:val=""/>
+      <w:lvlJc w:val="left"/>
+      <w:pPr>
+        <w:tabs>
+          <w:tab w:val="num" w:pos="2880"/>
+        </w:tabs>
+        <w:ind w:left="2880" w:hanging="360"/>
+      </w:pPr>
+      <w:rPr>
+        <w:rFonts w:ascii="Wingdings" w:hAnsi="Wingdings" w:hint="default"/>
+        <w:sz w:val="20"/>
+      </w:rPr>
+    </w:lvl>
+    <w:lvl w:ilvl="4" w:tentative="1">
+      <w:start w:val="1"/>
+      <w:numFmt w:val="bullet"/>
+      <w:lvlText w:val=""/>
+      <w:lvlJc w:val="left"/>
+      <w:pPr>
+        <w:tabs>
+          <w:tab w:val="num" w:pos="3600"/>
+        </w:tabs>
+        <w:ind w:left="3600" w:hanging="360"/>
+      </w:pPr>
+      <w:rPr>
+        <w:rFonts w:ascii="Wingdings" w:hAnsi="Wingdings" w:hint="default"/>
+        <w:sz w:val="20"/>
+      </w:rPr>
+    </w:lvl>
+    <w:lvl w:ilvl="5" w:tentative="1">
+      <w:start w:val="1"/>
+      <w:numFmt w:val="bullet"/>
+      <w:lvlText w:val=""/>
+      <w:lvlJc w:val="left"/>
+      <w:pPr>
+        <w:tabs>
+          <w:tab w:val="num" w:pos="4320"/>
+        </w:tabs>
+        <w:ind w:left="4320" w:hanging="360"/>
+      </w:pPr>
+      <w:rPr>
+        <w:rFonts w:ascii="Wingdings" w:hAnsi="Wingdings" w:hint="default"/>
+        <w:sz w:val="20"/>
+      </w:rPr>
+    </w:lvl>
+    <w:lvl w:ilvl="6" w:tentative="1">
+      <w:start w:val="1"/>
+      <w:numFmt w:val="bullet"/>
+      <w:lvlText w:val=""/>
+      <w:lvlJc w:val="left"/>
+      <w:pPr>
+        <w:tabs>
+          <w:tab w:val="num" w:pos="5040"/>
+        </w:tabs>
+        <w:ind w:left="5040" w:hanging="360"/>
+      </w:pPr>
+      <w:rPr>
+        <w:rFonts w:ascii="Wingdings" w:hAnsi="Wingdings" w:hint="default"/>
+        <w:sz w:val="20"/>
+      </w:rPr>
+    </w:lvl>
+    <w:lvl w:ilvl="7" w:tentative="1">
+      <w:start w:val="1"/>
+      <w:numFmt w:val="bullet"/>
+      <w:lvlText w:val=""/>
+      <w:lvlJc w:val="left"/>
+      <w:pPr>
+        <w:tabs>
+          <w:tab w:val="num" w:pos="5760"/>
+        </w:tabs>
+        <w:ind w:left="5760" w:hanging="360"/>
+      </w:pPr>
+      <w:rPr>
+        <w:rFonts w:ascii="Wingdings" w:hAnsi="Wingdings" w:hint="default"/>
+        <w:sz w:val="20"/>
+      </w:rPr>
+    </w:lvl>
+    <w:lvl w:ilvl="8" w:tentative="1">
+      <w:start w:val="1"/>
+      <w:numFmt w:val="bullet"/>
+      <w:lvlText w:val=""/>
+      <w:lvlJc w:val="left"/>
+      <w:pPr>
+        <w:tabs>
+          <w:tab w:val="num" w:pos="6480"/>
+        </w:tabs>
+        <w:ind w:left="6480" w:hanging="360"/>
+      </w:pPr>
+      <w:rPr>
+        <w:rFonts w:ascii="Wingdings" w:hAnsi="Wingdings" w:hint="default"/>
+        <w:sz w:val="20"/>
+      </w:rPr>
+    </w:lvl>
+  </w:abstractNum>
+  <w:abstractNum w:abstractNumId="23" w15:restartNumberingAfterBreak="0">
     <w:nsid w:val="724C1AC5"/>
     <w:multiLevelType w:val="multilevel"/>
     <w:tmpl w:val="58EA5C76"/>
@@ -10645,7 +12837,7 @@
       </w:pPr>
     </w:lvl>
   </w:abstractNum>
-  <w:abstractNum w:abstractNumId="15" w15:restartNumberingAfterBreak="0">
+  <w:abstractNum w:abstractNumId="24" w15:restartNumberingAfterBreak="0">
     <w:nsid w:val="72964532"/>
     <w:multiLevelType w:val="hybridMultilevel"/>
     <w:tmpl w:val="DB001902"/>
@@ -10758,7 +12950,7 @@
       </w:rPr>
     </w:lvl>
   </w:abstractNum>
-  <w:abstractNum w:abstractNumId="16" w15:restartNumberingAfterBreak="0">
+  <w:abstractNum w:abstractNumId="25" w15:restartNumberingAfterBreak="0">
     <w:nsid w:val="74677269"/>
     <w:multiLevelType w:val="hybridMultilevel"/>
     <w:tmpl w:val="DAB4ED8E"/>
@@ -10871,7 +13063,7 @@
       </w:rPr>
     </w:lvl>
   </w:abstractNum>
-  <w:abstractNum w:abstractNumId="17" w15:restartNumberingAfterBreak="0">
+  <w:abstractNum w:abstractNumId="26" w15:restartNumberingAfterBreak="0">
     <w:nsid w:val="78715285"/>
     <w:multiLevelType w:val="hybridMultilevel"/>
     <w:tmpl w:val="F48E6DC8"/>
@@ -10984,7 +13176,7 @@
       </w:rPr>
     </w:lvl>
   </w:abstractNum>
-  <w:abstractNum w:abstractNumId="18" w15:restartNumberingAfterBreak="0">
+  <w:abstractNum w:abstractNumId="27" w15:restartNumberingAfterBreak="0">
     <w:nsid w:val="78F070EE"/>
     <w:multiLevelType w:val="multilevel"/>
     <w:tmpl w:val="4AF0351C"/>
@@ -11133,7 +13325,7 @@
       </w:rPr>
     </w:lvl>
   </w:abstractNum>
-  <w:abstractNum w:abstractNumId="19" w15:restartNumberingAfterBreak="0">
+  <w:abstractNum w:abstractNumId="28" w15:restartNumberingAfterBreak="0">
     <w:nsid w:val="7AB37EE0"/>
     <w:multiLevelType w:val="hybridMultilevel"/>
     <w:tmpl w:val="3F9A8AB6"/>
@@ -11247,64 +13439,91 @@
     </w:lvl>
   </w:abstractNum>
   <w:num w:numId="1" w16cid:durableId="1038047951">
+    <w:abstractNumId w:val="5"/>
+  </w:num>
+  <w:num w:numId="2" w16cid:durableId="279071625">
+    <w:abstractNumId w:val="14"/>
+  </w:num>
+  <w:num w:numId="3" w16cid:durableId="1174298158">
+    <w:abstractNumId w:val="15"/>
+  </w:num>
+  <w:num w:numId="4" w16cid:durableId="1268276412">
+    <w:abstractNumId w:val="24"/>
+  </w:num>
+  <w:num w:numId="5" w16cid:durableId="361563645">
+    <w:abstractNumId w:val="26"/>
+  </w:num>
+  <w:num w:numId="6" w16cid:durableId="1783576763">
+    <w:abstractNumId w:val="1"/>
+  </w:num>
+  <w:num w:numId="7" w16cid:durableId="1560439791">
+    <w:abstractNumId w:val="25"/>
+  </w:num>
+  <w:num w:numId="8" w16cid:durableId="319235630">
+    <w:abstractNumId w:val="13"/>
+  </w:num>
+  <w:num w:numId="9" w16cid:durableId="1165777862">
+    <w:abstractNumId w:val="17"/>
+  </w:num>
+  <w:num w:numId="10" w16cid:durableId="1560097261">
+    <w:abstractNumId w:val="27"/>
+  </w:num>
+  <w:num w:numId="11" w16cid:durableId="1768576233">
+    <w:abstractNumId w:val="4"/>
+  </w:num>
+  <w:num w:numId="12" w16cid:durableId="1010184192">
+    <w:abstractNumId w:val="12"/>
+  </w:num>
+  <w:num w:numId="13" w16cid:durableId="1318537694">
+    <w:abstractNumId w:val="23"/>
+  </w:num>
+  <w:num w:numId="14" w16cid:durableId="1375420981">
+    <w:abstractNumId w:val="2"/>
+  </w:num>
+  <w:num w:numId="15" w16cid:durableId="911357384">
+    <w:abstractNumId w:val="11"/>
+  </w:num>
+  <w:num w:numId="16" w16cid:durableId="1072965439">
+    <w:abstractNumId w:val="21"/>
+  </w:num>
+  <w:num w:numId="17" w16cid:durableId="1549996638">
+    <w:abstractNumId w:val="16"/>
+  </w:num>
+  <w:num w:numId="18" w16cid:durableId="56710129">
+    <w:abstractNumId w:val="28"/>
+  </w:num>
+  <w:num w:numId="19" w16cid:durableId="414671382">
+    <w:abstractNumId w:val="20"/>
+  </w:num>
+  <w:num w:numId="20" w16cid:durableId="2009557126">
+    <w:abstractNumId w:val="10"/>
+  </w:num>
+  <w:num w:numId="21" w16cid:durableId="932392982">
+    <w:abstractNumId w:val="0"/>
+  </w:num>
+  <w:num w:numId="22" w16cid:durableId="1405689310">
+    <w:abstractNumId w:val="19"/>
+  </w:num>
+  <w:num w:numId="23" w16cid:durableId="744183994">
     <w:abstractNumId w:val="3"/>
   </w:num>
-  <w:num w:numId="2" w16cid:durableId="279071625">
+  <w:num w:numId="24" w16cid:durableId="1101141884">
+    <w:abstractNumId w:val="9"/>
+  </w:num>
+  <w:num w:numId="25" w16cid:durableId="983774704">
     <w:abstractNumId w:val="8"/>
   </w:num>
-  <w:num w:numId="3" w16cid:durableId="1174298158">
-    <w:abstractNumId w:val="9"/>
+  <w:num w:numId="26" w16cid:durableId="1383863387">
+    <w:abstractNumId w:val="22"/>
   </w:num>
-  <w:num w:numId="4" w16cid:durableId="1268276412">
-    <w:abstractNumId w:val="15"/>
-  </w:num>
-  <w:num w:numId="5" w16cid:durableId="361563645">
-    <w:abstractNumId w:val="17"/>
-  </w:num>
-  <w:num w:numId="6" w16cid:durableId="1783576763">
-    <w:abstractNumId w:val="0"/>
-  </w:num>
-  <w:num w:numId="7" w16cid:durableId="1560439791">
-    <w:abstractNumId w:val="16"/>
-  </w:num>
-  <w:num w:numId="8" w16cid:durableId="319235630">
+  <w:num w:numId="27" w16cid:durableId="2043243224">
     <w:abstractNumId w:val="7"/>
   </w:num>
-  <w:num w:numId="9" w16cid:durableId="1165777862">
-    <w:abstractNumId w:val="11"/>
-  </w:num>
-  <w:num w:numId="10" w16cid:durableId="1560097261">
-    <w:abstractNumId w:val="18"/>
-  </w:num>
-  <w:num w:numId="11" w16cid:durableId="1768576233">
-    <w:abstractNumId w:val="2"/>
-  </w:num>
-  <w:num w:numId="12" w16cid:durableId="1010184192">
+  <w:num w:numId="28" w16cid:durableId="2110854777">
     <w:abstractNumId w:val="6"/>
   </w:num>
-  <w:num w:numId="13" w16cid:durableId="1318537694">
-    <w:abstractNumId w:val="14"/>
-  </w:num>
-  <w:num w:numId="14" w16cid:durableId="1375420981">
-    <w:abstractNumId w:val="1"/>
-  </w:num>
-  <w:num w:numId="15" w16cid:durableId="911357384">
-    <w:abstractNumId w:val="5"/>
-  </w:num>
-  <w:num w:numId="16" w16cid:durableId="1072965439">
-    <w:abstractNumId w:val="13"/>
-  </w:num>
-  <w:num w:numId="17" w16cid:durableId="1549996638">
-    <w:abstractNumId w:val="10"/>
-  </w:num>
-  <w:num w:numId="18" w16cid:durableId="56710129">
-    <w:abstractNumId w:val="19"/>
-  </w:num>
-  <w:num w:numId="19" w16cid:durableId="414671382">
-    <w:abstractNumId w:val="12"/>
-  </w:num>
-  <w:num w:numId="20" w16cid:durableId="2009557126">
-    <w:abstractNumId w:val="4"/>
+  <w:num w:numId="29" w16cid:durableId="1512139672">
+    <w:abstractNumId w:val="18"/>
   </w:num>
 </w:numbering>
 </file>
@@ -11709,7 +13928,7 @@
   <w:style w:type="paragraph" w:default="1" w:styleId="Binhthng">
     <w:name w:val="Normal"/>
     <w:qFormat/>
-    <w:rsid w:val="00405694"/>
+    <w:rsid w:val="00C114DB"/>
     <w:pPr>
       <w:spacing w:after="80" w:line="240" w:lineRule="auto"/>
     </w:pPr>
@@ -11920,7 +14139,6 @@
   <w:style w:type="character" w:default="1" w:styleId="Phngmcinhcuaoanvn">
     <w:name w:val="Default Paragraph Font"/>
     <w:uiPriority w:val="1"/>
-    <w:semiHidden/>
     <w:unhideWhenUsed/>
   </w:style>
   <w:style w:type="table" w:default="1" w:styleId="BangThngthng">
